--- a/ТЕХНИЧЕСКОЕ ЗАДАНИЕ ОРГАНИЗАЦИИ РАЗРАБОТКИ САЙТА ПО ОРГАНИЗАЦИИ МЕРОПРИЯТИЙ В РАМКАХ СЕТИ INTERLINK-LABS.docx
+++ b/ТЕХНИЧЕСКОЕ ЗАДАНИЕ ОРГАНИЗАЦИИ РАЗРАБОТКИ САЙТА ПО ОРГАНИЗАЦИИ МЕРОПРИЯТИЙ В РАМКАХ СЕТИ INTERLINK-LABS.docx
@@ -4,17 +4,17 @@
   <w:body>
     <w:p>
       <w:pPr>
-        <w:jc w:val="center"/>
-        <w:rPr>
-          <w:rFonts w:ascii="Times New Roman" w:hAnsi="Times New Roman" w:cs="Times New Roman"/>
-          <w:sz w:val="32"/>
-          <w:szCs w:val="28"/>
-        </w:rPr>
-      </w:pPr>
-      <w:r>
-        <w:rPr>
-          <w:rFonts w:ascii="Times New Roman" w:hAnsi="Times New Roman" w:cs="Times New Roman"/>
-          <w:sz w:val="32"/>
+        <w:jc w:val="both"/>
+        <w:rPr>
+          <w:rFonts w:ascii="Times New Roman" w:hAnsi="Times New Roman" w:cs="Times New Roman"/>
+          <w:sz w:val="28"/>
+          <w:szCs w:val="28"/>
+        </w:rPr>
+      </w:pPr>
+      <w:r>
+        <w:rPr>
+          <w:rFonts w:ascii="Times New Roman" w:hAnsi="Times New Roman" w:cs="Times New Roman"/>
+          <w:sz w:val="28"/>
           <w:szCs w:val="28"/>
         </w:rPr>
         <w:t>ТЕХНИЧЕСКОЕ ЗАДАНИЕ ОРГАНИЗАЦИИ РАЗРАБОТКИ САЙТА ПО ОРГАНИЗАЦИИ МЕРОПРИЯТИЙ В РАМКАХ СЕТИ</w:t>
@@ -22,7 +22,7 @@
       <w:r>
         <w:rPr>
           <w:rFonts w:ascii="Times New Roman" w:hAnsi="Times New Roman" w:cs="Times New Roman"/>
-          <w:sz w:val="32"/>
+          <w:sz w:val="28"/>
           <w:szCs w:val="28"/>
         </w:rPr>
         <w:t xml:space="preserve"> </w:t>
@@ -30,7 +30,7 @@
       <w:r>
         <w:rPr>
           <w:rFonts w:ascii="Times New Roman" w:hAnsi="Times New Roman" w:cs="Times New Roman"/>
-          <w:sz w:val="32"/>
+          <w:sz w:val="28"/>
           <w:szCs w:val="28"/>
           <w:lang w:val="en-US"/>
         </w:rPr>
@@ -39,7 +39,7 @@
       <w:r>
         <w:rPr>
           <w:rFonts w:ascii="Times New Roman" w:hAnsi="Times New Roman" w:cs="Times New Roman"/>
-          <w:sz w:val="32"/>
+          <w:sz w:val="28"/>
           <w:szCs w:val="28"/>
         </w:rPr>
         <w:t>-</w:t>
@@ -47,7 +47,7 @@
       <w:r>
         <w:rPr>
           <w:rFonts w:ascii="Times New Roman" w:hAnsi="Times New Roman" w:cs="Times New Roman"/>
-          <w:sz w:val="32"/>
+          <w:sz w:val="28"/>
           <w:szCs w:val="28"/>
           <w:lang w:val="en-US"/>
         </w:rPr>
@@ -65,7 +65,7 @@
         <w:rPr>
           <w:rFonts w:ascii="Times New Roman" w:hAnsi="Times New Roman" w:cs="Times New Roman"/>
           <w:b/>
-          <w:sz w:val="32"/>
+          <w:sz w:val="28"/>
           <w:szCs w:val="28"/>
         </w:rPr>
       </w:pPr>
@@ -73,7 +73,7 @@
         <w:rPr>
           <w:rFonts w:ascii="Times New Roman" w:hAnsi="Times New Roman" w:cs="Times New Roman"/>
           <w:b/>
-          <w:sz w:val="32"/>
+          <w:sz w:val="28"/>
           <w:szCs w:val="28"/>
         </w:rPr>
         <w:t>Общие сведения:</w:t>
@@ -182,14 +182,7 @@
           <w:sz w:val="28"/>
           <w:szCs w:val="28"/>
         </w:rPr>
-        <w:t xml:space="preserve">, </w:t>
-      </w:r>
-      <w:r>
-        <w:rPr>
-          <w:rFonts w:ascii="Times New Roman" w:hAnsi="Times New Roman" w:cs="Times New Roman"/>
-          <w:sz w:val="28"/>
-        </w:rPr>
-        <w:t>невозможность выполнения работы на дому. Данной решение позволит избавиться от пере-растраты ресурсов, на устаревшие методики.</w:t>
+        <w:t>, невозможность выполнения работы на дому. Данной решение позволит избавиться от пере-растраты ресурсов, на устаревшие методики.</w:t>
       </w:r>
     </w:p>
     <w:p>
@@ -373,6 +366,1168 @@
     </w:p>
     <w:p>
       <w:pPr>
+        <w:jc w:val="both"/>
+        <w:rPr>
+          <w:rFonts w:ascii="Times New Roman" w:hAnsi="Times New Roman" w:cs="Times New Roman"/>
+          <w:b/>
+          <w:sz w:val="28"/>
+          <w:szCs w:val="28"/>
+          <w:lang w:eastAsia="ru-RU"/>
+        </w:rPr>
+      </w:pPr>
+      <w:r>
+        <w:rPr>
+          <w:rFonts w:ascii="Times New Roman" w:hAnsi="Times New Roman" w:cs="Times New Roman"/>
+          <w:b/>
+          <w:sz w:val="28"/>
+          <w:szCs w:val="28"/>
+          <w:lang w:eastAsia="ru-RU"/>
+        </w:rPr>
+        <w:t xml:space="preserve">  Функциональные требования</w:t>
+      </w:r>
+      <w:r>
+        <w:rPr>
+          <w:rFonts w:ascii="Times New Roman" w:hAnsi="Times New Roman" w:cs="Times New Roman"/>
+          <w:b/>
+          <w:sz w:val="28"/>
+          <w:szCs w:val="28"/>
+          <w:lang w:eastAsia="ru-RU"/>
+        </w:rPr>
+        <w:t>:</w:t>
+      </w:r>
+    </w:p>
+    <w:p>
+      <w:pPr>
+        <w:jc w:val="both"/>
+        <w:rPr>
+          <w:rFonts w:ascii="Times New Roman" w:hAnsi="Times New Roman" w:cs="Times New Roman"/>
+          <w:b/>
+          <w:i/>
+          <w:sz w:val="28"/>
+          <w:szCs w:val="28"/>
+          <w:lang w:eastAsia="ru-RU"/>
+        </w:rPr>
+      </w:pPr>
+      <w:r>
+        <w:rPr>
+          <w:rFonts w:ascii="Times New Roman" w:hAnsi="Times New Roman" w:cs="Times New Roman"/>
+          <w:b/>
+          <w:sz w:val="28"/>
+          <w:szCs w:val="28"/>
+          <w:lang w:eastAsia="ru-RU"/>
+        </w:rPr>
+        <w:t xml:space="preserve">      </w:t>
+      </w:r>
+      <w:r>
+        <w:rPr>
+          <w:rFonts w:ascii="Times New Roman" w:hAnsi="Times New Roman" w:cs="Times New Roman"/>
+          <w:i/>
+          <w:sz w:val="28"/>
+          <w:szCs w:val="28"/>
+          <w:lang w:eastAsia="ru-RU"/>
+        </w:rPr>
+        <w:t>1.</w:t>
+      </w:r>
+      <w:r>
+        <w:rPr>
+          <w:rFonts w:ascii="Times New Roman" w:hAnsi="Times New Roman" w:cs="Times New Roman"/>
+          <w:b/>
+          <w:i/>
+          <w:sz w:val="28"/>
+          <w:szCs w:val="28"/>
+          <w:lang w:eastAsia="ru-RU"/>
+        </w:rPr>
+        <w:t xml:space="preserve"> </w:t>
+      </w:r>
+      <w:r>
+        <w:rPr>
+          <w:rFonts w:ascii="Times New Roman" w:hAnsi="Times New Roman" w:cs="Times New Roman"/>
+          <w:i/>
+          <w:sz w:val="28"/>
+          <w:szCs w:val="28"/>
+          <w:lang w:eastAsia="ru-RU"/>
+        </w:rPr>
+        <w:t>Клиент (пользователь сайта):</w:t>
+      </w:r>
+    </w:p>
+    <w:p>
+      <w:pPr>
+        <w:jc w:val="both"/>
+        <w:rPr>
+          <w:rFonts w:ascii="Times New Roman" w:hAnsi="Times New Roman" w:cs="Times New Roman"/>
+          <w:sz w:val="28"/>
+          <w:szCs w:val="28"/>
+          <w:lang w:eastAsia="ru-RU"/>
+        </w:rPr>
+      </w:pPr>
+      <w:r>
+        <w:rPr>
+          <w:rFonts w:ascii="Times New Roman" w:hAnsi="Times New Roman" w:cs="Times New Roman"/>
+          <w:sz w:val="28"/>
+          <w:szCs w:val="28"/>
+          <w:lang w:eastAsia="ru-RU"/>
+        </w:rPr>
+        <w:t xml:space="preserve">1) </w:t>
+      </w:r>
+      <w:r>
+        <w:rPr>
+          <w:rFonts w:ascii="Times New Roman" w:hAnsi="Times New Roman" w:cs="Times New Roman"/>
+          <w:sz w:val="28"/>
+          <w:szCs w:val="28"/>
+          <w:lang w:eastAsia="ru-RU"/>
+        </w:rPr>
+        <w:t>Регистрация</w:t>
+      </w:r>
+      <w:r>
+        <w:rPr>
+          <w:rFonts w:ascii="Times New Roman" w:hAnsi="Times New Roman" w:cs="Times New Roman"/>
+          <w:sz w:val="28"/>
+          <w:szCs w:val="28"/>
+          <w:lang w:eastAsia="ru-RU"/>
+        </w:rPr>
+        <w:t>, авторизация</w:t>
+      </w:r>
+      <w:r>
+        <w:rPr>
+          <w:rFonts w:ascii="Times New Roman" w:hAnsi="Times New Roman" w:cs="Times New Roman"/>
+          <w:sz w:val="28"/>
+          <w:szCs w:val="28"/>
+          <w:lang w:eastAsia="ru-RU"/>
+        </w:rPr>
+        <w:t xml:space="preserve"> и CRUD собственным аккаунтом (ФИО, почта, пароль)</w:t>
+      </w:r>
+    </w:p>
+    <w:p>
+      <w:pPr>
+        <w:jc w:val="both"/>
+        <w:rPr>
+          <w:rFonts w:ascii="Times New Roman" w:hAnsi="Times New Roman" w:cs="Times New Roman"/>
+          <w:sz w:val="28"/>
+          <w:szCs w:val="28"/>
+          <w:lang w:eastAsia="ru-RU"/>
+        </w:rPr>
+      </w:pPr>
+      <w:r>
+        <w:rPr>
+          <w:rFonts w:ascii="Times New Roman" w:hAnsi="Times New Roman" w:cs="Times New Roman"/>
+          <w:sz w:val="28"/>
+          <w:szCs w:val="28"/>
+          <w:lang w:eastAsia="ru-RU"/>
+        </w:rPr>
+        <w:t xml:space="preserve">2) </w:t>
+      </w:r>
+      <w:r>
+        <w:rPr>
+          <w:rFonts w:ascii="Times New Roman" w:hAnsi="Times New Roman" w:cs="Times New Roman"/>
+          <w:sz w:val="28"/>
+          <w:szCs w:val="28"/>
+          <w:lang w:eastAsia="ru-RU"/>
+        </w:rPr>
+        <w:t xml:space="preserve">Выбор вида мероприятия (свадьба, </w:t>
+      </w:r>
+      <w:proofErr w:type="spellStart"/>
+      <w:r>
+        <w:rPr>
+          <w:rFonts w:ascii="Times New Roman" w:hAnsi="Times New Roman" w:cs="Times New Roman"/>
+          <w:sz w:val="28"/>
+          <w:szCs w:val="28"/>
+          <w:lang w:eastAsia="ru-RU"/>
+        </w:rPr>
+        <w:t>корпоратив</w:t>
+      </w:r>
+      <w:proofErr w:type="spellEnd"/>
+      <w:r>
+        <w:rPr>
+          <w:rFonts w:ascii="Times New Roman" w:hAnsi="Times New Roman" w:cs="Times New Roman"/>
+          <w:sz w:val="28"/>
+          <w:szCs w:val="28"/>
+          <w:lang w:eastAsia="ru-RU"/>
+        </w:rPr>
+        <w:t xml:space="preserve"> и т.д.)</w:t>
+      </w:r>
+    </w:p>
+    <w:p>
+      <w:pPr>
+        <w:jc w:val="both"/>
+        <w:rPr>
+          <w:rFonts w:ascii="Times New Roman" w:hAnsi="Times New Roman" w:cs="Times New Roman"/>
+          <w:sz w:val="28"/>
+          <w:szCs w:val="28"/>
+          <w:lang w:eastAsia="ru-RU"/>
+        </w:rPr>
+      </w:pPr>
+      <w:r>
+        <w:rPr>
+          <w:rFonts w:ascii="Times New Roman" w:hAnsi="Times New Roman" w:cs="Times New Roman"/>
+          <w:sz w:val="28"/>
+          <w:szCs w:val="28"/>
+          <w:lang w:eastAsia="ru-RU"/>
+        </w:rPr>
+        <w:t xml:space="preserve">3) </w:t>
+      </w:r>
+      <w:r>
+        <w:rPr>
+          <w:rFonts w:ascii="Times New Roman" w:hAnsi="Times New Roman" w:cs="Times New Roman"/>
+          <w:sz w:val="28"/>
+          <w:szCs w:val="28"/>
+          <w:lang w:eastAsia="ru-RU"/>
+        </w:rPr>
+        <w:t>Просмотр списка свободных локаций под выбранный вид мероприятия</w:t>
+      </w:r>
+    </w:p>
+    <w:p>
+      <w:pPr>
+        <w:jc w:val="both"/>
+        <w:rPr>
+          <w:rFonts w:ascii="Times New Roman" w:hAnsi="Times New Roman" w:cs="Times New Roman"/>
+          <w:sz w:val="28"/>
+          <w:szCs w:val="28"/>
+          <w:lang w:eastAsia="ru-RU"/>
+        </w:rPr>
+      </w:pPr>
+      <w:r>
+        <w:rPr>
+          <w:rFonts w:ascii="Times New Roman" w:hAnsi="Times New Roman" w:cs="Times New Roman"/>
+          <w:sz w:val="28"/>
+          <w:szCs w:val="28"/>
+          <w:lang w:eastAsia="ru-RU"/>
+        </w:rPr>
+        <w:t xml:space="preserve">4) </w:t>
+      </w:r>
+      <w:r>
+        <w:rPr>
+          <w:rFonts w:ascii="Times New Roman" w:hAnsi="Times New Roman" w:cs="Times New Roman"/>
+          <w:sz w:val="28"/>
+          <w:szCs w:val="28"/>
+          <w:lang w:eastAsia="ru-RU"/>
+        </w:rPr>
+        <w:t>Выбор локации из списка</w:t>
+      </w:r>
+    </w:p>
+    <w:p>
+      <w:pPr>
+        <w:jc w:val="both"/>
+        <w:rPr>
+          <w:rFonts w:ascii="Times New Roman" w:hAnsi="Times New Roman" w:cs="Times New Roman"/>
+          <w:sz w:val="28"/>
+          <w:szCs w:val="28"/>
+          <w:lang w:eastAsia="ru-RU"/>
+        </w:rPr>
+      </w:pPr>
+      <w:r>
+        <w:rPr>
+          <w:rFonts w:ascii="Times New Roman" w:hAnsi="Times New Roman" w:cs="Times New Roman"/>
+          <w:sz w:val="28"/>
+          <w:szCs w:val="28"/>
+          <w:lang w:eastAsia="ru-RU"/>
+        </w:rPr>
+        <w:t xml:space="preserve">5) </w:t>
+      </w:r>
+      <w:r>
+        <w:rPr>
+          <w:rFonts w:ascii="Times New Roman" w:hAnsi="Times New Roman" w:cs="Times New Roman"/>
+          <w:sz w:val="28"/>
+          <w:szCs w:val="28"/>
+          <w:lang w:eastAsia="ru-RU"/>
+        </w:rPr>
+        <w:t>Выбор подрядчиков по категориям (декорации, еда, музыка и т.д.)</w:t>
+      </w:r>
+    </w:p>
+    <w:p>
+      <w:pPr>
+        <w:jc w:val="both"/>
+        <w:rPr>
+          <w:rFonts w:ascii="Times New Roman" w:hAnsi="Times New Roman" w:cs="Times New Roman"/>
+          <w:sz w:val="28"/>
+          <w:szCs w:val="28"/>
+          <w:lang w:eastAsia="ru-RU"/>
+        </w:rPr>
+      </w:pPr>
+      <w:r>
+        <w:rPr>
+          <w:rFonts w:ascii="Times New Roman" w:hAnsi="Times New Roman" w:cs="Times New Roman"/>
+          <w:sz w:val="28"/>
+          <w:szCs w:val="28"/>
+          <w:lang w:eastAsia="ru-RU"/>
+        </w:rPr>
+        <w:t xml:space="preserve">6) </w:t>
+      </w:r>
+      <w:r>
+        <w:rPr>
+          <w:rFonts w:ascii="Times New Roman" w:hAnsi="Times New Roman" w:cs="Times New Roman"/>
+          <w:sz w:val="28"/>
+          <w:szCs w:val="28"/>
+          <w:lang w:eastAsia="ru-RU"/>
+        </w:rPr>
+        <w:t>Указание даты, времени и количества участников</w:t>
+      </w:r>
+    </w:p>
+    <w:p>
+      <w:pPr>
+        <w:jc w:val="both"/>
+        <w:rPr>
+          <w:rFonts w:ascii="Times New Roman" w:hAnsi="Times New Roman" w:cs="Times New Roman"/>
+          <w:sz w:val="28"/>
+          <w:szCs w:val="28"/>
+          <w:lang w:eastAsia="ru-RU"/>
+        </w:rPr>
+      </w:pPr>
+      <w:r>
+        <w:rPr>
+          <w:rFonts w:ascii="Times New Roman" w:hAnsi="Times New Roman" w:cs="Times New Roman"/>
+          <w:sz w:val="28"/>
+          <w:szCs w:val="28"/>
+          <w:lang w:eastAsia="ru-RU"/>
+        </w:rPr>
+        <w:t xml:space="preserve">7) </w:t>
+      </w:r>
+      <w:r>
+        <w:rPr>
+          <w:rFonts w:ascii="Times New Roman" w:hAnsi="Times New Roman" w:cs="Times New Roman"/>
+          <w:sz w:val="28"/>
+          <w:szCs w:val="28"/>
+          <w:lang w:eastAsia="ru-RU"/>
+        </w:rPr>
+        <w:t>Подача заявки на мероприятие</w:t>
+      </w:r>
+    </w:p>
+    <w:p>
+      <w:pPr>
+        <w:jc w:val="both"/>
+        <w:rPr>
+          <w:rFonts w:ascii="Times New Roman" w:hAnsi="Times New Roman" w:cs="Times New Roman"/>
+          <w:sz w:val="28"/>
+          <w:szCs w:val="28"/>
+          <w:lang w:eastAsia="ru-RU"/>
+        </w:rPr>
+      </w:pPr>
+      <w:r>
+        <w:rPr>
+          <w:rFonts w:ascii="Times New Roman" w:hAnsi="Times New Roman" w:cs="Times New Roman"/>
+          <w:sz w:val="28"/>
+          <w:szCs w:val="28"/>
+          <w:lang w:eastAsia="ru-RU"/>
+        </w:rPr>
+        <w:t xml:space="preserve">8) </w:t>
+      </w:r>
+      <w:r>
+        <w:rPr>
+          <w:rFonts w:ascii="Times New Roman" w:hAnsi="Times New Roman" w:cs="Times New Roman"/>
+          <w:sz w:val="28"/>
+          <w:szCs w:val="28"/>
+          <w:lang w:eastAsia="ru-RU"/>
+        </w:rPr>
+        <w:t>Просмотр статуса своей заявки</w:t>
+      </w:r>
+    </w:p>
+    <w:p>
+      <w:pPr>
+        <w:jc w:val="both"/>
+        <w:rPr>
+          <w:rFonts w:ascii="Times New Roman" w:hAnsi="Times New Roman" w:cs="Times New Roman"/>
+          <w:i/>
+          <w:sz w:val="28"/>
+          <w:szCs w:val="28"/>
+          <w:lang w:eastAsia="ru-RU"/>
+        </w:rPr>
+      </w:pPr>
+      <w:r>
+        <w:rPr>
+          <w:rFonts w:ascii="Times New Roman" w:hAnsi="Times New Roman" w:cs="Times New Roman"/>
+          <w:sz w:val="28"/>
+          <w:szCs w:val="28"/>
+          <w:lang w:eastAsia="ru-RU"/>
+        </w:rPr>
+        <w:lastRenderedPageBreak/>
+        <w:t xml:space="preserve">  </w:t>
+      </w:r>
+      <w:r>
+        <w:rPr>
+          <w:rFonts w:ascii="Times New Roman" w:hAnsi="Times New Roman" w:cs="Times New Roman"/>
+          <w:i/>
+          <w:sz w:val="28"/>
+          <w:szCs w:val="28"/>
+          <w:lang w:eastAsia="ru-RU"/>
+        </w:rPr>
+        <w:t xml:space="preserve"> </w:t>
+      </w:r>
+      <w:r>
+        <w:rPr>
+          <w:rFonts w:ascii="Times New Roman" w:hAnsi="Times New Roman" w:cs="Times New Roman"/>
+          <w:i/>
+          <w:sz w:val="28"/>
+          <w:szCs w:val="28"/>
+          <w:lang w:eastAsia="ru-RU"/>
+        </w:rPr>
+        <w:t xml:space="preserve"> </w:t>
+      </w:r>
+      <w:r>
+        <w:rPr>
+          <w:rFonts w:ascii="Times New Roman" w:hAnsi="Times New Roman" w:cs="Times New Roman"/>
+          <w:i/>
+          <w:sz w:val="28"/>
+          <w:szCs w:val="28"/>
+          <w:lang w:eastAsia="ru-RU"/>
+        </w:rPr>
+        <w:t>2.  Мероприятия:</w:t>
+      </w:r>
+    </w:p>
+    <w:p>
+      <w:pPr>
+        <w:jc w:val="both"/>
+        <w:rPr>
+          <w:rFonts w:ascii="Times New Roman" w:hAnsi="Times New Roman" w:cs="Times New Roman"/>
+          <w:sz w:val="28"/>
+          <w:szCs w:val="28"/>
+          <w:lang w:eastAsia="ru-RU"/>
+        </w:rPr>
+      </w:pPr>
+      <w:r>
+        <w:rPr>
+          <w:rFonts w:ascii="Times New Roman" w:hAnsi="Times New Roman" w:cs="Times New Roman"/>
+          <w:sz w:val="28"/>
+          <w:szCs w:val="28"/>
+          <w:lang w:eastAsia="ru-RU"/>
+        </w:rPr>
+        <w:t xml:space="preserve">8) </w:t>
+      </w:r>
+      <w:r>
+        <w:rPr>
+          <w:rFonts w:ascii="Times New Roman" w:hAnsi="Times New Roman" w:cs="Times New Roman"/>
+          <w:sz w:val="28"/>
+          <w:szCs w:val="28"/>
+          <w:lang w:eastAsia="ru-RU"/>
+        </w:rPr>
+        <w:t>CRUD мероприятиями</w:t>
+      </w:r>
+    </w:p>
+    <w:p>
+      <w:pPr>
+        <w:jc w:val="both"/>
+        <w:rPr>
+          <w:rFonts w:ascii="Times New Roman" w:hAnsi="Times New Roman" w:cs="Times New Roman"/>
+          <w:sz w:val="28"/>
+          <w:szCs w:val="28"/>
+          <w:lang w:eastAsia="ru-RU"/>
+        </w:rPr>
+      </w:pPr>
+      <w:r>
+        <w:rPr>
+          <w:rFonts w:ascii="Times New Roman" w:hAnsi="Times New Roman" w:cs="Times New Roman"/>
+          <w:sz w:val="28"/>
+          <w:szCs w:val="28"/>
+          <w:lang w:eastAsia="ru-RU"/>
+        </w:rPr>
+        <w:t xml:space="preserve">9) </w:t>
+      </w:r>
+      <w:r>
+        <w:rPr>
+          <w:rFonts w:ascii="Times New Roman" w:hAnsi="Times New Roman" w:cs="Times New Roman"/>
+          <w:sz w:val="28"/>
+          <w:szCs w:val="28"/>
+          <w:lang w:eastAsia="ru-RU"/>
+        </w:rPr>
+        <w:t>Фиксация даты, времени, места и количества участников</w:t>
+      </w:r>
+    </w:p>
+    <w:p>
+      <w:pPr>
+        <w:jc w:val="both"/>
+        <w:rPr>
+          <w:rFonts w:ascii="Times New Roman" w:hAnsi="Times New Roman" w:cs="Times New Roman"/>
+          <w:sz w:val="28"/>
+          <w:szCs w:val="28"/>
+          <w:lang w:eastAsia="ru-RU"/>
+        </w:rPr>
+      </w:pPr>
+      <w:r>
+        <w:rPr>
+          <w:rFonts w:ascii="Times New Roman" w:hAnsi="Times New Roman" w:cs="Times New Roman"/>
+          <w:sz w:val="28"/>
+          <w:szCs w:val="28"/>
+          <w:lang w:eastAsia="ru-RU"/>
+        </w:rPr>
+        <w:t xml:space="preserve">10) </w:t>
+      </w:r>
+      <w:r>
+        <w:rPr>
+          <w:rFonts w:ascii="Times New Roman" w:hAnsi="Times New Roman" w:cs="Times New Roman"/>
+          <w:sz w:val="28"/>
+          <w:szCs w:val="28"/>
+          <w:lang w:eastAsia="ru-RU"/>
+        </w:rPr>
+        <w:t>Подбор площадки с учётом количества участников</w:t>
+      </w:r>
+    </w:p>
+    <w:p>
+      <w:pPr>
+        <w:jc w:val="both"/>
+        <w:rPr>
+          <w:rFonts w:ascii="Times New Roman" w:hAnsi="Times New Roman" w:cs="Times New Roman"/>
+          <w:sz w:val="28"/>
+          <w:szCs w:val="28"/>
+          <w:lang w:eastAsia="ru-RU"/>
+        </w:rPr>
+      </w:pPr>
+      <w:r>
+        <w:rPr>
+          <w:rFonts w:ascii="Times New Roman" w:hAnsi="Times New Roman" w:cs="Times New Roman"/>
+          <w:sz w:val="28"/>
+          <w:szCs w:val="28"/>
+          <w:lang w:eastAsia="ru-RU"/>
+        </w:rPr>
+        <w:t xml:space="preserve">11) </w:t>
+      </w:r>
+      <w:r>
+        <w:rPr>
+          <w:rFonts w:ascii="Times New Roman" w:hAnsi="Times New Roman" w:cs="Times New Roman"/>
+          <w:sz w:val="28"/>
+          <w:szCs w:val="28"/>
+          <w:lang w:eastAsia="ru-RU"/>
+        </w:rPr>
+        <w:t>Автоматическое бронирование площадки на дату мероприятия</w:t>
+      </w:r>
+    </w:p>
+    <w:p>
+      <w:pPr>
+        <w:jc w:val="both"/>
+        <w:rPr>
+          <w:rFonts w:ascii="Times New Roman" w:hAnsi="Times New Roman" w:cs="Times New Roman"/>
+          <w:i/>
+          <w:sz w:val="28"/>
+          <w:szCs w:val="28"/>
+          <w:lang w:eastAsia="ru-RU"/>
+        </w:rPr>
+      </w:pPr>
+      <w:r>
+        <w:rPr>
+          <w:rFonts w:ascii="Times New Roman" w:hAnsi="Times New Roman" w:cs="Times New Roman"/>
+          <w:sz w:val="28"/>
+          <w:szCs w:val="28"/>
+          <w:lang w:eastAsia="ru-RU"/>
+        </w:rPr>
+        <w:t xml:space="preserve">  </w:t>
+      </w:r>
+      <w:r>
+        <w:rPr>
+          <w:rFonts w:ascii="Times New Roman" w:hAnsi="Times New Roman" w:cs="Times New Roman"/>
+          <w:i/>
+          <w:sz w:val="28"/>
+          <w:szCs w:val="28"/>
+          <w:lang w:eastAsia="ru-RU"/>
+        </w:rPr>
+        <w:t>3. Услуги и подрядчики:</w:t>
+      </w:r>
+    </w:p>
+    <w:p>
+      <w:pPr>
+        <w:jc w:val="both"/>
+        <w:rPr>
+          <w:rFonts w:ascii="Times New Roman" w:hAnsi="Times New Roman" w:cs="Times New Roman"/>
+          <w:sz w:val="28"/>
+          <w:szCs w:val="28"/>
+          <w:lang w:eastAsia="ru-RU"/>
+        </w:rPr>
+      </w:pPr>
+      <w:r>
+        <w:rPr>
+          <w:rFonts w:ascii="Times New Roman" w:hAnsi="Times New Roman" w:cs="Times New Roman"/>
+          <w:sz w:val="28"/>
+          <w:szCs w:val="28"/>
+          <w:lang w:eastAsia="ru-RU"/>
+        </w:rPr>
+        <w:t xml:space="preserve">12) </w:t>
+      </w:r>
+      <w:r>
+        <w:rPr>
+          <w:rFonts w:ascii="Times New Roman" w:hAnsi="Times New Roman" w:cs="Times New Roman"/>
+          <w:sz w:val="28"/>
+          <w:szCs w:val="28"/>
+          <w:lang w:eastAsia="ru-RU"/>
+        </w:rPr>
+        <w:t>CRUD услугами</w:t>
+      </w:r>
+    </w:p>
+    <w:p>
+      <w:pPr>
+        <w:jc w:val="both"/>
+        <w:rPr>
+          <w:rFonts w:ascii="Times New Roman" w:hAnsi="Times New Roman" w:cs="Times New Roman"/>
+          <w:sz w:val="28"/>
+          <w:szCs w:val="28"/>
+          <w:lang w:eastAsia="ru-RU"/>
+        </w:rPr>
+      </w:pPr>
+      <w:r>
+        <w:rPr>
+          <w:rFonts w:ascii="Times New Roman" w:hAnsi="Times New Roman" w:cs="Times New Roman"/>
+          <w:sz w:val="28"/>
+          <w:szCs w:val="28"/>
+          <w:lang w:eastAsia="ru-RU"/>
+        </w:rPr>
+        <w:t>13)</w:t>
+      </w:r>
+      <w:r>
+        <w:rPr>
+          <w:rFonts w:ascii="Times New Roman" w:hAnsi="Times New Roman" w:cs="Times New Roman"/>
+          <w:sz w:val="28"/>
+          <w:szCs w:val="28"/>
+          <w:lang w:eastAsia="ru-RU"/>
+        </w:rPr>
+        <w:t>Автоматическое добавление базовых услуг</w:t>
+      </w:r>
+    </w:p>
+    <w:p>
+      <w:pPr>
+        <w:jc w:val="both"/>
+        <w:rPr>
+          <w:rFonts w:ascii="Times New Roman" w:hAnsi="Times New Roman" w:cs="Times New Roman"/>
+          <w:sz w:val="28"/>
+          <w:szCs w:val="28"/>
+          <w:lang w:eastAsia="ru-RU"/>
+        </w:rPr>
+      </w:pPr>
+      <w:r>
+        <w:rPr>
+          <w:rFonts w:ascii="Times New Roman" w:hAnsi="Times New Roman" w:cs="Times New Roman"/>
+          <w:sz w:val="28"/>
+          <w:szCs w:val="28"/>
+          <w:lang w:eastAsia="ru-RU"/>
+        </w:rPr>
+        <w:t xml:space="preserve">14) </w:t>
+      </w:r>
+      <w:r>
+        <w:rPr>
+          <w:rFonts w:ascii="Times New Roman" w:hAnsi="Times New Roman" w:cs="Times New Roman"/>
+          <w:sz w:val="28"/>
+          <w:szCs w:val="28"/>
+          <w:lang w:eastAsia="ru-RU"/>
+        </w:rPr>
+        <w:t>Выбор подрядчиков для оказываемых услуг</w:t>
+      </w:r>
+    </w:p>
+    <w:p>
+      <w:pPr>
+        <w:jc w:val="both"/>
+        <w:rPr>
+          <w:rFonts w:ascii="Times New Roman" w:hAnsi="Times New Roman" w:cs="Times New Roman"/>
+          <w:sz w:val="28"/>
+          <w:szCs w:val="28"/>
+          <w:lang w:eastAsia="ru-RU"/>
+        </w:rPr>
+      </w:pPr>
+      <w:r>
+        <w:rPr>
+          <w:rFonts w:ascii="Times New Roman" w:hAnsi="Times New Roman" w:cs="Times New Roman"/>
+          <w:sz w:val="28"/>
+          <w:szCs w:val="28"/>
+          <w:lang w:eastAsia="ru-RU"/>
+        </w:rPr>
+        <w:t xml:space="preserve">15) </w:t>
+      </w:r>
+      <w:proofErr w:type="spellStart"/>
+      <w:r>
+        <w:rPr>
+          <w:rFonts w:ascii="Times New Roman" w:hAnsi="Times New Roman" w:cs="Times New Roman"/>
+          <w:sz w:val="28"/>
+          <w:szCs w:val="28"/>
+          <w:lang w:eastAsia="ru-RU"/>
+        </w:rPr>
+        <w:t>Автоназначение</w:t>
+      </w:r>
+      <w:proofErr w:type="spellEnd"/>
+      <w:r>
+        <w:rPr>
+          <w:rFonts w:ascii="Times New Roman" w:hAnsi="Times New Roman" w:cs="Times New Roman"/>
+          <w:sz w:val="28"/>
+          <w:szCs w:val="28"/>
+          <w:lang w:eastAsia="ru-RU"/>
+        </w:rPr>
+        <w:t xml:space="preserve"> ответственного сотрудника, если услугу оказывает сама компания</w:t>
+      </w:r>
+    </w:p>
+    <w:p>
+      <w:pPr>
+        <w:jc w:val="both"/>
+        <w:rPr>
+          <w:rFonts w:ascii="Times New Roman" w:hAnsi="Times New Roman" w:cs="Times New Roman"/>
+          <w:sz w:val="28"/>
+          <w:szCs w:val="28"/>
+          <w:lang w:eastAsia="ru-RU"/>
+        </w:rPr>
+      </w:pPr>
+      <w:r>
+        <w:rPr>
+          <w:rFonts w:ascii="Times New Roman" w:hAnsi="Times New Roman" w:cs="Times New Roman"/>
+          <w:sz w:val="28"/>
+          <w:szCs w:val="28"/>
+          <w:lang w:eastAsia="ru-RU"/>
+        </w:rPr>
+        <w:t xml:space="preserve">16) </w:t>
+      </w:r>
+      <w:r>
+        <w:rPr>
+          <w:rFonts w:ascii="Times New Roman" w:hAnsi="Times New Roman" w:cs="Times New Roman"/>
+          <w:sz w:val="28"/>
+          <w:szCs w:val="28"/>
+          <w:lang w:eastAsia="ru-RU"/>
+        </w:rPr>
+        <w:t>Привязка к локации контактного номера телефона ответственного лица</w:t>
+      </w:r>
+    </w:p>
+    <w:p>
+      <w:pPr>
+        <w:jc w:val="both"/>
+        <w:rPr>
+          <w:rFonts w:ascii="Times New Roman" w:hAnsi="Times New Roman" w:cs="Times New Roman"/>
+          <w:i/>
+          <w:sz w:val="28"/>
+          <w:szCs w:val="28"/>
+          <w:lang w:eastAsia="ru-RU"/>
+        </w:rPr>
+      </w:pPr>
+      <w:r>
+        <w:rPr>
+          <w:rFonts w:ascii="Times New Roman" w:hAnsi="Times New Roman" w:cs="Times New Roman"/>
+          <w:sz w:val="28"/>
+          <w:szCs w:val="28"/>
+          <w:lang w:eastAsia="ru-RU"/>
+        </w:rPr>
+        <w:t xml:space="preserve">   </w:t>
+      </w:r>
+      <w:r>
+        <w:rPr>
+          <w:rFonts w:ascii="Times New Roman" w:hAnsi="Times New Roman" w:cs="Times New Roman"/>
+          <w:i/>
+          <w:sz w:val="28"/>
+          <w:szCs w:val="28"/>
+          <w:lang w:eastAsia="ru-RU"/>
+        </w:rPr>
+        <w:t>4. Смета и оплата:</w:t>
+      </w:r>
+    </w:p>
+    <w:p>
+      <w:pPr>
+        <w:jc w:val="both"/>
+        <w:rPr>
+          <w:rFonts w:ascii="Times New Roman" w:hAnsi="Times New Roman" w:cs="Times New Roman"/>
+          <w:sz w:val="28"/>
+          <w:szCs w:val="28"/>
+          <w:lang w:eastAsia="ru-RU"/>
+        </w:rPr>
+      </w:pPr>
+      <w:r>
+        <w:rPr>
+          <w:rFonts w:ascii="Times New Roman" w:hAnsi="Times New Roman" w:cs="Times New Roman"/>
+          <w:sz w:val="28"/>
+          <w:szCs w:val="28"/>
+          <w:lang w:eastAsia="ru-RU"/>
+        </w:rPr>
+        <w:t xml:space="preserve">17) </w:t>
+      </w:r>
+      <w:r>
+        <w:rPr>
+          <w:rFonts w:ascii="Times New Roman" w:hAnsi="Times New Roman" w:cs="Times New Roman"/>
+          <w:sz w:val="28"/>
+          <w:szCs w:val="28"/>
+          <w:lang w:eastAsia="ru-RU"/>
+        </w:rPr>
+        <w:t>Формирование сметы на основе выбранных услуг</w:t>
+      </w:r>
+    </w:p>
+    <w:p>
+      <w:pPr>
+        <w:jc w:val="both"/>
+        <w:rPr>
+          <w:rFonts w:ascii="Times New Roman" w:hAnsi="Times New Roman" w:cs="Times New Roman"/>
+          <w:sz w:val="28"/>
+          <w:szCs w:val="28"/>
+          <w:lang w:eastAsia="ru-RU"/>
+        </w:rPr>
+      </w:pPr>
+      <w:r>
+        <w:rPr>
+          <w:rFonts w:ascii="Times New Roman" w:hAnsi="Times New Roman" w:cs="Times New Roman"/>
+          <w:sz w:val="28"/>
+          <w:szCs w:val="28"/>
+          <w:lang w:eastAsia="ru-RU"/>
+        </w:rPr>
+        <w:t xml:space="preserve">18) </w:t>
+      </w:r>
+      <w:r>
+        <w:rPr>
+          <w:rFonts w:ascii="Times New Roman" w:hAnsi="Times New Roman" w:cs="Times New Roman"/>
+          <w:sz w:val="28"/>
+          <w:szCs w:val="28"/>
+          <w:lang w:eastAsia="ru-RU"/>
+        </w:rPr>
+        <w:t>Расчет стоимости: автоматический подсчет суммы сметы</w:t>
+      </w:r>
+    </w:p>
+    <w:p>
+      <w:pPr>
+        <w:jc w:val="both"/>
+        <w:rPr>
+          <w:rFonts w:ascii="Times New Roman" w:hAnsi="Times New Roman" w:cs="Times New Roman"/>
+          <w:sz w:val="28"/>
+          <w:szCs w:val="28"/>
+          <w:lang w:eastAsia="ru-RU"/>
+        </w:rPr>
+      </w:pPr>
+      <w:r>
+        <w:rPr>
+          <w:rFonts w:ascii="Times New Roman" w:hAnsi="Times New Roman" w:cs="Times New Roman"/>
+          <w:sz w:val="28"/>
+          <w:szCs w:val="28"/>
+          <w:lang w:eastAsia="ru-RU"/>
+        </w:rPr>
+        <w:t xml:space="preserve">19) </w:t>
+      </w:r>
+      <w:r>
+        <w:rPr>
+          <w:rFonts w:ascii="Times New Roman" w:hAnsi="Times New Roman" w:cs="Times New Roman"/>
+          <w:sz w:val="28"/>
+          <w:szCs w:val="28"/>
+          <w:lang w:eastAsia="ru-RU"/>
+        </w:rPr>
+        <w:t>Изменение состава услуг и дополнительных расходов</w:t>
+      </w:r>
+    </w:p>
+    <w:p>
+      <w:pPr>
+        <w:jc w:val="both"/>
+        <w:rPr>
+          <w:rFonts w:ascii="Times New Roman" w:hAnsi="Times New Roman" w:cs="Times New Roman"/>
+          <w:sz w:val="28"/>
+          <w:szCs w:val="28"/>
+          <w:lang w:eastAsia="ru-RU"/>
+        </w:rPr>
+      </w:pPr>
+      <w:r>
+        <w:rPr>
+          <w:rFonts w:ascii="Times New Roman" w:hAnsi="Times New Roman" w:cs="Times New Roman"/>
+          <w:sz w:val="28"/>
+          <w:szCs w:val="28"/>
+          <w:lang w:eastAsia="ru-RU"/>
+        </w:rPr>
+        <w:t xml:space="preserve">20) </w:t>
+      </w:r>
+      <w:r>
+        <w:rPr>
+          <w:rFonts w:ascii="Times New Roman" w:hAnsi="Times New Roman" w:cs="Times New Roman"/>
+          <w:sz w:val="28"/>
+          <w:szCs w:val="28"/>
+          <w:lang w:eastAsia="ru-RU"/>
+        </w:rPr>
+        <w:t>Учёт задолженности по мероприятию</w:t>
+      </w:r>
+    </w:p>
+    <w:p>
+      <w:pPr>
+        <w:jc w:val="both"/>
+        <w:rPr>
+          <w:rFonts w:ascii="Times New Roman" w:hAnsi="Times New Roman" w:cs="Times New Roman"/>
+          <w:sz w:val="28"/>
+          <w:szCs w:val="28"/>
+          <w:lang w:eastAsia="ru-RU"/>
+        </w:rPr>
+      </w:pPr>
+      <w:r>
+        <w:rPr>
+          <w:rFonts w:ascii="Times New Roman" w:hAnsi="Times New Roman" w:cs="Times New Roman"/>
+          <w:sz w:val="28"/>
+          <w:szCs w:val="28"/>
+          <w:lang w:eastAsia="ru-RU"/>
+        </w:rPr>
+        <w:t xml:space="preserve">21) </w:t>
+      </w:r>
+      <w:r>
+        <w:rPr>
+          <w:rFonts w:ascii="Times New Roman" w:hAnsi="Times New Roman" w:cs="Times New Roman"/>
+          <w:sz w:val="28"/>
+          <w:szCs w:val="28"/>
+          <w:lang w:eastAsia="ru-RU"/>
+        </w:rPr>
+        <w:t>Ведение истории платежей</w:t>
+      </w:r>
+    </w:p>
+    <w:p>
+      <w:pPr>
+        <w:jc w:val="both"/>
+        <w:rPr>
+          <w:rFonts w:ascii="Times New Roman" w:hAnsi="Times New Roman" w:cs="Times New Roman"/>
+          <w:i/>
+          <w:sz w:val="28"/>
+          <w:szCs w:val="28"/>
+          <w:lang w:eastAsia="ru-RU"/>
+        </w:rPr>
+      </w:pPr>
+      <w:r>
+        <w:rPr>
+          <w:rFonts w:ascii="Times New Roman" w:hAnsi="Times New Roman" w:cs="Times New Roman"/>
+          <w:sz w:val="28"/>
+          <w:szCs w:val="28"/>
+          <w:lang w:eastAsia="ru-RU"/>
+        </w:rPr>
+        <w:t xml:space="preserve">   </w:t>
+      </w:r>
+      <w:r>
+        <w:rPr>
+          <w:rFonts w:ascii="Times New Roman" w:hAnsi="Times New Roman" w:cs="Times New Roman"/>
+          <w:i/>
+          <w:sz w:val="28"/>
+          <w:szCs w:val="28"/>
+          <w:lang w:eastAsia="ru-RU"/>
+        </w:rPr>
+        <w:t>5. Админ / менеджер:</w:t>
+      </w:r>
+    </w:p>
+    <w:p>
+      <w:pPr>
+        <w:jc w:val="both"/>
+        <w:rPr>
+          <w:rFonts w:ascii="Times New Roman" w:hAnsi="Times New Roman" w:cs="Times New Roman"/>
+          <w:sz w:val="28"/>
+          <w:szCs w:val="28"/>
+          <w:lang w:eastAsia="ru-RU"/>
+        </w:rPr>
+      </w:pPr>
+      <w:r>
+        <w:rPr>
+          <w:rFonts w:ascii="Times New Roman" w:hAnsi="Times New Roman" w:cs="Times New Roman"/>
+          <w:sz w:val="28"/>
+          <w:szCs w:val="28"/>
+          <w:lang w:eastAsia="ru-RU"/>
+        </w:rPr>
+        <w:t xml:space="preserve">22) </w:t>
+      </w:r>
+      <w:r>
+        <w:rPr>
+          <w:rFonts w:ascii="Times New Roman" w:hAnsi="Times New Roman" w:cs="Times New Roman"/>
+          <w:sz w:val="28"/>
+          <w:szCs w:val="28"/>
+          <w:lang w:eastAsia="ru-RU"/>
+        </w:rPr>
+        <w:t>Просмотр поступивших заявок</w:t>
+      </w:r>
+    </w:p>
+    <w:p>
+      <w:pPr>
+        <w:jc w:val="both"/>
+        <w:rPr>
+          <w:rFonts w:ascii="Times New Roman" w:hAnsi="Times New Roman" w:cs="Times New Roman"/>
+          <w:sz w:val="28"/>
+          <w:szCs w:val="28"/>
+          <w:lang w:eastAsia="ru-RU"/>
+        </w:rPr>
+      </w:pPr>
+      <w:r>
+        <w:rPr>
+          <w:rFonts w:ascii="Times New Roman" w:hAnsi="Times New Roman" w:cs="Times New Roman"/>
+          <w:sz w:val="28"/>
+          <w:szCs w:val="28"/>
+          <w:lang w:eastAsia="ru-RU"/>
+        </w:rPr>
+        <w:t xml:space="preserve">23) </w:t>
+      </w:r>
+      <w:r>
+        <w:rPr>
+          <w:rFonts w:ascii="Times New Roman" w:hAnsi="Times New Roman" w:cs="Times New Roman"/>
+          <w:sz w:val="28"/>
+          <w:szCs w:val="28"/>
+          <w:lang w:eastAsia="ru-RU"/>
+        </w:rPr>
+        <w:t>Принятие или отклонение заявки</w:t>
+      </w:r>
+    </w:p>
+    <w:p>
+      <w:pPr>
+        <w:jc w:val="both"/>
+        <w:rPr>
+          <w:rFonts w:ascii="Times New Roman" w:hAnsi="Times New Roman" w:cs="Times New Roman"/>
+          <w:sz w:val="28"/>
+          <w:szCs w:val="28"/>
+          <w:lang w:eastAsia="ru-RU"/>
+        </w:rPr>
+      </w:pPr>
+      <w:r>
+        <w:rPr>
+          <w:rFonts w:ascii="Times New Roman" w:hAnsi="Times New Roman" w:cs="Times New Roman"/>
+          <w:sz w:val="28"/>
+          <w:szCs w:val="28"/>
+          <w:lang w:eastAsia="ru-RU"/>
+        </w:rPr>
+        <w:t xml:space="preserve">24) </w:t>
+      </w:r>
+      <w:r>
+        <w:rPr>
+          <w:rFonts w:ascii="Times New Roman" w:hAnsi="Times New Roman" w:cs="Times New Roman"/>
+          <w:sz w:val="28"/>
+          <w:szCs w:val="28"/>
+          <w:lang w:eastAsia="ru-RU"/>
+        </w:rPr>
+        <w:t>CRUD локациями (добавление, редактирование, удаление)</w:t>
+      </w:r>
+    </w:p>
+    <w:p>
+      <w:pPr>
+        <w:jc w:val="both"/>
+        <w:rPr>
+          <w:rFonts w:ascii="Times New Roman" w:hAnsi="Times New Roman" w:cs="Times New Roman"/>
+          <w:sz w:val="28"/>
+          <w:szCs w:val="28"/>
+          <w:lang w:eastAsia="ru-RU"/>
+        </w:rPr>
+      </w:pPr>
+      <w:r>
+        <w:rPr>
+          <w:rFonts w:ascii="Times New Roman" w:hAnsi="Times New Roman" w:cs="Times New Roman"/>
+          <w:sz w:val="28"/>
+          <w:szCs w:val="28"/>
+          <w:lang w:eastAsia="ru-RU"/>
+        </w:rPr>
+        <w:t xml:space="preserve">25) </w:t>
+      </w:r>
+      <w:r>
+        <w:rPr>
+          <w:rFonts w:ascii="Times New Roman" w:hAnsi="Times New Roman" w:cs="Times New Roman"/>
+          <w:sz w:val="28"/>
+          <w:szCs w:val="28"/>
+          <w:lang w:eastAsia="ru-RU"/>
+        </w:rPr>
+        <w:t>CRUD подрядчиками (добавление, редактирование, удаление)</w:t>
+      </w:r>
+    </w:p>
+    <w:p>
+      <w:pPr>
+        <w:jc w:val="both"/>
+        <w:rPr>
+          <w:rFonts w:ascii="Times New Roman" w:hAnsi="Times New Roman" w:cs="Times New Roman"/>
+          <w:sz w:val="28"/>
+          <w:szCs w:val="28"/>
+          <w:lang w:eastAsia="ru-RU"/>
+        </w:rPr>
+      </w:pPr>
+      <w:r>
+        <w:rPr>
+          <w:rFonts w:ascii="Times New Roman" w:hAnsi="Times New Roman" w:cs="Times New Roman"/>
+          <w:sz w:val="28"/>
+          <w:szCs w:val="28"/>
+          <w:lang w:eastAsia="ru-RU"/>
+        </w:rPr>
+        <w:t xml:space="preserve">26) </w:t>
+      </w:r>
+      <w:r>
+        <w:rPr>
+          <w:rFonts w:ascii="Times New Roman" w:hAnsi="Times New Roman" w:cs="Times New Roman"/>
+          <w:sz w:val="28"/>
+          <w:szCs w:val="28"/>
+          <w:lang w:eastAsia="ru-RU"/>
+        </w:rPr>
+        <w:t>Привязка подрядчиков к локациям на выбор</w:t>
+      </w:r>
+    </w:p>
+    <w:p>
+      <w:pPr>
+        <w:jc w:val="both"/>
+        <w:rPr>
+          <w:rFonts w:ascii="Times New Roman" w:hAnsi="Times New Roman" w:cs="Times New Roman"/>
+          <w:sz w:val="28"/>
+          <w:szCs w:val="28"/>
+          <w:lang w:eastAsia="ru-RU"/>
+        </w:rPr>
+      </w:pPr>
+      <w:r>
+        <w:rPr>
+          <w:rFonts w:ascii="Times New Roman" w:hAnsi="Times New Roman" w:cs="Times New Roman"/>
+          <w:sz w:val="28"/>
+          <w:szCs w:val="28"/>
+          <w:lang w:eastAsia="ru-RU"/>
+        </w:rPr>
+        <w:t xml:space="preserve">27) </w:t>
+      </w:r>
+      <w:r>
+        <w:rPr>
+          <w:rFonts w:ascii="Times New Roman" w:hAnsi="Times New Roman" w:cs="Times New Roman"/>
+          <w:sz w:val="28"/>
+          <w:szCs w:val="28"/>
+          <w:lang w:eastAsia="ru-RU"/>
+        </w:rPr>
+        <w:t>CRUD пользователями</w:t>
+      </w:r>
+    </w:p>
+    <w:p>
+      <w:pPr>
+        <w:jc w:val="both"/>
+        <w:rPr>
+          <w:rFonts w:ascii="Times New Roman" w:hAnsi="Times New Roman" w:cs="Times New Roman"/>
+          <w:sz w:val="28"/>
+          <w:szCs w:val="28"/>
+          <w:lang w:eastAsia="ru-RU"/>
+        </w:rPr>
+      </w:pPr>
+      <w:r>
+        <w:rPr>
+          <w:rFonts w:ascii="Times New Roman" w:hAnsi="Times New Roman" w:cs="Times New Roman"/>
+          <w:sz w:val="28"/>
+          <w:szCs w:val="28"/>
+          <w:lang w:eastAsia="ru-RU"/>
+        </w:rPr>
+        <w:t xml:space="preserve">28) </w:t>
+      </w:r>
+      <w:r>
+        <w:rPr>
+          <w:rFonts w:ascii="Times New Roman" w:hAnsi="Times New Roman" w:cs="Times New Roman"/>
+          <w:sz w:val="28"/>
+          <w:szCs w:val="28"/>
+          <w:lang w:eastAsia="ru-RU"/>
+        </w:rPr>
+        <w:t>Разграничение прав: создание пользователей только менеджером</w:t>
+      </w:r>
+    </w:p>
+    <w:p>
+      <w:pPr>
+        <w:jc w:val="both"/>
+        <w:rPr>
+          <w:rFonts w:ascii="Times New Roman" w:hAnsi="Times New Roman" w:cs="Times New Roman"/>
+          <w:sz w:val="28"/>
+          <w:szCs w:val="28"/>
+          <w:lang w:eastAsia="ru-RU"/>
+        </w:rPr>
+      </w:pPr>
+      <w:r>
+        <w:rPr>
+          <w:rFonts w:ascii="Times New Roman" w:hAnsi="Times New Roman" w:cs="Times New Roman"/>
+          <w:sz w:val="28"/>
+          <w:szCs w:val="28"/>
+          <w:lang w:eastAsia="ru-RU"/>
+        </w:rPr>
+        <w:lastRenderedPageBreak/>
+        <w:t xml:space="preserve">29) </w:t>
+      </w:r>
+      <w:proofErr w:type="spellStart"/>
+      <w:r>
+        <w:rPr>
+          <w:rFonts w:ascii="Times New Roman" w:hAnsi="Times New Roman" w:cs="Times New Roman"/>
+          <w:sz w:val="28"/>
+          <w:szCs w:val="28"/>
+          <w:lang w:eastAsia="ru-RU"/>
+        </w:rPr>
+        <w:t>Хэширование</w:t>
+      </w:r>
+      <w:proofErr w:type="spellEnd"/>
+      <w:r>
+        <w:rPr>
+          <w:rFonts w:ascii="Times New Roman" w:hAnsi="Times New Roman" w:cs="Times New Roman"/>
+          <w:sz w:val="28"/>
+          <w:szCs w:val="28"/>
+          <w:lang w:eastAsia="ru-RU"/>
+        </w:rPr>
+        <w:t xml:space="preserve"> паролей сотрудников</w:t>
+      </w:r>
+    </w:p>
+    <w:p>
+      <w:pPr>
         <w:pStyle w:val="a3"/>
         <w:jc w:val="both"/>
         <w:rPr>
@@ -381,13 +1536,34 @@
           <w:szCs w:val="28"/>
         </w:rPr>
       </w:pPr>
-      <w:r>
-        <w:rPr>
-          <w:rFonts w:ascii="Times New Roman" w:hAnsi="Times New Roman" w:cs="Times New Roman"/>
-          <w:sz w:val="28"/>
-          <w:szCs w:val="28"/>
-        </w:rPr>
-        <w:t>Функциональные требования:</w:t>
+    </w:p>
+    <w:p>
+      <w:pPr>
+        <w:jc w:val="both"/>
+        <w:rPr>
+          <w:rFonts w:ascii="Times New Roman" w:hAnsi="Times New Roman" w:cs="Times New Roman"/>
+          <w:b/>
+          <w:sz w:val="28"/>
+          <w:szCs w:val="28"/>
+        </w:rPr>
+      </w:pPr>
+      <w:r>
+        <w:rPr>
+          <w:rFonts w:ascii="Times New Roman" w:hAnsi="Times New Roman" w:cs="Times New Roman"/>
+          <w:b/>
+          <w:sz w:val="28"/>
+          <w:szCs w:val="28"/>
+        </w:rPr>
+        <w:t xml:space="preserve">  </w:t>
+      </w:r>
+      <w:r>
+        <w:rPr>
+          <w:rFonts w:ascii="Times New Roman" w:hAnsi="Times New Roman" w:cs="Times New Roman"/>
+          <w:b/>
+          <w:sz w:val="28"/>
+          <w:szCs w:val="28"/>
+        </w:rPr>
+        <w:t>Нефункциональные требования:</w:t>
       </w:r>
     </w:p>
     <w:p>
@@ -395,30 +1571,23 @@
         <w:pStyle w:val="a3"/>
         <w:numPr>
           <w:ilvl w:val="0"/>
-          <w:numId w:val="10"/>
+          <w:numId w:val="21"/>
         </w:numPr>
-        <w:jc w:val="both"/>
-        <w:rPr>
-          <w:rFonts w:ascii="Times New Roman" w:hAnsi="Times New Roman" w:cs="Times New Roman"/>
-          <w:sz w:val="28"/>
-          <w:szCs w:val="28"/>
-        </w:rPr>
-      </w:pPr>
-      <w:r>
-        <w:rPr>
-          <w:rFonts w:ascii="Times New Roman" w:hAnsi="Times New Roman" w:cs="Times New Roman"/>
-          <w:sz w:val="28"/>
-          <w:szCs w:val="28"/>
-        </w:rPr>
-        <w:t>Система должна позвол</w:t>
-      </w:r>
-      <w:r>
-        <w:rPr>
-          <w:rFonts w:ascii="Times New Roman" w:hAnsi="Times New Roman" w:cs="Times New Roman"/>
-          <w:sz w:val="28"/>
-          <w:szCs w:val="28"/>
-        </w:rPr>
-        <w:t>ять вести информацию о клиентах.</w:t>
+        <w:spacing w:after="0" w:line="360" w:lineRule="auto"/>
+        <w:jc w:val="both"/>
+        <w:rPr>
+          <w:rFonts w:ascii="Times New Roman" w:hAnsi="Times New Roman" w:cs="Times New Roman"/>
+          <w:sz w:val="28"/>
+          <w:szCs w:val="28"/>
+        </w:rPr>
+      </w:pPr>
+      <w:r>
+        <w:rPr>
+          <w:rFonts w:ascii="Times New Roman" w:hAnsi="Times New Roman" w:cs="Times New Roman"/>
+          <w:sz w:val="28"/>
+          <w:szCs w:val="28"/>
+        </w:rPr>
+        <w:t>(Удобство) Интерфейс с многофункциональными возможностями управления системой мероприятий. Минимум переходов для типовых операций.</w:t>
       </w:r>
     </w:p>
     <w:p>
@@ -426,69 +1595,49 @@
         <w:pStyle w:val="a3"/>
         <w:numPr>
           <w:ilvl w:val="0"/>
-          <w:numId w:val="10"/>
+          <w:numId w:val="21"/>
         </w:numPr>
-        <w:jc w:val="both"/>
-        <w:rPr>
-          <w:rFonts w:ascii="Times New Roman" w:hAnsi="Times New Roman" w:cs="Times New Roman"/>
-          <w:sz w:val="28"/>
-          <w:szCs w:val="28"/>
-        </w:rPr>
-      </w:pPr>
-      <w:r>
-        <w:rPr>
-          <w:rFonts w:ascii="Times New Roman" w:hAnsi="Times New Roman" w:cs="Times New Roman"/>
-          <w:sz w:val="28"/>
-          <w:szCs w:val="28"/>
-        </w:rPr>
-        <w:t>Система должна позволять вводить информацию о</w:t>
-      </w:r>
-      <w:r>
-        <w:rPr>
-          <w:rFonts w:ascii="Times New Roman" w:hAnsi="Times New Roman" w:cs="Times New Roman"/>
-          <w:sz w:val="28"/>
-          <w:szCs w:val="28"/>
-        </w:rPr>
-        <w:t xml:space="preserve"> создаваемых мероприят</w:t>
-      </w:r>
-      <w:r>
-        <w:rPr>
-          <w:rFonts w:ascii="Times New Roman" w:hAnsi="Times New Roman" w:cs="Times New Roman"/>
-          <w:sz w:val="28"/>
-          <w:szCs w:val="28"/>
-        </w:rPr>
-        <w:t>иях.</w:t>
-      </w:r>
+        <w:spacing w:after="0" w:line="360" w:lineRule="auto"/>
+        <w:jc w:val="both"/>
+        <w:rPr>
+          <w:rFonts w:ascii="Times New Roman" w:hAnsi="Times New Roman" w:cs="Times New Roman"/>
+          <w:sz w:val="28"/>
+          <w:szCs w:val="28"/>
+        </w:rPr>
+      </w:pPr>
+      <w:r>
+        <w:rPr>
+          <w:rFonts w:ascii="Times New Roman" w:hAnsi="Times New Roman" w:cs="Times New Roman"/>
+          <w:sz w:val="28"/>
+          <w:szCs w:val="28"/>
+        </w:rPr>
+        <w:t>(Совместимость)Доступ с любого устройства без необходимости скачивания программ, работа с современными браузерами.</w:t>
+      </w:r>
+      <w:bookmarkStart w:id="0" w:name="_GoBack"/>
+      <w:bookmarkEnd w:id="0"/>
     </w:p>
     <w:p>
       <w:pPr>
         <w:pStyle w:val="a3"/>
         <w:numPr>
           <w:ilvl w:val="0"/>
-          <w:numId w:val="10"/>
+          <w:numId w:val="21"/>
         </w:numPr>
-        <w:jc w:val="both"/>
-        <w:rPr>
-          <w:rFonts w:ascii="Times New Roman" w:hAnsi="Times New Roman" w:cs="Times New Roman"/>
-          <w:sz w:val="28"/>
-          <w:szCs w:val="28"/>
-        </w:rPr>
-      </w:pPr>
-      <w:r>
-        <w:rPr>
-          <w:rFonts w:ascii="Times New Roman" w:hAnsi="Times New Roman" w:cs="Times New Roman"/>
-          <w:sz w:val="28"/>
-          <w:szCs w:val="28"/>
-        </w:rPr>
-        <w:t>Для мероприятий может быть указана д</w:t>
-      </w:r>
-      <w:r>
-        <w:rPr>
-          <w:rFonts w:ascii="Times New Roman" w:hAnsi="Times New Roman" w:cs="Times New Roman"/>
-          <w:sz w:val="28"/>
-          <w:szCs w:val="28"/>
-        </w:rPr>
-        <w:t>ата, место, кол-во участников.</w:t>
+        <w:spacing w:after="0" w:line="360" w:lineRule="auto"/>
+        <w:jc w:val="both"/>
+        <w:rPr>
+          <w:rFonts w:ascii="Times New Roman" w:hAnsi="Times New Roman" w:cs="Times New Roman"/>
+          <w:sz w:val="28"/>
+          <w:szCs w:val="28"/>
+        </w:rPr>
+      </w:pPr>
+      <w:r>
+        <w:rPr>
+          <w:rFonts w:ascii="Times New Roman" w:hAnsi="Times New Roman" w:cs="Times New Roman"/>
+          <w:sz w:val="28"/>
+          <w:szCs w:val="28"/>
+        </w:rPr>
+        <w:t>(Производительность)Работа основных операций не более 2-ух секунд.</w:t>
       </w:r>
     </w:p>
     <w:p>
@@ -496,30 +1645,23 @@
         <w:pStyle w:val="a3"/>
         <w:numPr>
           <w:ilvl w:val="0"/>
-          <w:numId w:val="10"/>
+          <w:numId w:val="21"/>
         </w:numPr>
-        <w:jc w:val="both"/>
-        <w:rPr>
-          <w:rFonts w:ascii="Times New Roman" w:hAnsi="Times New Roman" w:cs="Times New Roman"/>
-          <w:sz w:val="28"/>
-          <w:szCs w:val="28"/>
-        </w:rPr>
-      </w:pPr>
-      <w:r>
-        <w:rPr>
-          <w:rFonts w:ascii="Times New Roman" w:hAnsi="Times New Roman" w:cs="Times New Roman"/>
-          <w:sz w:val="28"/>
-          <w:szCs w:val="28"/>
-        </w:rPr>
-        <w:t>Система должна иметь возможность подбирать площадку с учётом</w:t>
-      </w:r>
-      <w:r>
-        <w:rPr>
-          <w:rFonts w:ascii="Times New Roman" w:hAnsi="Times New Roman" w:cs="Times New Roman"/>
-          <w:sz w:val="28"/>
-          <w:szCs w:val="28"/>
-        </w:rPr>
-        <w:t xml:space="preserve"> кол-ва участников мероприятия.</w:t>
+        <w:spacing w:after="0" w:line="360" w:lineRule="auto"/>
+        <w:jc w:val="both"/>
+        <w:rPr>
+          <w:rFonts w:ascii="Times New Roman" w:hAnsi="Times New Roman" w:cs="Times New Roman"/>
+          <w:sz w:val="28"/>
+          <w:szCs w:val="28"/>
+        </w:rPr>
+      </w:pPr>
+      <w:r>
+        <w:rPr>
+          <w:rFonts w:ascii="Times New Roman" w:hAnsi="Times New Roman" w:cs="Times New Roman"/>
+          <w:sz w:val="28"/>
+          <w:szCs w:val="28"/>
+        </w:rPr>
+        <w:t xml:space="preserve">(Надёжность) Система должна работать в течении суток без потери производительности. </w:t>
       </w:r>
     </w:p>
     <w:p>
@@ -527,364 +1669,21 @@
         <w:pStyle w:val="a3"/>
         <w:numPr>
           <w:ilvl w:val="0"/>
-          <w:numId w:val="10"/>
-        </w:numPr>
-        <w:jc w:val="both"/>
-        <w:rPr>
-          <w:rFonts w:ascii="Times New Roman" w:hAnsi="Times New Roman" w:cs="Times New Roman"/>
-          <w:sz w:val="28"/>
-          <w:szCs w:val="28"/>
-        </w:rPr>
-      </w:pPr>
-      <w:r>
-        <w:rPr>
-          <w:rFonts w:ascii="Times New Roman" w:hAnsi="Times New Roman" w:cs="Times New Roman"/>
-          <w:sz w:val="28"/>
-          <w:szCs w:val="28"/>
-        </w:rPr>
-        <w:t xml:space="preserve">Система должна позволять </w:t>
-      </w:r>
-      <w:r>
-        <w:rPr>
-          <w:rFonts w:ascii="Times New Roman" w:hAnsi="Times New Roman" w:cs="Times New Roman"/>
-          <w:sz w:val="28"/>
-          <w:szCs w:val="28"/>
-        </w:rPr>
-        <w:t>добавлять базовые услуги автоматически.</w:t>
-      </w:r>
-    </w:p>
-    <w:p>
-      <w:pPr>
-        <w:pStyle w:val="a3"/>
-        <w:numPr>
-          <w:ilvl w:val="0"/>
-          <w:numId w:val="10"/>
-        </w:numPr>
-        <w:jc w:val="both"/>
-        <w:rPr>
-          <w:rFonts w:ascii="Times New Roman" w:hAnsi="Times New Roman" w:cs="Times New Roman"/>
-          <w:sz w:val="28"/>
-          <w:szCs w:val="28"/>
-        </w:rPr>
-      </w:pPr>
-      <w:r>
-        <w:rPr>
-          <w:rFonts w:ascii="Times New Roman" w:hAnsi="Times New Roman" w:cs="Times New Roman"/>
-          <w:sz w:val="28"/>
-          <w:szCs w:val="28"/>
-        </w:rPr>
-        <w:t xml:space="preserve">Система должна иметь возможность выбора подрядчиков для оказываемых услуг (для каждой услуги должен быть </w:t>
-      </w:r>
-      <w:r>
-        <w:rPr>
-          <w:rFonts w:ascii="Times New Roman" w:hAnsi="Times New Roman" w:cs="Times New Roman"/>
-          <w:sz w:val="28"/>
-          <w:szCs w:val="28"/>
-        </w:rPr>
-        <w:t>выбран подрядчик, если услугу комп</w:t>
-      </w:r>
-      <w:r>
-        <w:rPr>
-          <w:rFonts w:ascii="Times New Roman" w:hAnsi="Times New Roman" w:cs="Times New Roman"/>
-          <w:sz w:val="28"/>
-          <w:szCs w:val="28"/>
-        </w:rPr>
-        <w:t xml:space="preserve">ания способна предоставить сама, </w:t>
-      </w:r>
-      <w:r>
-        <w:rPr>
-          <w:rFonts w:ascii="Times New Roman" w:hAnsi="Times New Roman" w:cs="Times New Roman"/>
-          <w:sz w:val="28"/>
-          <w:szCs w:val="28"/>
-        </w:rPr>
-        <w:t xml:space="preserve">автоматически </w:t>
-      </w:r>
-      <w:r>
-        <w:rPr>
-          <w:rFonts w:ascii="Times New Roman" w:hAnsi="Times New Roman" w:cs="Times New Roman"/>
-          <w:sz w:val="28"/>
-          <w:szCs w:val="28"/>
-        </w:rPr>
-        <w:t>выбирается сотрудник, ответственный за проведение данного мероприятия)</w:t>
-      </w:r>
-    </w:p>
-    <w:p>
-      <w:pPr>
-        <w:pStyle w:val="a3"/>
-        <w:numPr>
-          <w:ilvl w:val="0"/>
-          <w:numId w:val="10"/>
-        </w:numPr>
-        <w:jc w:val="both"/>
-        <w:rPr>
-          <w:rFonts w:ascii="Times New Roman" w:hAnsi="Times New Roman" w:cs="Times New Roman"/>
-          <w:sz w:val="28"/>
-          <w:szCs w:val="28"/>
-        </w:rPr>
-      </w:pPr>
-      <w:r>
-        <w:rPr>
-          <w:rFonts w:ascii="Times New Roman" w:hAnsi="Times New Roman" w:cs="Times New Roman"/>
-          <w:sz w:val="28"/>
-          <w:szCs w:val="28"/>
-        </w:rPr>
-        <w:lastRenderedPageBreak/>
-        <w:t>Система должна формировать смету на основе выбранных услуг с автоматическим расчетом общей стоимости и возможностью изменения состава услуг и доп. расходов</w:t>
-      </w:r>
-    </w:p>
-    <w:p>
-      <w:pPr>
-        <w:pStyle w:val="a3"/>
-        <w:numPr>
-          <w:ilvl w:val="0"/>
-          <w:numId w:val="10"/>
-        </w:numPr>
-        <w:jc w:val="both"/>
-        <w:rPr>
-          <w:rFonts w:ascii="Times New Roman" w:hAnsi="Times New Roman" w:cs="Times New Roman"/>
-          <w:sz w:val="28"/>
-          <w:szCs w:val="28"/>
-        </w:rPr>
-      </w:pPr>
-      <w:r>
-        <w:rPr>
-          <w:rFonts w:ascii="Times New Roman" w:hAnsi="Times New Roman" w:cs="Times New Roman"/>
-          <w:sz w:val="28"/>
-          <w:szCs w:val="28"/>
-        </w:rPr>
-        <w:t>Система должна позволять отслеживать текущ</w:t>
-      </w:r>
-      <w:r>
-        <w:rPr>
-          <w:rFonts w:ascii="Times New Roman" w:hAnsi="Times New Roman" w:cs="Times New Roman"/>
-          <w:sz w:val="28"/>
-          <w:szCs w:val="28"/>
-        </w:rPr>
-        <w:t>ую задолженность по мероприятию</w:t>
-      </w:r>
-    </w:p>
-    <w:p>
-      <w:pPr>
-        <w:pStyle w:val="a3"/>
-        <w:numPr>
-          <w:ilvl w:val="0"/>
-          <w:numId w:val="10"/>
-        </w:numPr>
-        <w:jc w:val="both"/>
-        <w:rPr>
-          <w:rFonts w:ascii="Times New Roman" w:hAnsi="Times New Roman" w:cs="Times New Roman"/>
-          <w:sz w:val="28"/>
-          <w:szCs w:val="28"/>
-        </w:rPr>
-      </w:pPr>
-      <w:r>
-        <w:rPr>
-          <w:rFonts w:ascii="Times New Roman" w:hAnsi="Times New Roman" w:cs="Times New Roman"/>
-          <w:sz w:val="28"/>
-          <w:szCs w:val="28"/>
-        </w:rPr>
-        <w:t>Система должна позволять сохранять историю платежей.</w:t>
-      </w:r>
-    </w:p>
-    <w:p>
-      <w:pPr>
-        <w:pStyle w:val="a3"/>
-        <w:numPr>
-          <w:ilvl w:val="0"/>
-          <w:numId w:val="10"/>
-        </w:numPr>
-        <w:jc w:val="both"/>
-        <w:rPr>
-          <w:rFonts w:ascii="Times New Roman" w:hAnsi="Times New Roman" w:cs="Times New Roman"/>
-          <w:sz w:val="28"/>
-          <w:szCs w:val="28"/>
-        </w:rPr>
-      </w:pPr>
-      <w:r>
-        <w:rPr>
-          <w:rFonts w:ascii="Times New Roman" w:hAnsi="Times New Roman" w:cs="Times New Roman"/>
-          <w:sz w:val="28"/>
-          <w:szCs w:val="28"/>
-        </w:rPr>
-        <w:t>Система должна автоматически бронировать площадку на дату мероприятия</w:t>
-      </w:r>
-    </w:p>
-    <w:p>
-      <w:pPr>
-        <w:ind w:left="708"/>
-        <w:jc w:val="both"/>
-        <w:rPr>
-          <w:rFonts w:ascii="Times New Roman" w:hAnsi="Times New Roman" w:cs="Times New Roman"/>
-          <w:sz w:val="28"/>
-          <w:szCs w:val="28"/>
-        </w:rPr>
-      </w:pPr>
-      <w:r>
-        <w:rPr>
-          <w:rFonts w:ascii="Times New Roman" w:hAnsi="Times New Roman" w:cs="Times New Roman"/>
-          <w:sz w:val="28"/>
-          <w:szCs w:val="28"/>
-        </w:rPr>
-        <w:t>Нефункциональные требования:</w:t>
-      </w:r>
-    </w:p>
-    <w:p>
-      <w:pPr>
-        <w:pStyle w:val="a3"/>
-        <w:numPr>
-          <w:ilvl w:val="0"/>
-          <w:numId w:val="12"/>
+          <w:numId w:val="21"/>
         </w:numPr>
         <w:spacing w:after="0" w:line="360" w:lineRule="auto"/>
-        <w:rPr>
-          <w:rFonts w:ascii="Times New Roman" w:hAnsi="Times New Roman" w:cs="Times New Roman"/>
-          <w:sz w:val="28"/>
-        </w:rPr>
-      </w:pPr>
-      <w:r>
-        <w:rPr>
-          <w:rFonts w:ascii="Times New Roman" w:hAnsi="Times New Roman" w:cs="Times New Roman"/>
-          <w:sz w:val="28"/>
-        </w:rPr>
-        <w:t>(Удобство) Интерфейс с многофункциональными возможностями управления системой мероприятий.</w:t>
-      </w:r>
-      <w:r>
-        <w:rPr>
-          <w:rFonts w:ascii="Times New Roman" w:hAnsi="Times New Roman" w:cs="Times New Roman"/>
-          <w:sz w:val="28"/>
-        </w:rPr>
-        <w:t xml:space="preserve"> М</w:t>
-      </w:r>
-      <w:r>
-        <w:rPr>
-          <w:rFonts w:ascii="Times New Roman" w:hAnsi="Times New Roman" w:cs="Times New Roman"/>
-          <w:sz w:val="28"/>
-        </w:rPr>
-        <w:t xml:space="preserve">инимум </w:t>
-      </w:r>
-      <w:r>
-        <w:rPr>
-          <w:rFonts w:ascii="Times New Roman" w:hAnsi="Times New Roman" w:cs="Times New Roman"/>
-          <w:sz w:val="28"/>
-        </w:rPr>
-        <w:t>переходов</w:t>
-      </w:r>
-      <w:r>
-        <w:rPr>
-          <w:rFonts w:ascii="Times New Roman" w:hAnsi="Times New Roman" w:cs="Times New Roman"/>
-          <w:sz w:val="28"/>
-        </w:rPr>
-        <w:t xml:space="preserve"> для типовых операций</w:t>
-      </w:r>
-      <w:r>
-        <w:rPr>
-          <w:rFonts w:ascii="Times New Roman" w:hAnsi="Times New Roman" w:cs="Times New Roman"/>
-          <w:sz w:val="28"/>
-        </w:rPr>
-        <w:t>.</w:t>
-      </w:r>
-    </w:p>
-    <w:p>
-      <w:pPr>
-        <w:pStyle w:val="a3"/>
-        <w:numPr>
-          <w:ilvl w:val="0"/>
-          <w:numId w:val="12"/>
-        </w:numPr>
-        <w:spacing w:after="0" w:line="360" w:lineRule="auto"/>
-        <w:rPr>
-          <w:rFonts w:ascii="Times New Roman" w:hAnsi="Times New Roman" w:cs="Times New Roman"/>
-          <w:sz w:val="28"/>
-        </w:rPr>
-      </w:pPr>
-      <w:r>
-        <w:rPr>
-          <w:rFonts w:ascii="Times New Roman" w:hAnsi="Times New Roman" w:cs="Times New Roman"/>
-          <w:sz w:val="28"/>
-        </w:rPr>
-        <w:t>(Совместимость)Доступ с любого устройства без необходимости скачивания программ, работа с современными браузерами.</w:t>
-      </w:r>
-    </w:p>
-    <w:p>
-      <w:pPr>
-        <w:pStyle w:val="a3"/>
-        <w:numPr>
-          <w:ilvl w:val="0"/>
-          <w:numId w:val="12"/>
-        </w:numPr>
-        <w:spacing w:after="0" w:line="360" w:lineRule="auto"/>
-        <w:rPr>
-          <w:rFonts w:ascii="Times New Roman" w:hAnsi="Times New Roman" w:cs="Times New Roman"/>
-          <w:sz w:val="28"/>
-        </w:rPr>
-      </w:pPr>
-      <w:r>
-        <w:rPr>
-          <w:rFonts w:ascii="Times New Roman" w:hAnsi="Times New Roman" w:cs="Times New Roman"/>
-          <w:sz w:val="28"/>
-        </w:rPr>
-        <w:t>(Производительность)Работа основных операций не более 2-ух</w:t>
-      </w:r>
-      <w:r>
-        <w:rPr>
-          <w:rFonts w:ascii="Times New Roman" w:hAnsi="Times New Roman" w:cs="Times New Roman"/>
-          <w:sz w:val="28"/>
-        </w:rPr>
-        <w:t xml:space="preserve"> секунд.</w:t>
-      </w:r>
-    </w:p>
-    <w:p>
-      <w:pPr>
-        <w:pStyle w:val="a3"/>
-        <w:numPr>
-          <w:ilvl w:val="0"/>
-          <w:numId w:val="12"/>
-        </w:numPr>
-        <w:spacing w:after="0" w:line="360" w:lineRule="auto"/>
-        <w:rPr>
-          <w:rFonts w:ascii="Times New Roman" w:hAnsi="Times New Roman" w:cs="Times New Roman"/>
-          <w:sz w:val="28"/>
-        </w:rPr>
-      </w:pPr>
-      <w:r>
-        <w:rPr>
-          <w:rFonts w:ascii="Times New Roman" w:hAnsi="Times New Roman" w:cs="Times New Roman"/>
-          <w:sz w:val="28"/>
-        </w:rPr>
-        <w:t>(Надёжность)</w:t>
-      </w:r>
-      <w:r>
-        <w:rPr>
-          <w:rFonts w:ascii="Times New Roman" w:hAnsi="Times New Roman" w:cs="Times New Roman"/>
-          <w:sz w:val="28"/>
-        </w:rPr>
-        <w:t xml:space="preserve"> Система должна работать в течении суток без потери производительности.</w:t>
-      </w:r>
-      <w:r>
-        <w:rPr>
-          <w:rFonts w:ascii="Times New Roman" w:hAnsi="Times New Roman" w:cs="Times New Roman"/>
-          <w:sz w:val="28"/>
-        </w:rPr>
-        <w:t xml:space="preserve"> </w:t>
-      </w:r>
-    </w:p>
-    <w:p>
-      <w:pPr>
-        <w:pStyle w:val="a3"/>
-        <w:numPr>
-          <w:ilvl w:val="0"/>
-          <w:numId w:val="12"/>
-        </w:numPr>
-        <w:spacing w:after="0" w:line="360" w:lineRule="auto"/>
-        <w:rPr>
-          <w:rFonts w:ascii="Times New Roman" w:hAnsi="Times New Roman" w:cs="Times New Roman"/>
-          <w:sz w:val="28"/>
-        </w:rPr>
-      </w:pPr>
-      <w:r>
-        <w:rPr>
-          <w:rFonts w:ascii="Times New Roman" w:hAnsi="Times New Roman" w:cs="Times New Roman"/>
-          <w:sz w:val="28"/>
+        <w:jc w:val="both"/>
+        <w:rPr>
+          <w:rFonts w:ascii="Times New Roman" w:hAnsi="Times New Roman" w:cs="Times New Roman"/>
+          <w:sz w:val="28"/>
+          <w:szCs w:val="28"/>
+        </w:rPr>
+      </w:pPr>
+      <w:r>
+        <w:rPr>
+          <w:rFonts w:ascii="Times New Roman" w:hAnsi="Times New Roman" w:cs="Times New Roman"/>
+          <w:sz w:val="28"/>
+          <w:szCs w:val="28"/>
         </w:rPr>
         <w:t xml:space="preserve">(Безопасность) </w:t>
       </w:r>
@@ -892,6 +1691,7 @@
         <w:rPr>
           <w:rFonts w:ascii="Times New Roman" w:hAnsi="Times New Roman" w:cs="Times New Roman"/>
           <w:sz w:val="28"/>
+          <w:szCs w:val="28"/>
         </w:rPr>
         <w:t>Пароли сотрудников должны хэшироваться. Создавать новых пользователей может только менеджер.</w:t>
       </w:r>
@@ -919,16 +1719,7 @@
           <w:sz w:val="28"/>
           <w:szCs w:val="28"/>
         </w:rPr>
-        <w:t>Состав и содержание работ</w:t>
-      </w:r>
-      <w:r>
-        <w:rPr>
-          <w:rFonts w:ascii="Times New Roman" w:hAnsi="Times New Roman" w:cs="Times New Roman"/>
-          <w:b/>
-          <w:sz w:val="28"/>
-          <w:szCs w:val="28"/>
-        </w:rPr>
-        <w:t>.</w:t>
+        <w:t>Состав и содержание работ.</w:t>
       </w:r>
     </w:p>
     <w:p>
@@ -939,6 +1730,7 @@
         <w:rPr>
           <w:rFonts w:ascii="Times New Roman" w:hAnsi="Times New Roman" w:cs="Times New Roman"/>
           <w:sz w:val="28"/>
+          <w:szCs w:val="28"/>
         </w:rPr>
       </w:pPr>
       <w:r>
@@ -952,17 +1744,13 @@
     </w:p>
     <w:p>
       <w:pPr>
-        <w:pStyle w:val="a3"/>
-        <w:numPr>
-          <w:ilvl w:val="0"/>
-          <w:numId w:val="13"/>
-        </w:numPr>
         <w:spacing w:after="160"/>
         <w:jc w:val="both"/>
         <w:rPr>
           <w:rFonts w:ascii="Times New Roman" w:hAnsi="Times New Roman" w:cs="Times New Roman"/>
           <w:b/>
           <w:sz w:val="28"/>
+          <w:szCs w:val="28"/>
         </w:rPr>
       </w:pPr>
       <w:r>
@@ -970,163 +1758,338 @@
           <w:rFonts w:ascii="Times New Roman" w:hAnsi="Times New Roman" w:cs="Times New Roman"/>
           <w:b/>
           <w:sz w:val="28"/>
-        </w:rPr>
-        <w:t>Порядок контроля и приемки</w:t>
-      </w:r>
-    </w:p>
-    <w:p>
-      <w:pPr>
-        <w:pStyle w:val="a3"/>
+          <w:szCs w:val="28"/>
+        </w:rPr>
+        <w:t xml:space="preserve">              </w:t>
+      </w:r>
+      <w:r>
+        <w:rPr>
+          <w:rFonts w:ascii="Times New Roman" w:hAnsi="Times New Roman" w:cs="Times New Roman"/>
+          <w:b/>
+          <w:sz w:val="28"/>
+          <w:szCs w:val="28"/>
+        </w:rPr>
+        <w:t>6. Порядок контроля и приёмки</w:t>
+      </w:r>
+    </w:p>
+    <w:p>
+      <w:pPr>
         <w:spacing w:after="160"/>
         <w:jc w:val="both"/>
         <w:rPr>
           <w:rFonts w:ascii="Times New Roman" w:hAnsi="Times New Roman" w:cs="Times New Roman"/>
-          <w:sz w:val="28"/>
-        </w:rPr>
-      </w:pPr>
-      <w:r>
-        <w:rPr>
-          <w:rFonts w:ascii="Times New Roman" w:hAnsi="Times New Roman" w:cs="Times New Roman"/>
-          <w:sz w:val="28"/>
-        </w:rPr>
-        <w:t>Система принимается если:</w:t>
-      </w:r>
-    </w:p>
-    <w:p>
-      <w:pPr>
-        <w:pStyle w:val="a3"/>
+          <w:b/>
+          <w:sz w:val="28"/>
+          <w:szCs w:val="28"/>
+        </w:rPr>
+      </w:pPr>
+    </w:p>
+    <w:p>
+      <w:pPr>
         <w:spacing w:after="160"/>
         <w:jc w:val="both"/>
         <w:rPr>
           <w:rFonts w:ascii="Times New Roman" w:hAnsi="Times New Roman" w:cs="Times New Roman"/>
           <w:sz w:val="28"/>
-        </w:rPr>
-      </w:pPr>
-      <w:r>
-        <w:rPr>
-          <w:rFonts w:ascii="Times New Roman" w:hAnsi="Times New Roman" w:cs="Times New Roman"/>
-          <w:sz w:val="28"/>
-        </w:rPr>
-        <w:t>1. Система будет позволять вести информацию о клиентах и создаваемых мероприятиях.</w:t>
-      </w:r>
-    </w:p>
-    <w:p>
-      <w:pPr>
-        <w:pStyle w:val="a3"/>
+          <w:szCs w:val="28"/>
+        </w:rPr>
+      </w:pPr>
+      <w:r>
+        <w:rPr>
+          <w:rFonts w:ascii="Times New Roman" w:hAnsi="Times New Roman" w:cs="Times New Roman"/>
+          <w:sz w:val="28"/>
+          <w:szCs w:val="28"/>
+        </w:rPr>
+        <w:t>Система принимается, если:</w:t>
+      </w:r>
+    </w:p>
+    <w:p>
+      <w:pPr>
         <w:spacing w:after="160"/>
         <w:jc w:val="both"/>
         <w:rPr>
           <w:rFonts w:ascii="Times New Roman" w:hAnsi="Times New Roman" w:cs="Times New Roman"/>
           <w:sz w:val="28"/>
-        </w:rPr>
-      </w:pPr>
-      <w:r>
-        <w:rPr>
-          <w:rFonts w:ascii="Times New Roman" w:hAnsi="Times New Roman" w:cs="Times New Roman"/>
-          <w:sz w:val="28"/>
-        </w:rPr>
-        <w:t>2. Система будет иметь возможность подбирать площадку с учетом кол-ва участников мероприятия.</w:t>
-      </w:r>
-    </w:p>
-    <w:p>
-      <w:pPr>
-        <w:pStyle w:val="a3"/>
+          <w:szCs w:val="28"/>
+        </w:rPr>
+      </w:pPr>
+    </w:p>
+    <w:p>
+      <w:pPr>
         <w:spacing w:after="160"/>
         <w:jc w:val="both"/>
         <w:rPr>
           <w:rFonts w:ascii="Times New Roman" w:hAnsi="Times New Roman" w:cs="Times New Roman"/>
           <w:sz w:val="28"/>
-        </w:rPr>
-      </w:pPr>
-      <w:r>
-        <w:rPr>
-          <w:rFonts w:ascii="Times New Roman" w:hAnsi="Times New Roman" w:cs="Times New Roman"/>
-          <w:sz w:val="28"/>
-        </w:rPr>
-        <w:t xml:space="preserve">3. Система будет иметь возможность выбора </w:t>
-      </w:r>
-      <w:bookmarkStart w:id="0" w:name="_GoBack"/>
-      <w:bookmarkEnd w:id="0"/>
-      <w:r>
-        <w:rPr>
-          <w:rFonts w:ascii="Times New Roman" w:hAnsi="Times New Roman" w:cs="Times New Roman"/>
-          <w:sz w:val="28"/>
-        </w:rPr>
-        <w:t>подрядчиков для оказываемых услуг.</w:t>
-      </w:r>
-    </w:p>
-    <w:p>
-      <w:pPr>
-        <w:pStyle w:val="a3"/>
+          <w:szCs w:val="28"/>
+        </w:rPr>
+      </w:pPr>
+      <w:r>
+        <w:rPr>
+          <w:rFonts w:ascii="Times New Roman" w:hAnsi="Times New Roman" w:cs="Times New Roman"/>
+          <w:sz w:val="28"/>
+          <w:szCs w:val="28"/>
+        </w:rPr>
+        <w:t>1. Система позволяет клиенту зарегистрироваться и управлять своим аккаунтом (ФИО, почта, пароль).</w:t>
+      </w:r>
+    </w:p>
+    <w:p>
+      <w:pPr>
         <w:spacing w:after="160"/>
         <w:jc w:val="both"/>
         <w:rPr>
           <w:rFonts w:ascii="Times New Roman" w:hAnsi="Times New Roman" w:cs="Times New Roman"/>
           <w:sz w:val="28"/>
-        </w:rPr>
-      </w:pPr>
-      <w:r>
-        <w:rPr>
-          <w:rFonts w:ascii="Times New Roman" w:hAnsi="Times New Roman" w:cs="Times New Roman"/>
-          <w:sz w:val="28"/>
-        </w:rPr>
-        <w:t>4. Система будет формировать смету на основе выбранных услуг с автоматическим расчетом общей стоимости.</w:t>
-      </w:r>
-    </w:p>
-    <w:p>
-      <w:pPr>
-        <w:pStyle w:val="a3"/>
+          <w:szCs w:val="28"/>
+        </w:rPr>
+      </w:pPr>
+      <w:r>
+        <w:rPr>
+          <w:rFonts w:ascii="Times New Roman" w:hAnsi="Times New Roman" w:cs="Times New Roman"/>
+          <w:sz w:val="28"/>
+          <w:szCs w:val="28"/>
+        </w:rPr>
+        <w:t>2. Система позволяет клиенту выбрать вид мероприятия и увидеть список свободных локаций.</w:t>
+      </w:r>
+    </w:p>
+    <w:p>
+      <w:pPr>
         <w:spacing w:after="160"/>
         <w:jc w:val="both"/>
         <w:rPr>
           <w:rFonts w:ascii="Times New Roman" w:hAnsi="Times New Roman" w:cs="Times New Roman"/>
           <w:sz w:val="28"/>
-        </w:rPr>
-      </w:pPr>
-      <w:r>
-        <w:rPr>
-          <w:rFonts w:ascii="Times New Roman" w:hAnsi="Times New Roman" w:cs="Times New Roman"/>
-          <w:sz w:val="28"/>
-        </w:rPr>
-        <w:t>5. Система будет отслеживать текущую задолженность по мероприятию и сохраняет история платежей.</w:t>
-      </w:r>
-    </w:p>
-    <w:p>
-      <w:pPr>
-        <w:pStyle w:val="a3"/>
+          <w:szCs w:val="28"/>
+        </w:rPr>
+      </w:pPr>
+      <w:r>
+        <w:rPr>
+          <w:rFonts w:ascii="Times New Roman" w:hAnsi="Times New Roman" w:cs="Times New Roman"/>
+          <w:sz w:val="28"/>
+          <w:szCs w:val="28"/>
+        </w:rPr>
+        <w:t>3. Система позволяет клиенту выбрать локацию и подрядчиков по категориям (декорации, еда, музыка и т.д.).</w:t>
+      </w:r>
+    </w:p>
+    <w:p>
+      <w:pPr>
         <w:spacing w:after="160"/>
         <w:jc w:val="both"/>
         <w:rPr>
           <w:rFonts w:ascii="Times New Roman" w:hAnsi="Times New Roman" w:cs="Times New Roman"/>
           <w:sz w:val="28"/>
-        </w:rPr>
-      </w:pPr>
-      <w:r>
-        <w:rPr>
-          <w:rFonts w:ascii="Times New Roman" w:hAnsi="Times New Roman" w:cs="Times New Roman"/>
-          <w:sz w:val="28"/>
+          <w:szCs w:val="28"/>
+        </w:rPr>
+      </w:pPr>
+      <w:r>
+        <w:rPr>
+          <w:rFonts w:ascii="Times New Roman" w:hAnsi="Times New Roman" w:cs="Times New Roman"/>
+          <w:sz w:val="28"/>
+          <w:szCs w:val="28"/>
+        </w:rPr>
+        <w:t>4. Система позволяет клиенту указать дату, время и количество участников, а также подать заявку.</w:t>
+      </w:r>
+    </w:p>
+    <w:p>
+      <w:pPr>
+        <w:spacing w:after="160"/>
+        <w:jc w:val="both"/>
+        <w:rPr>
+          <w:rFonts w:ascii="Times New Roman" w:hAnsi="Times New Roman" w:cs="Times New Roman"/>
+          <w:sz w:val="28"/>
+          <w:szCs w:val="28"/>
+        </w:rPr>
+      </w:pPr>
+      <w:r>
+        <w:rPr>
+          <w:rFonts w:ascii="Times New Roman" w:hAnsi="Times New Roman" w:cs="Times New Roman"/>
+          <w:sz w:val="28"/>
+          <w:szCs w:val="28"/>
+        </w:rPr>
+        <w:t>5. Система подбирает площадку с учётом количества участников мероприятия.</w:t>
+      </w:r>
+    </w:p>
+    <w:p>
+      <w:pPr>
+        <w:spacing w:after="160"/>
+        <w:jc w:val="both"/>
+        <w:rPr>
+          <w:rFonts w:ascii="Times New Roman" w:hAnsi="Times New Roman" w:cs="Times New Roman"/>
+          <w:sz w:val="28"/>
+          <w:szCs w:val="28"/>
+        </w:rPr>
+      </w:pPr>
+      <w:r>
+        <w:rPr>
+          <w:rFonts w:ascii="Times New Roman" w:hAnsi="Times New Roman" w:cs="Times New Roman"/>
+          <w:sz w:val="28"/>
+          <w:szCs w:val="28"/>
         </w:rPr>
         <w:lastRenderedPageBreak/>
-        <w:t>6. Система автоматически будет бронировать площадку для проведения мероприятия.</w:t>
-      </w:r>
-    </w:p>
-    <w:p>
-      <w:pPr>
-        <w:pStyle w:val="a3"/>
+        <w:t>6. Система автоматически бронирует площадку на дату мероприятия.</w:t>
+      </w:r>
+    </w:p>
+    <w:p>
+      <w:pPr>
         <w:spacing w:after="160"/>
         <w:jc w:val="both"/>
         <w:rPr>
           <w:rFonts w:ascii="Times New Roman" w:hAnsi="Times New Roman" w:cs="Times New Roman"/>
           <w:sz w:val="28"/>
-        </w:rPr>
-      </w:pPr>
-      <w:r>
-        <w:rPr>
-          <w:rFonts w:ascii="Times New Roman" w:hAnsi="Times New Roman" w:cs="Times New Roman"/>
-          <w:sz w:val="28"/>
-        </w:rPr>
-        <w:t>7. Остальные функциональные и нефункциональные требования будут соблюдены.</w:t>
-      </w:r>
+          <w:szCs w:val="28"/>
+        </w:rPr>
+      </w:pPr>
+      <w:r>
+        <w:rPr>
+          <w:rFonts w:ascii="Times New Roman" w:hAnsi="Times New Roman" w:cs="Times New Roman"/>
+          <w:sz w:val="28"/>
+          <w:szCs w:val="28"/>
+        </w:rPr>
+        <w:t>7. Система позволяет админу просматривать, принимать и отклонять поступившие заявки.</w:t>
+      </w:r>
+    </w:p>
+    <w:p>
+      <w:pPr>
+        <w:spacing w:after="160"/>
+        <w:jc w:val="both"/>
+        <w:rPr>
+          <w:rFonts w:ascii="Times New Roman" w:hAnsi="Times New Roman" w:cs="Times New Roman"/>
+          <w:sz w:val="28"/>
+          <w:szCs w:val="28"/>
+        </w:rPr>
+      </w:pPr>
+      <w:r>
+        <w:rPr>
+          <w:rFonts w:ascii="Times New Roman" w:hAnsi="Times New Roman" w:cs="Times New Roman"/>
+          <w:sz w:val="28"/>
+          <w:szCs w:val="28"/>
+        </w:rPr>
+        <w:t>8. Система позволяет админу добавлять, редактировать и удалять локации и подрядчиков, а также привязывать подрядчиков к локациям.</w:t>
+      </w:r>
+    </w:p>
+    <w:p>
+      <w:pPr>
+        <w:spacing w:after="160"/>
+        <w:jc w:val="both"/>
+        <w:rPr>
+          <w:rFonts w:ascii="Times New Roman" w:hAnsi="Times New Roman" w:cs="Times New Roman"/>
+          <w:sz w:val="28"/>
+          <w:szCs w:val="28"/>
+        </w:rPr>
+      </w:pPr>
+      <w:r>
+        <w:rPr>
+          <w:rFonts w:ascii="Times New Roman" w:hAnsi="Times New Roman" w:cs="Times New Roman"/>
+          <w:sz w:val="28"/>
+          <w:szCs w:val="28"/>
+        </w:rPr>
+        <w:t>9. Система формирует смету на основе выбранных услуг с автоматическим расчётом общей стоимости.</w:t>
+      </w:r>
+    </w:p>
+    <w:p>
+      <w:pPr>
+        <w:spacing w:after="160"/>
+        <w:jc w:val="both"/>
+        <w:rPr>
+          <w:rFonts w:ascii="Times New Roman" w:hAnsi="Times New Roman" w:cs="Times New Roman"/>
+          <w:sz w:val="28"/>
+          <w:szCs w:val="28"/>
+        </w:rPr>
+      </w:pPr>
+      <w:r>
+        <w:rPr>
+          <w:rFonts w:ascii="Times New Roman" w:hAnsi="Times New Roman" w:cs="Times New Roman"/>
+          <w:sz w:val="28"/>
+          <w:szCs w:val="28"/>
+        </w:rPr>
+        <w:t>10. Система отслеживает текущую задолженность по мероприятию и сохраняет историю платежей.</w:t>
+      </w:r>
+    </w:p>
+    <w:p>
+      <w:pPr>
+        <w:spacing w:after="160"/>
+        <w:jc w:val="both"/>
+        <w:rPr>
+          <w:rFonts w:ascii="Times New Roman" w:hAnsi="Times New Roman" w:cs="Times New Roman"/>
+          <w:sz w:val="28"/>
+          <w:szCs w:val="28"/>
+        </w:rPr>
+      </w:pPr>
+      <w:r>
+        <w:rPr>
+          <w:rFonts w:ascii="Times New Roman" w:hAnsi="Times New Roman" w:cs="Times New Roman"/>
+          <w:sz w:val="28"/>
+          <w:szCs w:val="28"/>
+        </w:rPr>
+        <w:t>11. Система разграничивает права доступа, создавать пользователей может только менеджер.</w:t>
+      </w:r>
+    </w:p>
+    <w:p>
+      <w:pPr>
+        <w:spacing w:after="160"/>
+        <w:jc w:val="both"/>
+        <w:rPr>
+          <w:rFonts w:ascii="Times New Roman" w:hAnsi="Times New Roman" w:cs="Times New Roman"/>
+          <w:sz w:val="28"/>
+          <w:szCs w:val="28"/>
+        </w:rPr>
+      </w:pPr>
+      <w:r>
+        <w:rPr>
+          <w:rFonts w:ascii="Times New Roman" w:hAnsi="Times New Roman" w:cs="Times New Roman"/>
+          <w:sz w:val="28"/>
+          <w:szCs w:val="28"/>
+        </w:rPr>
+        <w:t xml:space="preserve">12. Пароли сотрудников хранятся в </w:t>
+      </w:r>
+      <w:proofErr w:type="spellStart"/>
+      <w:r>
+        <w:rPr>
+          <w:rFonts w:ascii="Times New Roman" w:hAnsi="Times New Roman" w:cs="Times New Roman"/>
+          <w:sz w:val="28"/>
+          <w:szCs w:val="28"/>
+        </w:rPr>
+        <w:t>хэшированном</w:t>
+      </w:r>
+      <w:proofErr w:type="spellEnd"/>
+      <w:r>
+        <w:rPr>
+          <w:rFonts w:ascii="Times New Roman" w:hAnsi="Times New Roman" w:cs="Times New Roman"/>
+          <w:sz w:val="28"/>
+          <w:szCs w:val="28"/>
+        </w:rPr>
+        <w:t xml:space="preserve"> виде.</w:t>
+      </w:r>
+    </w:p>
+    <w:p>
+      <w:pPr>
+        <w:spacing w:after="160"/>
+        <w:jc w:val="both"/>
+        <w:rPr>
+          <w:rFonts w:ascii="Times New Roman" w:hAnsi="Times New Roman" w:cs="Times New Roman"/>
+          <w:sz w:val="28"/>
+          <w:szCs w:val="28"/>
+        </w:rPr>
+      </w:pPr>
+      <w:r>
+        <w:rPr>
+          <w:rFonts w:ascii="Times New Roman" w:hAnsi="Times New Roman" w:cs="Times New Roman"/>
+          <w:sz w:val="28"/>
+          <w:szCs w:val="28"/>
+        </w:rPr>
+        <w:t>13. Остальные функциональные и нефункциональные требования соблюдены.</w:t>
+      </w:r>
+    </w:p>
+    <w:p>
+      <w:pPr>
+        <w:spacing w:after="160"/>
+        <w:jc w:val="both"/>
+        <w:rPr>
+          <w:rFonts w:ascii="Times New Roman" w:hAnsi="Times New Roman" w:cs="Times New Roman"/>
+          <w:sz w:val="28"/>
+          <w:szCs w:val="28"/>
+        </w:rPr>
+      </w:pPr>
     </w:p>
     <w:p>
       <w:pPr>
@@ -1335,6 +2298,119 @@
     </w:lvl>
   </w:abstractNum>
   <w:abstractNum w:abstractNumId="2" w15:restartNumberingAfterBreak="0">
+    <w:nsid w:val="06342846"/>
+    <w:multiLevelType w:val="multilevel"/>
+    <w:tmpl w:val="8D1A9EE8"/>
+    <w:lvl w:ilvl="0">
+      <w:start w:val="9"/>
+      <w:numFmt w:val="decimal"/>
+      <w:lvlText w:val="%1."/>
+      <w:lvlJc w:val="left"/>
+      <w:pPr>
+        <w:tabs>
+          <w:tab w:val="num" w:pos="720"/>
+        </w:tabs>
+        <w:ind w:left="720" w:hanging="360"/>
+      </w:pPr>
+    </w:lvl>
+    <w:lvl w:ilvl="1" w:tentative="1">
+      <w:start w:val="1"/>
+      <w:numFmt w:val="decimal"/>
+      <w:lvlText w:val="%2."/>
+      <w:lvlJc w:val="left"/>
+      <w:pPr>
+        <w:tabs>
+          <w:tab w:val="num" w:pos="1440"/>
+        </w:tabs>
+        <w:ind w:left="1440" w:hanging="360"/>
+      </w:pPr>
+    </w:lvl>
+    <w:lvl w:ilvl="2" w:tentative="1">
+      <w:start w:val="1"/>
+      <w:numFmt w:val="decimal"/>
+      <w:lvlText w:val="%3."/>
+      <w:lvlJc w:val="left"/>
+      <w:pPr>
+        <w:tabs>
+          <w:tab w:val="num" w:pos="2160"/>
+        </w:tabs>
+        <w:ind w:left="2160" w:hanging="360"/>
+      </w:pPr>
+    </w:lvl>
+    <w:lvl w:ilvl="3" w:tentative="1">
+      <w:start w:val="1"/>
+      <w:numFmt w:val="decimal"/>
+      <w:lvlText w:val="%4."/>
+      <w:lvlJc w:val="left"/>
+      <w:pPr>
+        <w:tabs>
+          <w:tab w:val="num" w:pos="2880"/>
+        </w:tabs>
+        <w:ind w:left="2880" w:hanging="360"/>
+      </w:pPr>
+    </w:lvl>
+    <w:lvl w:ilvl="4" w:tentative="1">
+      <w:start w:val="1"/>
+      <w:numFmt w:val="decimal"/>
+      <w:lvlText w:val="%5."/>
+      <w:lvlJc w:val="left"/>
+      <w:pPr>
+        <w:tabs>
+          <w:tab w:val="num" w:pos="3600"/>
+        </w:tabs>
+        <w:ind w:left="3600" w:hanging="360"/>
+      </w:pPr>
+    </w:lvl>
+    <w:lvl w:ilvl="5" w:tentative="1">
+      <w:start w:val="1"/>
+      <w:numFmt w:val="decimal"/>
+      <w:lvlText w:val="%6."/>
+      <w:lvlJc w:val="left"/>
+      <w:pPr>
+        <w:tabs>
+          <w:tab w:val="num" w:pos="4320"/>
+        </w:tabs>
+        <w:ind w:left="4320" w:hanging="360"/>
+      </w:pPr>
+    </w:lvl>
+    <w:lvl w:ilvl="6" w:tentative="1">
+      <w:start w:val="1"/>
+      <w:numFmt w:val="decimal"/>
+      <w:lvlText w:val="%7."/>
+      <w:lvlJc w:val="left"/>
+      <w:pPr>
+        <w:tabs>
+          <w:tab w:val="num" w:pos="5040"/>
+        </w:tabs>
+        <w:ind w:left="5040" w:hanging="360"/>
+      </w:pPr>
+    </w:lvl>
+    <w:lvl w:ilvl="7" w:tentative="1">
+      <w:start w:val="1"/>
+      <w:numFmt w:val="decimal"/>
+      <w:lvlText w:val="%8."/>
+      <w:lvlJc w:val="left"/>
+      <w:pPr>
+        <w:tabs>
+          <w:tab w:val="num" w:pos="5760"/>
+        </w:tabs>
+        <w:ind w:left="5760" w:hanging="360"/>
+      </w:pPr>
+    </w:lvl>
+    <w:lvl w:ilvl="8" w:tentative="1">
+      <w:start w:val="1"/>
+      <w:numFmt w:val="decimal"/>
+      <w:lvlText w:val="%9."/>
+      <w:lvlJc w:val="left"/>
+      <w:pPr>
+        <w:tabs>
+          <w:tab w:val="num" w:pos="6480"/>
+        </w:tabs>
+        <w:ind w:left="6480" w:hanging="360"/>
+      </w:pPr>
+    </w:lvl>
+  </w:abstractNum>
+  <w:abstractNum w:abstractNumId="3" w15:restartNumberingAfterBreak="0">
     <w:nsid w:val="103D1E5E"/>
     <w:multiLevelType w:val="hybridMultilevel"/>
     <w:tmpl w:val="4AB0971C"/>
@@ -1423,7 +2499,7 @@
       </w:pPr>
     </w:lvl>
   </w:abstractNum>
-  <w:abstractNum w:abstractNumId="3" w15:restartNumberingAfterBreak="0">
+  <w:abstractNum w:abstractNumId="4" w15:restartNumberingAfterBreak="0">
     <w:nsid w:val="138875CB"/>
     <w:multiLevelType w:val="hybridMultilevel"/>
     <w:tmpl w:val="67D6E710"/>
@@ -1509,7 +2585,233 @@
       </w:pPr>
     </w:lvl>
   </w:abstractNum>
-  <w:abstractNum w:abstractNumId="4" w15:restartNumberingAfterBreak="0">
+  <w:abstractNum w:abstractNumId="5" w15:restartNumberingAfterBreak="0">
+    <w:nsid w:val="239A0287"/>
+    <w:multiLevelType w:val="multilevel"/>
+    <w:tmpl w:val="68C23B94"/>
+    <w:lvl w:ilvl="0">
+      <w:start w:val="1"/>
+      <w:numFmt w:val="decimal"/>
+      <w:lvlText w:val="%1."/>
+      <w:lvlJc w:val="left"/>
+      <w:pPr>
+        <w:tabs>
+          <w:tab w:val="num" w:pos="720"/>
+        </w:tabs>
+        <w:ind w:left="720" w:hanging="360"/>
+      </w:pPr>
+    </w:lvl>
+    <w:lvl w:ilvl="1" w:tentative="1">
+      <w:start w:val="1"/>
+      <w:numFmt w:val="decimal"/>
+      <w:lvlText w:val="%2."/>
+      <w:lvlJc w:val="left"/>
+      <w:pPr>
+        <w:tabs>
+          <w:tab w:val="num" w:pos="1440"/>
+        </w:tabs>
+        <w:ind w:left="1440" w:hanging="360"/>
+      </w:pPr>
+    </w:lvl>
+    <w:lvl w:ilvl="2" w:tentative="1">
+      <w:start w:val="1"/>
+      <w:numFmt w:val="decimal"/>
+      <w:lvlText w:val="%3."/>
+      <w:lvlJc w:val="left"/>
+      <w:pPr>
+        <w:tabs>
+          <w:tab w:val="num" w:pos="2160"/>
+        </w:tabs>
+        <w:ind w:left="2160" w:hanging="360"/>
+      </w:pPr>
+    </w:lvl>
+    <w:lvl w:ilvl="3" w:tentative="1">
+      <w:start w:val="1"/>
+      <w:numFmt w:val="decimal"/>
+      <w:lvlText w:val="%4."/>
+      <w:lvlJc w:val="left"/>
+      <w:pPr>
+        <w:tabs>
+          <w:tab w:val="num" w:pos="2880"/>
+        </w:tabs>
+        <w:ind w:left="2880" w:hanging="360"/>
+      </w:pPr>
+    </w:lvl>
+    <w:lvl w:ilvl="4" w:tentative="1">
+      <w:start w:val="1"/>
+      <w:numFmt w:val="decimal"/>
+      <w:lvlText w:val="%5."/>
+      <w:lvlJc w:val="left"/>
+      <w:pPr>
+        <w:tabs>
+          <w:tab w:val="num" w:pos="3600"/>
+        </w:tabs>
+        <w:ind w:left="3600" w:hanging="360"/>
+      </w:pPr>
+    </w:lvl>
+    <w:lvl w:ilvl="5" w:tentative="1">
+      <w:start w:val="1"/>
+      <w:numFmt w:val="decimal"/>
+      <w:lvlText w:val="%6."/>
+      <w:lvlJc w:val="left"/>
+      <w:pPr>
+        <w:tabs>
+          <w:tab w:val="num" w:pos="4320"/>
+        </w:tabs>
+        <w:ind w:left="4320" w:hanging="360"/>
+      </w:pPr>
+    </w:lvl>
+    <w:lvl w:ilvl="6" w:tentative="1">
+      <w:start w:val="1"/>
+      <w:numFmt w:val="decimal"/>
+      <w:lvlText w:val="%7."/>
+      <w:lvlJc w:val="left"/>
+      <w:pPr>
+        <w:tabs>
+          <w:tab w:val="num" w:pos="5040"/>
+        </w:tabs>
+        <w:ind w:left="5040" w:hanging="360"/>
+      </w:pPr>
+    </w:lvl>
+    <w:lvl w:ilvl="7" w:tentative="1">
+      <w:start w:val="1"/>
+      <w:numFmt w:val="decimal"/>
+      <w:lvlText w:val="%8."/>
+      <w:lvlJc w:val="left"/>
+      <w:pPr>
+        <w:tabs>
+          <w:tab w:val="num" w:pos="5760"/>
+        </w:tabs>
+        <w:ind w:left="5760" w:hanging="360"/>
+      </w:pPr>
+    </w:lvl>
+    <w:lvl w:ilvl="8" w:tentative="1">
+      <w:start w:val="1"/>
+      <w:numFmt w:val="decimal"/>
+      <w:lvlText w:val="%9."/>
+      <w:lvlJc w:val="left"/>
+      <w:pPr>
+        <w:tabs>
+          <w:tab w:val="num" w:pos="6480"/>
+        </w:tabs>
+        <w:ind w:left="6480" w:hanging="360"/>
+      </w:pPr>
+    </w:lvl>
+  </w:abstractNum>
+  <w:abstractNum w:abstractNumId="6" w15:restartNumberingAfterBreak="0">
+    <w:nsid w:val="2B826734"/>
+    <w:multiLevelType w:val="multilevel"/>
+    <w:tmpl w:val="06CAEE46"/>
+    <w:lvl w:ilvl="0">
+      <w:start w:val="23"/>
+      <w:numFmt w:val="decimal"/>
+      <w:lvlText w:val="%1."/>
+      <w:lvlJc w:val="left"/>
+      <w:pPr>
+        <w:tabs>
+          <w:tab w:val="num" w:pos="720"/>
+        </w:tabs>
+        <w:ind w:left="720" w:hanging="360"/>
+      </w:pPr>
+    </w:lvl>
+    <w:lvl w:ilvl="1" w:tentative="1">
+      <w:start w:val="1"/>
+      <w:numFmt w:val="decimal"/>
+      <w:lvlText w:val="%2."/>
+      <w:lvlJc w:val="left"/>
+      <w:pPr>
+        <w:tabs>
+          <w:tab w:val="num" w:pos="1440"/>
+        </w:tabs>
+        <w:ind w:left="1440" w:hanging="360"/>
+      </w:pPr>
+    </w:lvl>
+    <w:lvl w:ilvl="2" w:tentative="1">
+      <w:start w:val="1"/>
+      <w:numFmt w:val="decimal"/>
+      <w:lvlText w:val="%3."/>
+      <w:lvlJc w:val="left"/>
+      <w:pPr>
+        <w:tabs>
+          <w:tab w:val="num" w:pos="2160"/>
+        </w:tabs>
+        <w:ind w:left="2160" w:hanging="360"/>
+      </w:pPr>
+    </w:lvl>
+    <w:lvl w:ilvl="3" w:tentative="1">
+      <w:start w:val="1"/>
+      <w:numFmt w:val="decimal"/>
+      <w:lvlText w:val="%4."/>
+      <w:lvlJc w:val="left"/>
+      <w:pPr>
+        <w:tabs>
+          <w:tab w:val="num" w:pos="2880"/>
+        </w:tabs>
+        <w:ind w:left="2880" w:hanging="360"/>
+      </w:pPr>
+    </w:lvl>
+    <w:lvl w:ilvl="4" w:tentative="1">
+      <w:start w:val="1"/>
+      <w:numFmt w:val="decimal"/>
+      <w:lvlText w:val="%5."/>
+      <w:lvlJc w:val="left"/>
+      <w:pPr>
+        <w:tabs>
+          <w:tab w:val="num" w:pos="3600"/>
+        </w:tabs>
+        <w:ind w:left="3600" w:hanging="360"/>
+      </w:pPr>
+    </w:lvl>
+    <w:lvl w:ilvl="5" w:tentative="1">
+      <w:start w:val="1"/>
+      <w:numFmt w:val="decimal"/>
+      <w:lvlText w:val="%6."/>
+      <w:lvlJc w:val="left"/>
+      <w:pPr>
+        <w:tabs>
+          <w:tab w:val="num" w:pos="4320"/>
+        </w:tabs>
+        <w:ind w:left="4320" w:hanging="360"/>
+      </w:pPr>
+    </w:lvl>
+    <w:lvl w:ilvl="6" w:tentative="1">
+      <w:start w:val="1"/>
+      <w:numFmt w:val="decimal"/>
+      <w:lvlText w:val="%7."/>
+      <w:lvlJc w:val="left"/>
+      <w:pPr>
+        <w:tabs>
+          <w:tab w:val="num" w:pos="5040"/>
+        </w:tabs>
+        <w:ind w:left="5040" w:hanging="360"/>
+      </w:pPr>
+    </w:lvl>
+    <w:lvl w:ilvl="7" w:tentative="1">
+      <w:start w:val="1"/>
+      <w:numFmt w:val="decimal"/>
+      <w:lvlText w:val="%8."/>
+      <w:lvlJc w:val="left"/>
+      <w:pPr>
+        <w:tabs>
+          <w:tab w:val="num" w:pos="5760"/>
+        </w:tabs>
+        <w:ind w:left="5760" w:hanging="360"/>
+      </w:pPr>
+    </w:lvl>
+    <w:lvl w:ilvl="8" w:tentative="1">
+      <w:start w:val="1"/>
+      <w:numFmt w:val="decimal"/>
+      <w:lvlText w:val="%9."/>
+      <w:lvlJc w:val="left"/>
+      <w:pPr>
+        <w:tabs>
+          <w:tab w:val="num" w:pos="6480"/>
+        </w:tabs>
+        <w:ind w:left="6480" w:hanging="360"/>
+      </w:pPr>
+    </w:lvl>
+  </w:abstractNum>
+  <w:abstractNum w:abstractNumId="7" w15:restartNumberingAfterBreak="0">
     <w:nsid w:val="2C376A77"/>
     <w:multiLevelType w:val="hybridMultilevel"/>
     <w:tmpl w:val="7214DE60"/>
@@ -1598,7 +2900,7 @@
       </w:pPr>
     </w:lvl>
   </w:abstractNum>
-  <w:abstractNum w:abstractNumId="5" w15:restartNumberingAfterBreak="0">
+  <w:abstractNum w:abstractNumId="8" w15:restartNumberingAfterBreak="0">
     <w:nsid w:val="2CA86D97"/>
     <w:multiLevelType w:val="hybridMultilevel"/>
     <w:tmpl w:val="FFC0255C"/>
@@ -1684,7 +2986,209 @@
       </w:pPr>
     </w:lvl>
   </w:abstractNum>
-  <w:abstractNum w:abstractNumId="6" w15:restartNumberingAfterBreak="0">
+  <w:abstractNum w:abstractNumId="9" w15:restartNumberingAfterBreak="0">
+    <w:nsid w:val="33DD5623"/>
+    <w:multiLevelType w:val="multilevel"/>
+    <w:tmpl w:val="83E0A640"/>
+    <w:lvl w:ilvl="0">
+      <w:start w:val="18"/>
+      <w:numFmt w:val="decimal"/>
+      <w:lvlText w:val="%1."/>
+      <w:lvlJc w:val="left"/>
+      <w:pPr>
+        <w:tabs>
+          <w:tab w:val="num" w:pos="720"/>
+        </w:tabs>
+        <w:ind w:left="720" w:hanging="360"/>
+      </w:pPr>
+    </w:lvl>
+    <w:lvl w:ilvl="1" w:tentative="1">
+      <w:start w:val="1"/>
+      <w:numFmt w:val="decimal"/>
+      <w:lvlText w:val="%2."/>
+      <w:lvlJc w:val="left"/>
+      <w:pPr>
+        <w:tabs>
+          <w:tab w:val="num" w:pos="1440"/>
+        </w:tabs>
+        <w:ind w:left="1440" w:hanging="360"/>
+      </w:pPr>
+    </w:lvl>
+    <w:lvl w:ilvl="2" w:tentative="1">
+      <w:start w:val="1"/>
+      <w:numFmt w:val="decimal"/>
+      <w:lvlText w:val="%3."/>
+      <w:lvlJc w:val="left"/>
+      <w:pPr>
+        <w:tabs>
+          <w:tab w:val="num" w:pos="2160"/>
+        </w:tabs>
+        <w:ind w:left="2160" w:hanging="360"/>
+      </w:pPr>
+    </w:lvl>
+    <w:lvl w:ilvl="3" w:tentative="1">
+      <w:start w:val="1"/>
+      <w:numFmt w:val="decimal"/>
+      <w:lvlText w:val="%4."/>
+      <w:lvlJc w:val="left"/>
+      <w:pPr>
+        <w:tabs>
+          <w:tab w:val="num" w:pos="2880"/>
+        </w:tabs>
+        <w:ind w:left="2880" w:hanging="360"/>
+      </w:pPr>
+    </w:lvl>
+    <w:lvl w:ilvl="4" w:tentative="1">
+      <w:start w:val="1"/>
+      <w:numFmt w:val="decimal"/>
+      <w:lvlText w:val="%5."/>
+      <w:lvlJc w:val="left"/>
+      <w:pPr>
+        <w:tabs>
+          <w:tab w:val="num" w:pos="3600"/>
+        </w:tabs>
+        <w:ind w:left="3600" w:hanging="360"/>
+      </w:pPr>
+    </w:lvl>
+    <w:lvl w:ilvl="5" w:tentative="1">
+      <w:start w:val="1"/>
+      <w:numFmt w:val="decimal"/>
+      <w:lvlText w:val="%6."/>
+      <w:lvlJc w:val="left"/>
+      <w:pPr>
+        <w:tabs>
+          <w:tab w:val="num" w:pos="4320"/>
+        </w:tabs>
+        <w:ind w:left="4320" w:hanging="360"/>
+      </w:pPr>
+    </w:lvl>
+    <w:lvl w:ilvl="6" w:tentative="1">
+      <w:start w:val="1"/>
+      <w:numFmt w:val="decimal"/>
+      <w:lvlText w:val="%7."/>
+      <w:lvlJc w:val="left"/>
+      <w:pPr>
+        <w:tabs>
+          <w:tab w:val="num" w:pos="5040"/>
+        </w:tabs>
+        <w:ind w:left="5040" w:hanging="360"/>
+      </w:pPr>
+    </w:lvl>
+    <w:lvl w:ilvl="7" w:tentative="1">
+      <w:start w:val="1"/>
+      <w:numFmt w:val="decimal"/>
+      <w:lvlText w:val="%8."/>
+      <w:lvlJc w:val="left"/>
+      <w:pPr>
+        <w:tabs>
+          <w:tab w:val="num" w:pos="5760"/>
+        </w:tabs>
+        <w:ind w:left="5760" w:hanging="360"/>
+      </w:pPr>
+    </w:lvl>
+    <w:lvl w:ilvl="8" w:tentative="1">
+      <w:start w:val="1"/>
+      <w:numFmt w:val="decimal"/>
+      <w:lvlText w:val="%9."/>
+      <w:lvlJc w:val="left"/>
+      <w:pPr>
+        <w:tabs>
+          <w:tab w:val="num" w:pos="6480"/>
+        </w:tabs>
+        <w:ind w:left="6480" w:hanging="360"/>
+      </w:pPr>
+    </w:lvl>
+  </w:abstractNum>
+  <w:abstractNum w:abstractNumId="10" w15:restartNumberingAfterBreak="0">
+    <w:nsid w:val="446B0F79"/>
+    <w:multiLevelType w:val="hybridMultilevel"/>
+    <w:tmpl w:val="3BDE2700"/>
+    <w:lvl w:ilvl="0" w:tplc="F6E09602">
+      <w:start w:val="1"/>
+      <w:numFmt w:val="decimal"/>
+      <w:lvlText w:val="%1)"/>
+      <w:lvlJc w:val="left"/>
+      <w:pPr>
+        <w:ind w:left="1080" w:hanging="360"/>
+      </w:pPr>
+      <w:rPr>
+        <w:rFonts w:hint="default"/>
+      </w:rPr>
+    </w:lvl>
+    <w:lvl w:ilvl="1" w:tplc="04190019" w:tentative="1">
+      <w:start w:val="1"/>
+      <w:numFmt w:val="lowerLetter"/>
+      <w:lvlText w:val="%2."/>
+      <w:lvlJc w:val="left"/>
+      <w:pPr>
+        <w:ind w:left="1800" w:hanging="360"/>
+      </w:pPr>
+    </w:lvl>
+    <w:lvl w:ilvl="2" w:tplc="0419001B" w:tentative="1">
+      <w:start w:val="1"/>
+      <w:numFmt w:val="lowerRoman"/>
+      <w:lvlText w:val="%3."/>
+      <w:lvlJc w:val="right"/>
+      <w:pPr>
+        <w:ind w:left="2520" w:hanging="180"/>
+      </w:pPr>
+    </w:lvl>
+    <w:lvl w:ilvl="3" w:tplc="0419000F" w:tentative="1">
+      <w:start w:val="1"/>
+      <w:numFmt w:val="decimal"/>
+      <w:lvlText w:val="%4."/>
+      <w:lvlJc w:val="left"/>
+      <w:pPr>
+        <w:ind w:left="3240" w:hanging="360"/>
+      </w:pPr>
+    </w:lvl>
+    <w:lvl w:ilvl="4" w:tplc="04190019" w:tentative="1">
+      <w:start w:val="1"/>
+      <w:numFmt w:val="lowerLetter"/>
+      <w:lvlText w:val="%5."/>
+      <w:lvlJc w:val="left"/>
+      <w:pPr>
+        <w:ind w:left="3960" w:hanging="360"/>
+      </w:pPr>
+    </w:lvl>
+    <w:lvl w:ilvl="5" w:tplc="0419001B" w:tentative="1">
+      <w:start w:val="1"/>
+      <w:numFmt w:val="lowerRoman"/>
+      <w:lvlText w:val="%6."/>
+      <w:lvlJc w:val="right"/>
+      <w:pPr>
+        <w:ind w:left="4680" w:hanging="180"/>
+      </w:pPr>
+    </w:lvl>
+    <w:lvl w:ilvl="6" w:tplc="0419000F" w:tentative="1">
+      <w:start w:val="1"/>
+      <w:numFmt w:val="decimal"/>
+      <w:lvlText w:val="%7."/>
+      <w:lvlJc w:val="left"/>
+      <w:pPr>
+        <w:ind w:left="5400" w:hanging="360"/>
+      </w:pPr>
+    </w:lvl>
+    <w:lvl w:ilvl="7" w:tplc="04190019" w:tentative="1">
+      <w:start w:val="1"/>
+      <w:numFmt w:val="lowerLetter"/>
+      <w:lvlText w:val="%8."/>
+      <w:lvlJc w:val="left"/>
+      <w:pPr>
+        <w:ind w:left="6120" w:hanging="360"/>
+      </w:pPr>
+    </w:lvl>
+    <w:lvl w:ilvl="8" w:tplc="0419001B" w:tentative="1">
+      <w:start w:val="1"/>
+      <w:numFmt w:val="lowerRoman"/>
+      <w:lvlText w:val="%9."/>
+      <w:lvlJc w:val="right"/>
+      <w:pPr>
+        <w:ind w:left="6840" w:hanging="180"/>
+      </w:pPr>
+    </w:lvl>
+  </w:abstractNum>
+  <w:abstractNum w:abstractNumId="11" w15:restartNumberingAfterBreak="0">
     <w:nsid w:val="44DD20BE"/>
     <w:multiLevelType w:val="hybridMultilevel"/>
     <w:tmpl w:val="F766B360"/>
@@ -1770,7 +3274,7 @@
       </w:pPr>
     </w:lvl>
   </w:abstractNum>
-  <w:abstractNum w:abstractNumId="7" w15:restartNumberingAfterBreak="0">
+  <w:abstractNum w:abstractNumId="12" w15:restartNumberingAfterBreak="0">
     <w:nsid w:val="46835F42"/>
     <w:multiLevelType w:val="hybridMultilevel"/>
     <w:tmpl w:val="6FE8A5F6"/>
@@ -1856,7 +3360,7 @@
       </w:pPr>
     </w:lvl>
   </w:abstractNum>
-  <w:abstractNum w:abstractNumId="8" w15:restartNumberingAfterBreak="0">
+  <w:abstractNum w:abstractNumId="13" w15:restartNumberingAfterBreak="0">
     <w:nsid w:val="469573BA"/>
     <w:multiLevelType w:val="hybridMultilevel"/>
     <w:tmpl w:val="D2FCC03A"/>
@@ -1942,7 +3446,7 @@
       </w:pPr>
     </w:lvl>
   </w:abstractNum>
-  <w:abstractNum w:abstractNumId="9" w15:restartNumberingAfterBreak="0">
+  <w:abstractNum w:abstractNumId="14" w15:restartNumberingAfterBreak="0">
     <w:nsid w:val="4BFA00E0"/>
     <w:multiLevelType w:val="hybridMultilevel"/>
     <w:tmpl w:val="37DC7210"/>
@@ -2031,7 +3535,96 @@
       </w:pPr>
     </w:lvl>
   </w:abstractNum>
-  <w:abstractNum w:abstractNumId="10" w15:restartNumberingAfterBreak="0">
+  <w:abstractNum w:abstractNumId="15" w15:restartNumberingAfterBreak="0">
+    <w:nsid w:val="4D3416A9"/>
+    <w:multiLevelType w:val="hybridMultilevel"/>
+    <w:tmpl w:val="4D4252AE"/>
+    <w:lvl w:ilvl="0" w:tplc="0419000F">
+      <w:start w:val="1"/>
+      <w:numFmt w:val="decimal"/>
+      <w:lvlText w:val="%1."/>
+      <w:lvlJc w:val="left"/>
+      <w:pPr>
+        <w:ind w:left="720" w:hanging="360"/>
+      </w:pPr>
+      <w:rPr>
+        <w:rFonts w:hint="default"/>
+      </w:rPr>
+    </w:lvl>
+    <w:lvl w:ilvl="1" w:tplc="04190019" w:tentative="1">
+      <w:start w:val="1"/>
+      <w:numFmt w:val="lowerLetter"/>
+      <w:lvlText w:val="%2."/>
+      <w:lvlJc w:val="left"/>
+      <w:pPr>
+        <w:ind w:left="1440" w:hanging="360"/>
+      </w:pPr>
+    </w:lvl>
+    <w:lvl w:ilvl="2" w:tplc="0419001B" w:tentative="1">
+      <w:start w:val="1"/>
+      <w:numFmt w:val="lowerRoman"/>
+      <w:lvlText w:val="%3."/>
+      <w:lvlJc w:val="right"/>
+      <w:pPr>
+        <w:ind w:left="2160" w:hanging="180"/>
+      </w:pPr>
+    </w:lvl>
+    <w:lvl w:ilvl="3" w:tplc="0419000F" w:tentative="1">
+      <w:start w:val="1"/>
+      <w:numFmt w:val="decimal"/>
+      <w:lvlText w:val="%4."/>
+      <w:lvlJc w:val="left"/>
+      <w:pPr>
+        <w:ind w:left="2880" w:hanging="360"/>
+      </w:pPr>
+    </w:lvl>
+    <w:lvl w:ilvl="4" w:tplc="04190019" w:tentative="1">
+      <w:start w:val="1"/>
+      <w:numFmt w:val="lowerLetter"/>
+      <w:lvlText w:val="%5."/>
+      <w:lvlJc w:val="left"/>
+      <w:pPr>
+        <w:ind w:left="3600" w:hanging="360"/>
+      </w:pPr>
+    </w:lvl>
+    <w:lvl w:ilvl="5" w:tplc="0419001B" w:tentative="1">
+      <w:start w:val="1"/>
+      <w:numFmt w:val="lowerRoman"/>
+      <w:lvlText w:val="%6."/>
+      <w:lvlJc w:val="right"/>
+      <w:pPr>
+        <w:ind w:left="4320" w:hanging="180"/>
+      </w:pPr>
+    </w:lvl>
+    <w:lvl w:ilvl="6" w:tplc="0419000F" w:tentative="1">
+      <w:start w:val="1"/>
+      <w:numFmt w:val="decimal"/>
+      <w:lvlText w:val="%7."/>
+      <w:lvlJc w:val="left"/>
+      <w:pPr>
+        <w:ind w:left="5040" w:hanging="360"/>
+      </w:pPr>
+    </w:lvl>
+    <w:lvl w:ilvl="7" w:tplc="04190019" w:tentative="1">
+      <w:start w:val="1"/>
+      <w:numFmt w:val="lowerLetter"/>
+      <w:lvlText w:val="%8."/>
+      <w:lvlJc w:val="left"/>
+      <w:pPr>
+        <w:ind w:left="5760" w:hanging="360"/>
+      </w:pPr>
+    </w:lvl>
+    <w:lvl w:ilvl="8" w:tplc="0419001B" w:tentative="1">
+      <w:start w:val="1"/>
+      <w:numFmt w:val="lowerRoman"/>
+      <w:lvlText w:val="%9."/>
+      <w:lvlJc w:val="right"/>
+      <w:pPr>
+        <w:ind w:left="6480" w:hanging="180"/>
+      </w:pPr>
+    </w:lvl>
+  </w:abstractNum>
+  <w:abstractNum w:abstractNumId="16" w15:restartNumberingAfterBreak="0">
     <w:nsid w:val="53E8237D"/>
     <w:multiLevelType w:val="hybridMultilevel"/>
     <w:tmpl w:val="843A2BF6"/>
@@ -2120,7 +3713,7 @@
       </w:pPr>
     </w:lvl>
   </w:abstractNum>
-  <w:abstractNum w:abstractNumId="11" w15:restartNumberingAfterBreak="0">
+  <w:abstractNum w:abstractNumId="17" w15:restartNumberingAfterBreak="0">
     <w:nsid w:val="561F2FF9"/>
     <w:multiLevelType w:val="hybridMultilevel"/>
     <w:tmpl w:val="35CA09C0"/>
@@ -2206,7 +3799,209 @@
       </w:pPr>
     </w:lvl>
   </w:abstractNum>
-  <w:abstractNum w:abstractNumId="12" w15:restartNumberingAfterBreak="0">
+  <w:abstractNum w:abstractNumId="18" w15:restartNumberingAfterBreak="0">
+    <w:nsid w:val="57B929C0"/>
+    <w:multiLevelType w:val="hybridMultilevel"/>
+    <w:tmpl w:val="D7F45722"/>
+    <w:lvl w:ilvl="0" w:tplc="04190011">
+      <w:start w:val="1"/>
+      <w:numFmt w:val="decimal"/>
+      <w:lvlText w:val="%1)"/>
+      <w:lvlJc w:val="left"/>
+      <w:pPr>
+        <w:ind w:left="720" w:hanging="360"/>
+      </w:pPr>
+      <w:rPr>
+        <w:rFonts w:hint="default"/>
+      </w:rPr>
+    </w:lvl>
+    <w:lvl w:ilvl="1" w:tplc="04190019" w:tentative="1">
+      <w:start w:val="1"/>
+      <w:numFmt w:val="lowerLetter"/>
+      <w:lvlText w:val="%2."/>
+      <w:lvlJc w:val="left"/>
+      <w:pPr>
+        <w:ind w:left="1440" w:hanging="360"/>
+      </w:pPr>
+    </w:lvl>
+    <w:lvl w:ilvl="2" w:tplc="0419001B" w:tentative="1">
+      <w:start w:val="1"/>
+      <w:numFmt w:val="lowerRoman"/>
+      <w:lvlText w:val="%3."/>
+      <w:lvlJc w:val="right"/>
+      <w:pPr>
+        <w:ind w:left="2160" w:hanging="180"/>
+      </w:pPr>
+    </w:lvl>
+    <w:lvl w:ilvl="3" w:tplc="0419000F" w:tentative="1">
+      <w:start w:val="1"/>
+      <w:numFmt w:val="decimal"/>
+      <w:lvlText w:val="%4."/>
+      <w:lvlJc w:val="left"/>
+      <w:pPr>
+        <w:ind w:left="2880" w:hanging="360"/>
+      </w:pPr>
+    </w:lvl>
+    <w:lvl w:ilvl="4" w:tplc="04190019" w:tentative="1">
+      <w:start w:val="1"/>
+      <w:numFmt w:val="lowerLetter"/>
+      <w:lvlText w:val="%5."/>
+      <w:lvlJc w:val="left"/>
+      <w:pPr>
+        <w:ind w:left="3600" w:hanging="360"/>
+      </w:pPr>
+    </w:lvl>
+    <w:lvl w:ilvl="5" w:tplc="0419001B" w:tentative="1">
+      <w:start w:val="1"/>
+      <w:numFmt w:val="lowerRoman"/>
+      <w:lvlText w:val="%6."/>
+      <w:lvlJc w:val="right"/>
+      <w:pPr>
+        <w:ind w:left="4320" w:hanging="180"/>
+      </w:pPr>
+    </w:lvl>
+    <w:lvl w:ilvl="6" w:tplc="0419000F" w:tentative="1">
+      <w:start w:val="1"/>
+      <w:numFmt w:val="decimal"/>
+      <w:lvlText w:val="%7."/>
+      <w:lvlJc w:val="left"/>
+      <w:pPr>
+        <w:ind w:left="5040" w:hanging="360"/>
+      </w:pPr>
+    </w:lvl>
+    <w:lvl w:ilvl="7" w:tplc="04190019" w:tentative="1">
+      <w:start w:val="1"/>
+      <w:numFmt w:val="lowerLetter"/>
+      <w:lvlText w:val="%8."/>
+      <w:lvlJc w:val="left"/>
+      <w:pPr>
+        <w:ind w:left="5760" w:hanging="360"/>
+      </w:pPr>
+    </w:lvl>
+    <w:lvl w:ilvl="8" w:tplc="0419001B" w:tentative="1">
+      <w:start w:val="1"/>
+      <w:numFmt w:val="lowerRoman"/>
+      <w:lvlText w:val="%9."/>
+      <w:lvlJc w:val="right"/>
+      <w:pPr>
+        <w:ind w:left="6480" w:hanging="180"/>
+      </w:pPr>
+    </w:lvl>
+  </w:abstractNum>
+  <w:abstractNum w:abstractNumId="19" w15:restartNumberingAfterBreak="0">
+    <w:nsid w:val="657F737E"/>
+    <w:multiLevelType w:val="multilevel"/>
+    <w:tmpl w:val="D612FACE"/>
+    <w:lvl w:ilvl="0">
+      <w:start w:val="13"/>
+      <w:numFmt w:val="decimal"/>
+      <w:lvlText w:val="%1."/>
+      <w:lvlJc w:val="left"/>
+      <w:pPr>
+        <w:tabs>
+          <w:tab w:val="num" w:pos="720"/>
+        </w:tabs>
+        <w:ind w:left="720" w:hanging="360"/>
+      </w:pPr>
+    </w:lvl>
+    <w:lvl w:ilvl="1" w:tentative="1">
+      <w:start w:val="1"/>
+      <w:numFmt w:val="decimal"/>
+      <w:lvlText w:val="%2."/>
+      <w:lvlJc w:val="left"/>
+      <w:pPr>
+        <w:tabs>
+          <w:tab w:val="num" w:pos="1440"/>
+        </w:tabs>
+        <w:ind w:left="1440" w:hanging="360"/>
+      </w:pPr>
+    </w:lvl>
+    <w:lvl w:ilvl="2" w:tentative="1">
+      <w:start w:val="1"/>
+      <w:numFmt w:val="decimal"/>
+      <w:lvlText w:val="%3."/>
+      <w:lvlJc w:val="left"/>
+      <w:pPr>
+        <w:tabs>
+          <w:tab w:val="num" w:pos="2160"/>
+        </w:tabs>
+        <w:ind w:left="2160" w:hanging="360"/>
+      </w:pPr>
+    </w:lvl>
+    <w:lvl w:ilvl="3" w:tentative="1">
+      <w:start w:val="1"/>
+      <w:numFmt w:val="decimal"/>
+      <w:lvlText w:val="%4."/>
+      <w:lvlJc w:val="left"/>
+      <w:pPr>
+        <w:tabs>
+          <w:tab w:val="num" w:pos="2880"/>
+        </w:tabs>
+        <w:ind w:left="2880" w:hanging="360"/>
+      </w:pPr>
+    </w:lvl>
+    <w:lvl w:ilvl="4" w:tentative="1">
+      <w:start w:val="1"/>
+      <w:numFmt w:val="decimal"/>
+      <w:lvlText w:val="%5."/>
+      <w:lvlJc w:val="left"/>
+      <w:pPr>
+        <w:tabs>
+          <w:tab w:val="num" w:pos="3600"/>
+        </w:tabs>
+        <w:ind w:left="3600" w:hanging="360"/>
+      </w:pPr>
+    </w:lvl>
+    <w:lvl w:ilvl="5" w:tentative="1">
+      <w:start w:val="1"/>
+      <w:numFmt w:val="decimal"/>
+      <w:lvlText w:val="%6."/>
+      <w:lvlJc w:val="left"/>
+      <w:pPr>
+        <w:tabs>
+          <w:tab w:val="num" w:pos="4320"/>
+        </w:tabs>
+        <w:ind w:left="4320" w:hanging="360"/>
+      </w:pPr>
+    </w:lvl>
+    <w:lvl w:ilvl="6" w:tentative="1">
+      <w:start w:val="1"/>
+      <w:numFmt w:val="decimal"/>
+      <w:lvlText w:val="%7."/>
+      <w:lvlJc w:val="left"/>
+      <w:pPr>
+        <w:tabs>
+          <w:tab w:val="num" w:pos="5040"/>
+        </w:tabs>
+        <w:ind w:left="5040" w:hanging="360"/>
+      </w:pPr>
+    </w:lvl>
+    <w:lvl w:ilvl="7" w:tentative="1">
+      <w:start w:val="1"/>
+      <w:numFmt w:val="decimal"/>
+      <w:lvlText w:val="%8."/>
+      <w:lvlJc w:val="left"/>
+      <w:pPr>
+        <w:tabs>
+          <w:tab w:val="num" w:pos="5760"/>
+        </w:tabs>
+        <w:ind w:left="5760" w:hanging="360"/>
+      </w:pPr>
+    </w:lvl>
+    <w:lvl w:ilvl="8" w:tentative="1">
+      <w:start w:val="1"/>
+      <w:numFmt w:val="decimal"/>
+      <w:lvlText w:val="%9."/>
+      <w:lvlJc w:val="left"/>
+      <w:pPr>
+        <w:tabs>
+          <w:tab w:val="num" w:pos="6480"/>
+        </w:tabs>
+        <w:ind w:left="6480" w:hanging="360"/>
+      </w:pPr>
+    </w:lvl>
+  </w:abstractNum>
+  <w:abstractNum w:abstractNumId="20" w15:restartNumberingAfterBreak="0">
     <w:nsid w:val="65AE0A21"/>
     <w:multiLevelType w:val="hybridMultilevel"/>
     <w:tmpl w:val="8ED61CA0"/>
@@ -2293,28 +4088,28 @@
     </w:lvl>
   </w:abstractNum>
   <w:num w:numId="1">
-    <w:abstractNumId w:val="2"/>
+    <w:abstractNumId w:val="3"/>
   </w:num>
   <w:num w:numId="2">
-    <w:abstractNumId w:val="10"/>
+    <w:abstractNumId w:val="16"/>
   </w:num>
   <w:num w:numId="3">
-    <w:abstractNumId w:val="5"/>
+    <w:abstractNumId w:val="8"/>
   </w:num>
   <w:num w:numId="4">
-    <w:abstractNumId w:val="6"/>
+    <w:abstractNumId w:val="11"/>
   </w:num>
   <w:num w:numId="5">
-    <w:abstractNumId w:val="7"/>
+    <w:abstractNumId w:val="12"/>
   </w:num>
   <w:num w:numId="6">
-    <w:abstractNumId w:val="11"/>
+    <w:abstractNumId w:val="17"/>
   </w:num>
   <w:num w:numId="7">
-    <w:abstractNumId w:val="3"/>
+    <w:abstractNumId w:val="4"/>
   </w:num>
   <w:num w:numId="8">
-    <w:abstractNumId w:val="12"/>
+    <w:abstractNumId w:val="20"/>
     <w:lvlOverride w:ilvl="0">
       <w:startOverride w:val="1"/>
     </w:lvlOverride>
@@ -2344,10 +4139,10 @@
     </w:lvlOverride>
   </w:num>
   <w:num w:numId="9">
-    <w:abstractNumId w:val="4"/>
+    <w:abstractNumId w:val="7"/>
   </w:num>
   <w:num w:numId="10">
-    <w:abstractNumId w:val="8"/>
+    <w:abstractNumId w:val="13"/>
   </w:num>
   <w:num w:numId="11">
     <w:abstractNumId w:val="1"/>
@@ -2356,7 +4151,31 @@
     <w:abstractNumId w:val="0"/>
   </w:num>
   <w:num w:numId="13">
+    <w:abstractNumId w:val="14"/>
+  </w:num>
+  <w:num w:numId="14">
+    <w:abstractNumId w:val="5"/>
+  </w:num>
+  <w:num w:numId="15">
+    <w:abstractNumId w:val="2"/>
+  </w:num>
+  <w:num w:numId="16">
+    <w:abstractNumId w:val="19"/>
+  </w:num>
+  <w:num w:numId="17">
     <w:abstractNumId w:val="9"/>
+  </w:num>
+  <w:num w:numId="18">
+    <w:abstractNumId w:val="6"/>
+  </w:num>
+  <w:num w:numId="19">
+    <w:abstractNumId w:val="15"/>
+  </w:num>
+  <w:num w:numId="20">
+    <w:abstractNumId w:val="10"/>
+  </w:num>
+  <w:num w:numId="21">
+    <w:abstractNumId w:val="18"/>
   </w:num>
 </w:numbering>
 </file>
@@ -2755,6 +4574,26 @@
     <w:name w:val="Normal"/>
     <w:qFormat/>
   </w:style>
+  <w:style w:type="paragraph" w:styleId="2">
+    <w:name w:val="heading 2"/>
+    <w:basedOn w:val="a"/>
+    <w:link w:val="20"/>
+    <w:uiPriority w:val="9"/>
+    <w:qFormat/>
+    <w:rsid w:val="00605457"/>
+    <w:pPr>
+      <w:spacing w:before="100" w:beforeAutospacing="1" w:after="100" w:afterAutospacing="1" w:line="240" w:lineRule="auto"/>
+      <w:outlineLvl w:val="1"/>
+    </w:pPr>
+    <w:rPr>
+      <w:rFonts w:ascii="Times New Roman" w:eastAsia="Times New Roman" w:hAnsi="Times New Roman" w:cs="Times New Roman"/>
+      <w:b/>
+      <w:bCs/>
+      <w:sz w:val="36"/>
+      <w:szCs w:val="36"/>
+      <w:lang w:eastAsia="ru-RU"/>
+    </w:rPr>
+  </w:style>
   <w:style w:type="character" w:default="1" w:styleId="a0">
     <w:name w:val="Default Paragraph Font"/>
     <w:uiPriority w:val="1"/>
@@ -2791,6 +4630,55 @@
     <w:pPr>
       <w:ind w:left="720"/>
       <w:contextualSpacing/>
+    </w:pPr>
+  </w:style>
+  <w:style w:type="character" w:customStyle="1" w:styleId="20">
+    <w:name w:val="Заголовок 2 Знак"/>
+    <w:basedOn w:val="a0"/>
+    <w:link w:val="2"/>
+    <w:uiPriority w:val="9"/>
+    <w:rsid w:val="00605457"/>
+    <w:rPr>
+      <w:rFonts w:ascii="Times New Roman" w:eastAsia="Times New Roman" w:hAnsi="Times New Roman" w:cs="Times New Roman"/>
+      <w:b/>
+      <w:bCs/>
+      <w:sz w:val="36"/>
+      <w:szCs w:val="36"/>
+      <w:lang w:eastAsia="ru-RU"/>
+    </w:rPr>
+  </w:style>
+  <w:style w:type="paragraph" w:customStyle="1" w:styleId="ds-markdown-paragraph">
+    <w:name w:val="ds-markdown-paragraph"/>
+    <w:basedOn w:val="a"/>
+    <w:rsid w:val="00605457"/>
+    <w:pPr>
+      <w:spacing w:before="100" w:beforeAutospacing="1" w:after="100" w:afterAutospacing="1" w:line="240" w:lineRule="auto"/>
+    </w:pPr>
+    <w:rPr>
+      <w:rFonts w:ascii="Times New Roman" w:eastAsia="Times New Roman" w:hAnsi="Times New Roman" w:cs="Times New Roman"/>
+      <w:sz w:val="24"/>
+      <w:szCs w:val="24"/>
+      <w:lang w:eastAsia="ru-RU"/>
+    </w:rPr>
+  </w:style>
+  <w:style w:type="character" w:styleId="a4">
+    <w:name w:val="Strong"/>
+    <w:basedOn w:val="a0"/>
+    <w:uiPriority w:val="22"/>
+    <w:qFormat/>
+    <w:rsid w:val="00605457"/>
+    <w:rPr>
+      <w:b/>
+      <w:bCs/>
+    </w:rPr>
+  </w:style>
+  <w:style w:type="paragraph" w:styleId="a5">
+    <w:name w:val="No Spacing"/>
+    <w:uiPriority w:val="1"/>
+    <w:qFormat/>
+    <w:rsid w:val="00605457"/>
+    <w:pPr>
+      <w:spacing w:after="0" w:line="240" w:lineRule="auto"/>
     </w:pPr>
   </w:style>
 </w:styles>

--- a/ТЕХНИЧЕСКОЕ ЗАДАНИЕ ОРГАНИЗАЦИИ РАЗРАБОТКИ САЙТА ПО ОРГАНИЗАЦИИ МЕРОПРИЯТИЙ В РАМКАХ СЕТИ INTERLINK-LABS.docx
+++ b/ТЕХНИЧЕСКОЕ ЗАДАНИЕ ОРГАНИЗАЦИИ РАЗРАБОТКИ САЙТА ПО ОРГАНИЗАЦИИ МЕРОПРИЯТИЙ В РАМКАХ СЕТИ INTERLINK-LABS.docx
@@ -1,6 +1,6 @@
 
 <file path=word/document.xml><?xml version="1.0" encoding="utf-8"?>
-<w:document xmlns:wpc="http://schemas.microsoft.com/office/word/2010/wordprocessingCanvas" xmlns:cx="http://schemas.microsoft.com/office/drawing/2014/chartex" xmlns:cx1="http://schemas.microsoft.com/office/drawing/2015/9/8/chartex" xmlns:mc="http://schemas.openxmlformats.org/markup-compatibility/2006" xmlns:o="urn:schemas-microsoft-com:office:office" xmlns:r="http://schemas.openxmlformats.org/officeDocument/2006/relationships" xmlns:m="http://schemas.openxmlformats.org/officeDocument/2006/math" xmlns:v="urn:schemas-microsoft-com:vml" xmlns:wp14="http://schemas.microsoft.com/office/word/2010/wordprocessingDrawing" xmlns:wp="http://schemas.openxmlformats.org/drawingml/2006/wordprocessingDrawing" xmlns:w10="urn:schemas-microsoft-com:office:word" xmlns:w="http://schemas.openxmlformats.org/wordprocessingml/2006/main" xmlns:w14="http://schemas.microsoft.com/office/word/2010/wordml" xmlns:w15="http://schemas.microsoft.com/office/word/2012/wordml" xmlns:w16se="http://schemas.microsoft.com/office/word/2015/wordml/symex" xmlns:wpg="http://schemas.microsoft.com/office/word/2010/wordprocessingGroup" xmlns:wpi="http://schemas.microsoft.com/office/word/2010/wordprocessingInk" xmlns:wne="http://schemas.microsoft.com/office/word/2006/wordml" xmlns:wps="http://schemas.microsoft.com/office/word/2010/wordprocessingShape" mc:Ignorable="w14 w15 w16se wp14">
+<w:document xmlns:wpc="http://schemas.microsoft.com/office/word/2010/wordprocessingCanvas" xmlns:cx="http://schemas.microsoft.com/office/drawing/2014/chartex" xmlns:mc="http://schemas.openxmlformats.org/markup-compatibility/2006" xmlns:o="urn:schemas-microsoft-com:office:office" xmlns:r="http://schemas.openxmlformats.org/officeDocument/2006/relationships" xmlns:m="http://schemas.openxmlformats.org/officeDocument/2006/math" xmlns:v="urn:schemas-microsoft-com:vml" xmlns:wp14="http://schemas.microsoft.com/office/word/2010/wordprocessingDrawing" xmlns:wp="http://schemas.openxmlformats.org/drawingml/2006/wordprocessingDrawing" xmlns:w10="urn:schemas-microsoft-com:office:word" xmlns:w="http://schemas.openxmlformats.org/wordprocessingml/2006/main" xmlns:w14="http://schemas.microsoft.com/office/word/2010/wordml" xmlns:w15="http://schemas.microsoft.com/office/word/2012/wordml" xmlns:w16se="http://schemas.microsoft.com/office/word/2015/wordml/symex" xmlns:wpg="http://schemas.microsoft.com/office/word/2010/wordprocessingGroup" xmlns:wpi="http://schemas.microsoft.com/office/word/2010/wordprocessingInk" xmlns:wne="http://schemas.microsoft.com/office/word/2006/wordml" xmlns:wps="http://schemas.microsoft.com/office/word/2010/wordprocessingShape" mc:Ignorable="w14 w15 w16se wp14">
   <w:body>
     <w:p>
       <w:pPr>
@@ -621,36 +621,16 @@
           <w:szCs w:val="28"/>
           <w:lang w:eastAsia="ru-RU"/>
         </w:rPr>
-        <w:t xml:space="preserve">5) </w:t>
-      </w:r>
-      <w:r>
-        <w:rPr>
-          <w:rFonts w:ascii="Times New Roman" w:hAnsi="Times New Roman" w:cs="Times New Roman"/>
-          <w:sz w:val="28"/>
-          <w:szCs w:val="28"/>
-          <w:lang w:eastAsia="ru-RU"/>
-        </w:rPr>
-        <w:t>Выбор подрядчиков по категориям (декорации, еда, музыка и т.д.)</w:t>
-      </w:r>
-    </w:p>
-    <w:p>
-      <w:pPr>
-        <w:jc w:val="both"/>
-        <w:rPr>
-          <w:rFonts w:ascii="Times New Roman" w:hAnsi="Times New Roman" w:cs="Times New Roman"/>
-          <w:sz w:val="28"/>
-          <w:szCs w:val="28"/>
-          <w:lang w:eastAsia="ru-RU"/>
-        </w:rPr>
-      </w:pPr>
-      <w:r>
-        <w:rPr>
-          <w:rFonts w:ascii="Times New Roman" w:hAnsi="Times New Roman" w:cs="Times New Roman"/>
-          <w:sz w:val="28"/>
-          <w:szCs w:val="28"/>
-          <w:lang w:eastAsia="ru-RU"/>
-        </w:rPr>
-        <w:t xml:space="preserve">6) </w:t>
+        <w:t>5</w:t>
+      </w:r>
+      <w:r>
+        <w:rPr>
+          <w:rFonts w:ascii="Times New Roman" w:hAnsi="Times New Roman" w:cs="Times New Roman"/>
+          <w:sz w:val="28"/>
+          <w:szCs w:val="28"/>
+          <w:lang w:eastAsia="ru-RU"/>
+        </w:rPr>
+        <w:t xml:space="preserve">) </w:t>
       </w:r>
       <w:r>
         <w:rPr>
@@ -679,7 +659,16 @@
           <w:szCs w:val="28"/>
           <w:lang w:eastAsia="ru-RU"/>
         </w:rPr>
-        <w:t xml:space="preserve">7) </w:t>
+        <w:t>6</w:t>
+      </w:r>
+      <w:r>
+        <w:rPr>
+          <w:rFonts w:ascii="Times New Roman" w:hAnsi="Times New Roman" w:cs="Times New Roman"/>
+          <w:sz w:val="28"/>
+          <w:szCs w:val="28"/>
+          <w:lang w:eastAsia="ru-RU"/>
+        </w:rPr>
+        <w:t xml:space="preserve">) </w:t>
       </w:r>
       <w:r>
         <w:rPr>
@@ -708,6 +697,98 @@
           <w:szCs w:val="28"/>
           <w:lang w:eastAsia="ru-RU"/>
         </w:rPr>
+        <w:t>7</w:t>
+      </w:r>
+      <w:bookmarkStart w:id="0" w:name="_GoBack"/>
+      <w:bookmarkEnd w:id="0"/>
+      <w:r>
+        <w:rPr>
+          <w:rFonts w:ascii="Times New Roman" w:hAnsi="Times New Roman" w:cs="Times New Roman"/>
+          <w:sz w:val="28"/>
+          <w:szCs w:val="28"/>
+          <w:lang w:eastAsia="ru-RU"/>
+        </w:rPr>
+        <w:t xml:space="preserve">) </w:t>
+      </w:r>
+      <w:r>
+        <w:rPr>
+          <w:rFonts w:ascii="Times New Roman" w:hAnsi="Times New Roman" w:cs="Times New Roman"/>
+          <w:sz w:val="28"/>
+          <w:szCs w:val="28"/>
+          <w:lang w:eastAsia="ru-RU"/>
+        </w:rPr>
+        <w:t>Просмотр статуса своей заявки</w:t>
+      </w:r>
+    </w:p>
+    <w:p>
+      <w:pPr>
+        <w:jc w:val="both"/>
+        <w:rPr>
+          <w:rFonts w:ascii="Times New Roman" w:hAnsi="Times New Roman" w:cs="Times New Roman"/>
+          <w:i/>
+          <w:sz w:val="28"/>
+          <w:szCs w:val="28"/>
+          <w:lang w:eastAsia="ru-RU"/>
+        </w:rPr>
+      </w:pPr>
+      <w:r>
+        <w:rPr>
+          <w:rFonts w:ascii="Times New Roman" w:hAnsi="Times New Roman" w:cs="Times New Roman"/>
+          <w:sz w:val="28"/>
+          <w:szCs w:val="28"/>
+          <w:lang w:eastAsia="ru-RU"/>
+        </w:rPr>
+        <w:t xml:space="preserve">  </w:t>
+      </w:r>
+      <w:r>
+        <w:rPr>
+          <w:rFonts w:ascii="Times New Roman" w:hAnsi="Times New Roman" w:cs="Times New Roman"/>
+          <w:i/>
+          <w:sz w:val="28"/>
+          <w:szCs w:val="28"/>
+          <w:lang w:eastAsia="ru-RU"/>
+        </w:rPr>
+        <w:t xml:space="preserve"> </w:t>
+      </w:r>
+      <w:r>
+        <w:rPr>
+          <w:rFonts w:ascii="Times New Roman" w:hAnsi="Times New Roman" w:cs="Times New Roman"/>
+          <w:i/>
+          <w:sz w:val="28"/>
+          <w:szCs w:val="28"/>
+          <w:lang w:eastAsia="ru-RU"/>
+        </w:rPr>
+        <w:t xml:space="preserve"> </w:t>
+      </w:r>
+      <w:r>
+        <w:rPr>
+          <w:rFonts w:ascii="Times New Roman" w:hAnsi="Times New Roman" w:cs="Times New Roman"/>
+          <w:i/>
+          <w:sz w:val="28"/>
+          <w:szCs w:val="28"/>
+          <w:lang w:eastAsia="ru-RU"/>
+        </w:rPr>
+        <w:t>2.  Мероприятия:</w:t>
+      </w:r>
+    </w:p>
+    <w:p>
+      <w:pPr>
+        <w:jc w:val="both"/>
+        <w:rPr>
+          <w:rFonts w:ascii="Times New Roman" w:hAnsi="Times New Roman" w:cs="Times New Roman"/>
+          <w:sz w:val="28"/>
+          <w:szCs w:val="28"/>
+          <w:lang w:eastAsia="ru-RU"/>
+        </w:rPr>
+      </w:pPr>
+      <w:r>
+        <w:rPr>
+          <w:rFonts w:ascii="Times New Roman" w:hAnsi="Times New Roman" w:cs="Times New Roman"/>
+          <w:sz w:val="28"/>
+          <w:szCs w:val="28"/>
+          <w:lang w:eastAsia="ru-RU"/>
+        </w:rPr>
+        <w:lastRenderedPageBreak/>
         <w:t xml:space="preserve">8) </w:t>
       </w:r>
       <w:r>
@@ -717,7 +798,94 @@
           <w:szCs w:val="28"/>
           <w:lang w:eastAsia="ru-RU"/>
         </w:rPr>
-        <w:t>Просмотр статуса своей заявки</w:t>
+        <w:t>CRUD мероприятиями</w:t>
+      </w:r>
+    </w:p>
+    <w:p>
+      <w:pPr>
+        <w:jc w:val="both"/>
+        <w:rPr>
+          <w:rFonts w:ascii="Times New Roman" w:hAnsi="Times New Roman" w:cs="Times New Roman"/>
+          <w:sz w:val="28"/>
+          <w:szCs w:val="28"/>
+          <w:lang w:eastAsia="ru-RU"/>
+        </w:rPr>
+      </w:pPr>
+      <w:r>
+        <w:rPr>
+          <w:rFonts w:ascii="Times New Roman" w:hAnsi="Times New Roman" w:cs="Times New Roman"/>
+          <w:sz w:val="28"/>
+          <w:szCs w:val="28"/>
+          <w:lang w:eastAsia="ru-RU"/>
+        </w:rPr>
+        <w:t xml:space="preserve">9) </w:t>
+      </w:r>
+      <w:r>
+        <w:rPr>
+          <w:rFonts w:ascii="Times New Roman" w:hAnsi="Times New Roman" w:cs="Times New Roman"/>
+          <w:sz w:val="28"/>
+          <w:szCs w:val="28"/>
+          <w:lang w:eastAsia="ru-RU"/>
+        </w:rPr>
+        <w:t>Фиксация даты, времени, места и количества участников</w:t>
+      </w:r>
+    </w:p>
+    <w:p>
+      <w:pPr>
+        <w:jc w:val="both"/>
+        <w:rPr>
+          <w:rFonts w:ascii="Times New Roman" w:hAnsi="Times New Roman" w:cs="Times New Roman"/>
+          <w:sz w:val="28"/>
+          <w:szCs w:val="28"/>
+          <w:lang w:eastAsia="ru-RU"/>
+        </w:rPr>
+      </w:pPr>
+      <w:r>
+        <w:rPr>
+          <w:rFonts w:ascii="Times New Roman" w:hAnsi="Times New Roman" w:cs="Times New Roman"/>
+          <w:sz w:val="28"/>
+          <w:szCs w:val="28"/>
+          <w:lang w:eastAsia="ru-RU"/>
+        </w:rPr>
+        <w:t xml:space="preserve">10) </w:t>
+      </w:r>
+      <w:r>
+        <w:rPr>
+          <w:rFonts w:ascii="Times New Roman" w:hAnsi="Times New Roman" w:cs="Times New Roman"/>
+          <w:sz w:val="28"/>
+          <w:szCs w:val="28"/>
+          <w:lang w:eastAsia="ru-RU"/>
+        </w:rPr>
+        <w:t>Подбор площадки с учётом количества участников</w:t>
+      </w:r>
+    </w:p>
+    <w:p>
+      <w:pPr>
+        <w:jc w:val="both"/>
+        <w:rPr>
+          <w:rFonts w:ascii="Times New Roman" w:hAnsi="Times New Roman" w:cs="Times New Roman"/>
+          <w:sz w:val="28"/>
+          <w:szCs w:val="28"/>
+          <w:lang w:eastAsia="ru-RU"/>
+        </w:rPr>
+      </w:pPr>
+      <w:r>
+        <w:rPr>
+          <w:rFonts w:ascii="Times New Roman" w:hAnsi="Times New Roman" w:cs="Times New Roman"/>
+          <w:sz w:val="28"/>
+          <w:szCs w:val="28"/>
+          <w:lang w:eastAsia="ru-RU"/>
+        </w:rPr>
+        <w:t xml:space="preserve">11) </w:t>
+      </w:r>
+      <w:r>
+        <w:rPr>
+          <w:rFonts w:ascii="Times New Roman" w:hAnsi="Times New Roman" w:cs="Times New Roman"/>
+          <w:sz w:val="28"/>
+          <w:szCs w:val="28"/>
+          <w:lang w:eastAsia="ru-RU"/>
+        </w:rPr>
+        <w:t>Автоматическое бронирование площадки на дату мероприятия</w:t>
       </w:r>
     </w:p>
     <w:p>
@@ -738,7 +906,6 @@
           <w:szCs w:val="28"/>
           <w:lang w:eastAsia="ru-RU"/>
         </w:rPr>
-        <w:lastRenderedPageBreak/>
         <w:t xml:space="preserve">  </w:t>
       </w:r>
       <w:r>
@@ -749,7 +916,7 @@
           <w:szCs w:val="28"/>
           <w:lang w:eastAsia="ru-RU"/>
         </w:rPr>
-        <w:t xml:space="preserve"> </w:t>
+        <w:t>3. Услуги</w:t>
       </w:r>
       <w:r>
         <w:rPr>
@@ -759,9 +926,117 @@
           <w:szCs w:val="28"/>
           <w:lang w:eastAsia="ru-RU"/>
         </w:rPr>
-        <w:t xml:space="preserve"> </w:t>
-      </w:r>
-      <w:r>
+        <w:t>:</w:t>
+      </w:r>
+    </w:p>
+    <w:p>
+      <w:pPr>
+        <w:jc w:val="both"/>
+        <w:rPr>
+          <w:rFonts w:ascii="Times New Roman" w:hAnsi="Times New Roman" w:cs="Times New Roman"/>
+          <w:sz w:val="28"/>
+          <w:szCs w:val="28"/>
+          <w:lang w:eastAsia="ru-RU"/>
+        </w:rPr>
+      </w:pPr>
+      <w:r>
+        <w:rPr>
+          <w:rFonts w:ascii="Times New Roman" w:hAnsi="Times New Roman" w:cs="Times New Roman"/>
+          <w:sz w:val="28"/>
+          <w:szCs w:val="28"/>
+          <w:lang w:eastAsia="ru-RU"/>
+        </w:rPr>
+        <w:t xml:space="preserve">12) </w:t>
+      </w:r>
+      <w:r>
+        <w:rPr>
+          <w:rFonts w:ascii="Times New Roman" w:hAnsi="Times New Roman" w:cs="Times New Roman"/>
+          <w:sz w:val="28"/>
+          <w:szCs w:val="28"/>
+          <w:lang w:eastAsia="ru-RU"/>
+        </w:rPr>
+        <w:t>CRUD услугами</w:t>
+      </w:r>
+      <w:r>
+        <w:rPr>
+          <w:rFonts w:ascii="Times New Roman" w:hAnsi="Times New Roman" w:cs="Times New Roman"/>
+          <w:sz w:val="28"/>
+          <w:szCs w:val="28"/>
+          <w:lang w:eastAsia="ru-RU"/>
+        </w:rPr>
+        <w:t xml:space="preserve"> с стороны менеджера</w:t>
+      </w:r>
+    </w:p>
+    <w:p>
+      <w:pPr>
+        <w:jc w:val="both"/>
+        <w:rPr>
+          <w:rFonts w:ascii="Times New Roman" w:hAnsi="Times New Roman" w:cs="Times New Roman"/>
+          <w:sz w:val="28"/>
+          <w:szCs w:val="28"/>
+          <w:lang w:eastAsia="ru-RU"/>
+        </w:rPr>
+      </w:pPr>
+      <w:r>
+        <w:rPr>
+          <w:rFonts w:ascii="Times New Roman" w:hAnsi="Times New Roman" w:cs="Times New Roman"/>
+          <w:sz w:val="28"/>
+          <w:szCs w:val="28"/>
+          <w:lang w:eastAsia="ru-RU"/>
+        </w:rPr>
+        <w:t>13)</w:t>
+      </w:r>
+      <w:r>
+        <w:rPr>
+          <w:rFonts w:ascii="Times New Roman" w:hAnsi="Times New Roman" w:cs="Times New Roman"/>
+          <w:sz w:val="28"/>
+          <w:szCs w:val="28"/>
+          <w:lang w:eastAsia="ru-RU"/>
+        </w:rPr>
+        <w:t>Автоматическое добавление базовых услуг</w:t>
+      </w:r>
+    </w:p>
+    <w:p>
+      <w:pPr>
+        <w:jc w:val="both"/>
+        <w:rPr>
+          <w:rFonts w:ascii="Times New Roman" w:hAnsi="Times New Roman" w:cs="Times New Roman"/>
+          <w:sz w:val="28"/>
+          <w:szCs w:val="28"/>
+          <w:lang w:eastAsia="ru-RU"/>
+        </w:rPr>
+      </w:pPr>
+      <w:r>
+        <w:rPr>
+          <w:rFonts w:ascii="Times New Roman" w:hAnsi="Times New Roman" w:cs="Times New Roman"/>
+          <w:sz w:val="28"/>
+          <w:szCs w:val="28"/>
+          <w:lang w:eastAsia="ru-RU"/>
+        </w:rPr>
+        <w:t>14</w:t>
+      </w:r>
+      <w:r>
+        <w:rPr>
+          <w:rFonts w:ascii="Times New Roman" w:hAnsi="Times New Roman" w:cs="Times New Roman"/>
+          <w:sz w:val="28"/>
+          <w:szCs w:val="28"/>
+          <w:lang w:eastAsia="ru-RU"/>
+        </w:rPr>
+        <w:t xml:space="preserve">) </w:t>
+      </w:r>
+      <w:r>
+        <w:rPr>
+          <w:rFonts w:ascii="Times New Roman" w:hAnsi="Times New Roman" w:cs="Times New Roman"/>
+          <w:sz w:val="28"/>
+          <w:szCs w:val="28"/>
+          <w:lang w:eastAsia="ru-RU"/>
+        </w:rPr>
+        <w:t>Привязка к локации контактного номера телефона ответственного лица</w:t>
+      </w:r>
+    </w:p>
+    <w:p>
+      <w:pPr>
+        <w:jc w:val="both"/>
         <w:rPr>
           <w:rFonts w:ascii="Times New Roman" w:hAnsi="Times New Roman" w:cs="Times New Roman"/>
           <w:i/>
@@ -769,128 +1044,17 @@
           <w:szCs w:val="28"/>
           <w:lang w:eastAsia="ru-RU"/>
         </w:rPr>
-        <w:t>2.  Мероприятия:</w:t>
-      </w:r>
-    </w:p>
-    <w:p>
-      <w:pPr>
-        <w:jc w:val="both"/>
-        <w:rPr>
-          <w:rFonts w:ascii="Times New Roman" w:hAnsi="Times New Roman" w:cs="Times New Roman"/>
-          <w:sz w:val="28"/>
-          <w:szCs w:val="28"/>
-          <w:lang w:eastAsia="ru-RU"/>
-        </w:rPr>
-      </w:pPr>
-      <w:r>
-        <w:rPr>
-          <w:rFonts w:ascii="Times New Roman" w:hAnsi="Times New Roman" w:cs="Times New Roman"/>
-          <w:sz w:val="28"/>
-          <w:szCs w:val="28"/>
-          <w:lang w:eastAsia="ru-RU"/>
-        </w:rPr>
-        <w:t xml:space="preserve">8) </w:t>
-      </w:r>
-      <w:r>
-        <w:rPr>
-          <w:rFonts w:ascii="Times New Roman" w:hAnsi="Times New Roman" w:cs="Times New Roman"/>
-          <w:sz w:val="28"/>
-          <w:szCs w:val="28"/>
-          <w:lang w:eastAsia="ru-RU"/>
-        </w:rPr>
-        <w:t>CRUD мероприятиями</w:t>
-      </w:r>
-    </w:p>
-    <w:p>
-      <w:pPr>
-        <w:jc w:val="both"/>
-        <w:rPr>
-          <w:rFonts w:ascii="Times New Roman" w:hAnsi="Times New Roman" w:cs="Times New Roman"/>
-          <w:sz w:val="28"/>
-          <w:szCs w:val="28"/>
-          <w:lang w:eastAsia="ru-RU"/>
-        </w:rPr>
-      </w:pPr>
-      <w:r>
-        <w:rPr>
-          <w:rFonts w:ascii="Times New Roman" w:hAnsi="Times New Roman" w:cs="Times New Roman"/>
-          <w:sz w:val="28"/>
-          <w:szCs w:val="28"/>
-          <w:lang w:eastAsia="ru-RU"/>
-        </w:rPr>
-        <w:t xml:space="preserve">9) </w:t>
-      </w:r>
-      <w:r>
-        <w:rPr>
-          <w:rFonts w:ascii="Times New Roman" w:hAnsi="Times New Roman" w:cs="Times New Roman"/>
-          <w:sz w:val="28"/>
-          <w:szCs w:val="28"/>
-          <w:lang w:eastAsia="ru-RU"/>
-        </w:rPr>
-        <w:t>Фиксация даты, времени, места и количества участников</w:t>
-      </w:r>
-    </w:p>
-    <w:p>
-      <w:pPr>
-        <w:jc w:val="both"/>
-        <w:rPr>
-          <w:rFonts w:ascii="Times New Roman" w:hAnsi="Times New Roman" w:cs="Times New Roman"/>
-          <w:sz w:val="28"/>
-          <w:szCs w:val="28"/>
-          <w:lang w:eastAsia="ru-RU"/>
-        </w:rPr>
-      </w:pPr>
-      <w:r>
-        <w:rPr>
-          <w:rFonts w:ascii="Times New Roman" w:hAnsi="Times New Roman" w:cs="Times New Roman"/>
-          <w:sz w:val="28"/>
-          <w:szCs w:val="28"/>
-          <w:lang w:eastAsia="ru-RU"/>
-        </w:rPr>
-        <w:t xml:space="preserve">10) </w:t>
-      </w:r>
-      <w:r>
-        <w:rPr>
-          <w:rFonts w:ascii="Times New Roman" w:hAnsi="Times New Roman" w:cs="Times New Roman"/>
-          <w:sz w:val="28"/>
-          <w:szCs w:val="28"/>
-          <w:lang w:eastAsia="ru-RU"/>
-        </w:rPr>
-        <w:t>Подбор площадки с учётом количества участников</w:t>
-      </w:r>
-    </w:p>
-    <w:p>
-      <w:pPr>
-        <w:jc w:val="both"/>
-        <w:rPr>
-          <w:rFonts w:ascii="Times New Roman" w:hAnsi="Times New Roman" w:cs="Times New Roman"/>
-          <w:sz w:val="28"/>
-          <w:szCs w:val="28"/>
-          <w:lang w:eastAsia="ru-RU"/>
-        </w:rPr>
-      </w:pPr>
-      <w:r>
-        <w:rPr>
-          <w:rFonts w:ascii="Times New Roman" w:hAnsi="Times New Roman" w:cs="Times New Roman"/>
-          <w:sz w:val="28"/>
-          <w:szCs w:val="28"/>
-          <w:lang w:eastAsia="ru-RU"/>
-        </w:rPr>
-        <w:t xml:space="preserve">11) </w:t>
-      </w:r>
-      <w:r>
-        <w:rPr>
-          <w:rFonts w:ascii="Times New Roman" w:hAnsi="Times New Roman" w:cs="Times New Roman"/>
-          <w:sz w:val="28"/>
-          <w:szCs w:val="28"/>
-          <w:lang w:eastAsia="ru-RU"/>
-        </w:rPr>
-        <w:t>Автоматическое бронирование площадки на дату мероприятия</w:t>
-      </w:r>
-    </w:p>
-    <w:p>
-      <w:pPr>
-        <w:jc w:val="both"/>
+      </w:pPr>
+      <w:r>
+        <w:rPr>
+          <w:rFonts w:ascii="Times New Roman" w:hAnsi="Times New Roman" w:cs="Times New Roman"/>
+          <w:sz w:val="28"/>
+          <w:szCs w:val="28"/>
+          <w:lang w:eastAsia="ru-RU"/>
+        </w:rPr>
+        <w:t xml:space="preserve">   </w:t>
+      </w:r>
+      <w:r>
         <w:rPr>
           <w:rFonts w:ascii="Times New Roman" w:hAnsi="Times New Roman" w:cs="Times New Roman"/>
           <w:i/>
@@ -898,17 +1062,202 @@
           <w:szCs w:val="28"/>
           <w:lang w:eastAsia="ru-RU"/>
         </w:rPr>
-      </w:pPr>
-      <w:r>
-        <w:rPr>
-          <w:rFonts w:ascii="Times New Roman" w:hAnsi="Times New Roman" w:cs="Times New Roman"/>
-          <w:sz w:val="28"/>
-          <w:szCs w:val="28"/>
-          <w:lang w:eastAsia="ru-RU"/>
-        </w:rPr>
-        <w:t xml:space="preserve">  </w:t>
-      </w:r>
-      <w:r>
+        <w:t>4. Смета и оплата:</w:t>
+      </w:r>
+    </w:p>
+    <w:p>
+      <w:pPr>
+        <w:jc w:val="both"/>
+        <w:rPr>
+          <w:rFonts w:ascii="Times New Roman" w:hAnsi="Times New Roman" w:cs="Times New Roman"/>
+          <w:sz w:val="28"/>
+          <w:szCs w:val="28"/>
+          <w:lang w:eastAsia="ru-RU"/>
+        </w:rPr>
+      </w:pPr>
+      <w:r>
+        <w:rPr>
+          <w:rFonts w:ascii="Times New Roman" w:hAnsi="Times New Roman" w:cs="Times New Roman"/>
+          <w:sz w:val="28"/>
+          <w:szCs w:val="28"/>
+          <w:lang w:eastAsia="ru-RU"/>
+        </w:rPr>
+        <w:t>15</w:t>
+      </w:r>
+      <w:r>
+        <w:rPr>
+          <w:rFonts w:ascii="Times New Roman" w:hAnsi="Times New Roman" w:cs="Times New Roman"/>
+          <w:sz w:val="28"/>
+          <w:szCs w:val="28"/>
+          <w:lang w:eastAsia="ru-RU"/>
+        </w:rPr>
+        <w:t xml:space="preserve">) </w:t>
+      </w:r>
+      <w:r>
+        <w:rPr>
+          <w:rFonts w:ascii="Times New Roman" w:hAnsi="Times New Roman" w:cs="Times New Roman"/>
+          <w:sz w:val="28"/>
+          <w:szCs w:val="28"/>
+          <w:lang w:eastAsia="ru-RU"/>
+        </w:rPr>
+        <w:t>Формирование сметы на основе выбранных услуг</w:t>
+      </w:r>
+    </w:p>
+    <w:p>
+      <w:pPr>
+        <w:jc w:val="both"/>
+        <w:rPr>
+          <w:rFonts w:ascii="Times New Roman" w:hAnsi="Times New Roman" w:cs="Times New Roman"/>
+          <w:sz w:val="28"/>
+          <w:szCs w:val="28"/>
+          <w:lang w:eastAsia="ru-RU"/>
+        </w:rPr>
+      </w:pPr>
+      <w:r>
+        <w:rPr>
+          <w:rFonts w:ascii="Times New Roman" w:hAnsi="Times New Roman" w:cs="Times New Roman"/>
+          <w:sz w:val="28"/>
+          <w:szCs w:val="28"/>
+          <w:lang w:eastAsia="ru-RU"/>
+        </w:rPr>
+        <w:t>16</w:t>
+      </w:r>
+      <w:r>
+        <w:rPr>
+          <w:rFonts w:ascii="Times New Roman" w:hAnsi="Times New Roman" w:cs="Times New Roman"/>
+          <w:sz w:val="28"/>
+          <w:szCs w:val="28"/>
+          <w:lang w:eastAsia="ru-RU"/>
+        </w:rPr>
+        <w:t xml:space="preserve">) </w:t>
+      </w:r>
+      <w:r>
+        <w:rPr>
+          <w:rFonts w:ascii="Times New Roman" w:hAnsi="Times New Roman" w:cs="Times New Roman"/>
+          <w:sz w:val="28"/>
+          <w:szCs w:val="28"/>
+          <w:lang w:eastAsia="ru-RU"/>
+        </w:rPr>
+        <w:t>Расчет стоимости: автоматический подсчет суммы сметы</w:t>
+      </w:r>
+    </w:p>
+    <w:p>
+      <w:pPr>
+        <w:jc w:val="both"/>
+        <w:rPr>
+          <w:rFonts w:ascii="Times New Roman" w:hAnsi="Times New Roman" w:cs="Times New Roman"/>
+          <w:sz w:val="28"/>
+          <w:szCs w:val="28"/>
+          <w:lang w:eastAsia="ru-RU"/>
+        </w:rPr>
+      </w:pPr>
+      <w:r>
+        <w:rPr>
+          <w:rFonts w:ascii="Times New Roman" w:hAnsi="Times New Roman" w:cs="Times New Roman"/>
+          <w:sz w:val="28"/>
+          <w:szCs w:val="28"/>
+          <w:lang w:eastAsia="ru-RU"/>
+        </w:rPr>
+        <w:t>17</w:t>
+      </w:r>
+      <w:r>
+        <w:rPr>
+          <w:rFonts w:ascii="Times New Roman" w:hAnsi="Times New Roman" w:cs="Times New Roman"/>
+          <w:sz w:val="28"/>
+          <w:szCs w:val="28"/>
+          <w:lang w:eastAsia="ru-RU"/>
+        </w:rPr>
+        <w:t xml:space="preserve">) </w:t>
+      </w:r>
+      <w:r>
+        <w:rPr>
+          <w:rFonts w:ascii="Times New Roman" w:hAnsi="Times New Roman" w:cs="Times New Roman"/>
+          <w:sz w:val="28"/>
+          <w:szCs w:val="28"/>
+          <w:lang w:eastAsia="ru-RU"/>
+        </w:rPr>
+        <w:t>Изменение состава услуг и дополнительных расходов</w:t>
+      </w:r>
+    </w:p>
+    <w:p>
+      <w:pPr>
+        <w:jc w:val="both"/>
+        <w:rPr>
+          <w:rFonts w:ascii="Times New Roman" w:hAnsi="Times New Roman" w:cs="Times New Roman"/>
+          <w:sz w:val="28"/>
+          <w:szCs w:val="28"/>
+          <w:lang w:eastAsia="ru-RU"/>
+        </w:rPr>
+      </w:pPr>
+      <w:r>
+        <w:rPr>
+          <w:rFonts w:ascii="Times New Roman" w:hAnsi="Times New Roman" w:cs="Times New Roman"/>
+          <w:sz w:val="28"/>
+          <w:szCs w:val="28"/>
+          <w:lang w:eastAsia="ru-RU"/>
+        </w:rPr>
+        <w:t>18</w:t>
+      </w:r>
+      <w:r>
+        <w:rPr>
+          <w:rFonts w:ascii="Times New Roman" w:hAnsi="Times New Roman" w:cs="Times New Roman"/>
+          <w:sz w:val="28"/>
+          <w:szCs w:val="28"/>
+          <w:lang w:eastAsia="ru-RU"/>
+        </w:rPr>
+        <w:t xml:space="preserve">) </w:t>
+      </w:r>
+      <w:r>
+        <w:rPr>
+          <w:rFonts w:ascii="Times New Roman" w:hAnsi="Times New Roman" w:cs="Times New Roman"/>
+          <w:sz w:val="28"/>
+          <w:szCs w:val="28"/>
+          <w:lang w:eastAsia="ru-RU"/>
+        </w:rPr>
+        <w:t>Учёт задолженности по мероприятию</w:t>
+      </w:r>
+    </w:p>
+    <w:p>
+      <w:pPr>
+        <w:jc w:val="both"/>
+        <w:rPr>
+          <w:rFonts w:ascii="Times New Roman" w:hAnsi="Times New Roman" w:cs="Times New Roman"/>
+          <w:sz w:val="28"/>
+          <w:szCs w:val="28"/>
+          <w:lang w:eastAsia="ru-RU"/>
+        </w:rPr>
+      </w:pPr>
+      <w:r>
+        <w:rPr>
+          <w:rFonts w:ascii="Times New Roman" w:hAnsi="Times New Roman" w:cs="Times New Roman"/>
+          <w:sz w:val="28"/>
+          <w:szCs w:val="28"/>
+          <w:lang w:eastAsia="ru-RU"/>
+        </w:rPr>
+        <w:t>19</w:t>
+      </w:r>
+      <w:r>
+        <w:rPr>
+          <w:rFonts w:ascii="Times New Roman" w:hAnsi="Times New Roman" w:cs="Times New Roman"/>
+          <w:sz w:val="28"/>
+          <w:szCs w:val="28"/>
+          <w:lang w:eastAsia="ru-RU"/>
+        </w:rPr>
+        <w:t xml:space="preserve">) </w:t>
+      </w:r>
+      <w:r>
+        <w:rPr>
+          <w:rFonts w:ascii="Times New Roman" w:hAnsi="Times New Roman" w:cs="Times New Roman"/>
+          <w:sz w:val="28"/>
+          <w:szCs w:val="28"/>
+          <w:lang w:eastAsia="ru-RU"/>
+        </w:rPr>
+        <w:t>Ведение истории платежей</w:t>
+      </w:r>
+    </w:p>
+    <w:p>
+      <w:pPr>
+        <w:jc w:val="both"/>
         <w:rPr>
           <w:rFonts w:ascii="Times New Roman" w:hAnsi="Times New Roman" w:cs="Times New Roman"/>
           <w:i/>
@@ -916,168 +1265,17 @@
           <w:szCs w:val="28"/>
           <w:lang w:eastAsia="ru-RU"/>
         </w:rPr>
-        <w:t>3. Услуги и подрядчики:</w:t>
-      </w:r>
-    </w:p>
-    <w:p>
-      <w:pPr>
-        <w:jc w:val="both"/>
-        <w:rPr>
-          <w:rFonts w:ascii="Times New Roman" w:hAnsi="Times New Roman" w:cs="Times New Roman"/>
-          <w:sz w:val="28"/>
-          <w:szCs w:val="28"/>
-          <w:lang w:eastAsia="ru-RU"/>
-        </w:rPr>
-      </w:pPr>
-      <w:r>
-        <w:rPr>
-          <w:rFonts w:ascii="Times New Roman" w:hAnsi="Times New Roman" w:cs="Times New Roman"/>
-          <w:sz w:val="28"/>
-          <w:szCs w:val="28"/>
-          <w:lang w:eastAsia="ru-RU"/>
-        </w:rPr>
-        <w:t xml:space="preserve">12) </w:t>
-      </w:r>
-      <w:r>
-        <w:rPr>
-          <w:rFonts w:ascii="Times New Roman" w:hAnsi="Times New Roman" w:cs="Times New Roman"/>
-          <w:sz w:val="28"/>
-          <w:szCs w:val="28"/>
-          <w:lang w:eastAsia="ru-RU"/>
-        </w:rPr>
-        <w:t>CRUD услугами</w:t>
-      </w:r>
-    </w:p>
-    <w:p>
-      <w:pPr>
-        <w:jc w:val="both"/>
-        <w:rPr>
-          <w:rFonts w:ascii="Times New Roman" w:hAnsi="Times New Roman" w:cs="Times New Roman"/>
-          <w:sz w:val="28"/>
-          <w:szCs w:val="28"/>
-          <w:lang w:eastAsia="ru-RU"/>
-        </w:rPr>
-      </w:pPr>
-      <w:r>
-        <w:rPr>
-          <w:rFonts w:ascii="Times New Roman" w:hAnsi="Times New Roman" w:cs="Times New Roman"/>
-          <w:sz w:val="28"/>
-          <w:szCs w:val="28"/>
-          <w:lang w:eastAsia="ru-RU"/>
-        </w:rPr>
-        <w:t>13)</w:t>
-      </w:r>
-      <w:r>
-        <w:rPr>
-          <w:rFonts w:ascii="Times New Roman" w:hAnsi="Times New Roman" w:cs="Times New Roman"/>
-          <w:sz w:val="28"/>
-          <w:szCs w:val="28"/>
-          <w:lang w:eastAsia="ru-RU"/>
-        </w:rPr>
-        <w:t>Автоматическое добавление базовых услуг</w:t>
-      </w:r>
-    </w:p>
-    <w:p>
-      <w:pPr>
-        <w:jc w:val="both"/>
-        <w:rPr>
-          <w:rFonts w:ascii="Times New Roman" w:hAnsi="Times New Roman" w:cs="Times New Roman"/>
-          <w:sz w:val="28"/>
-          <w:szCs w:val="28"/>
-          <w:lang w:eastAsia="ru-RU"/>
-        </w:rPr>
-      </w:pPr>
-      <w:r>
-        <w:rPr>
-          <w:rFonts w:ascii="Times New Roman" w:hAnsi="Times New Roman" w:cs="Times New Roman"/>
-          <w:sz w:val="28"/>
-          <w:szCs w:val="28"/>
-          <w:lang w:eastAsia="ru-RU"/>
-        </w:rPr>
-        <w:t xml:space="preserve">14) </w:t>
-      </w:r>
-      <w:r>
-        <w:rPr>
-          <w:rFonts w:ascii="Times New Roman" w:hAnsi="Times New Roman" w:cs="Times New Roman"/>
-          <w:sz w:val="28"/>
-          <w:szCs w:val="28"/>
-          <w:lang w:eastAsia="ru-RU"/>
-        </w:rPr>
-        <w:t>Выбор подрядчиков для оказываемых услуг</w:t>
-      </w:r>
-    </w:p>
-    <w:p>
-      <w:pPr>
-        <w:jc w:val="both"/>
-        <w:rPr>
-          <w:rFonts w:ascii="Times New Roman" w:hAnsi="Times New Roman" w:cs="Times New Roman"/>
-          <w:sz w:val="28"/>
-          <w:szCs w:val="28"/>
-          <w:lang w:eastAsia="ru-RU"/>
-        </w:rPr>
-      </w:pPr>
-      <w:r>
-        <w:rPr>
-          <w:rFonts w:ascii="Times New Roman" w:hAnsi="Times New Roman" w:cs="Times New Roman"/>
-          <w:sz w:val="28"/>
-          <w:szCs w:val="28"/>
-          <w:lang w:eastAsia="ru-RU"/>
-        </w:rPr>
-        <w:t xml:space="preserve">15) </w:t>
-      </w:r>
-      <w:proofErr w:type="spellStart"/>
-      <w:r>
-        <w:rPr>
-          <w:rFonts w:ascii="Times New Roman" w:hAnsi="Times New Roman" w:cs="Times New Roman"/>
-          <w:sz w:val="28"/>
-          <w:szCs w:val="28"/>
-          <w:lang w:eastAsia="ru-RU"/>
-        </w:rPr>
-        <w:t>Автоназначение</w:t>
-      </w:r>
-      <w:proofErr w:type="spellEnd"/>
-      <w:r>
-        <w:rPr>
-          <w:rFonts w:ascii="Times New Roman" w:hAnsi="Times New Roman" w:cs="Times New Roman"/>
-          <w:sz w:val="28"/>
-          <w:szCs w:val="28"/>
-          <w:lang w:eastAsia="ru-RU"/>
-        </w:rPr>
-        <w:t xml:space="preserve"> ответственного сотрудника, если услугу оказывает сама компания</w:t>
-      </w:r>
-    </w:p>
-    <w:p>
-      <w:pPr>
-        <w:jc w:val="both"/>
-        <w:rPr>
-          <w:rFonts w:ascii="Times New Roman" w:hAnsi="Times New Roman" w:cs="Times New Roman"/>
-          <w:sz w:val="28"/>
-          <w:szCs w:val="28"/>
-          <w:lang w:eastAsia="ru-RU"/>
-        </w:rPr>
-      </w:pPr>
-      <w:r>
-        <w:rPr>
-          <w:rFonts w:ascii="Times New Roman" w:hAnsi="Times New Roman" w:cs="Times New Roman"/>
-          <w:sz w:val="28"/>
-          <w:szCs w:val="28"/>
-          <w:lang w:eastAsia="ru-RU"/>
-        </w:rPr>
-        <w:t xml:space="preserve">16) </w:t>
-      </w:r>
-      <w:r>
-        <w:rPr>
-          <w:rFonts w:ascii="Times New Roman" w:hAnsi="Times New Roman" w:cs="Times New Roman"/>
-          <w:sz w:val="28"/>
-          <w:szCs w:val="28"/>
-          <w:lang w:eastAsia="ru-RU"/>
-        </w:rPr>
-        <w:t>Привязка к локации контактного номера телефона ответственного лица</w:t>
-      </w:r>
-    </w:p>
-    <w:p>
-      <w:pPr>
-        <w:jc w:val="both"/>
+      </w:pPr>
+      <w:r>
+        <w:rPr>
+          <w:rFonts w:ascii="Times New Roman" w:hAnsi="Times New Roman" w:cs="Times New Roman"/>
+          <w:sz w:val="28"/>
+          <w:szCs w:val="28"/>
+          <w:lang w:eastAsia="ru-RU"/>
+        </w:rPr>
+        <w:t xml:space="preserve">   </w:t>
+      </w:r>
+      <w:r>
         <w:rPr>
           <w:rFonts w:ascii="Times New Roman" w:hAnsi="Times New Roman" w:cs="Times New Roman"/>
           <w:i/>
@@ -1085,200 +1283,6 @@
           <w:szCs w:val="28"/>
           <w:lang w:eastAsia="ru-RU"/>
         </w:rPr>
-      </w:pPr>
-      <w:r>
-        <w:rPr>
-          <w:rFonts w:ascii="Times New Roman" w:hAnsi="Times New Roman" w:cs="Times New Roman"/>
-          <w:sz w:val="28"/>
-          <w:szCs w:val="28"/>
-          <w:lang w:eastAsia="ru-RU"/>
-        </w:rPr>
-        <w:t xml:space="preserve">   </w:t>
-      </w:r>
-      <w:r>
-        <w:rPr>
-          <w:rFonts w:ascii="Times New Roman" w:hAnsi="Times New Roman" w:cs="Times New Roman"/>
-          <w:i/>
-          <w:sz w:val="28"/>
-          <w:szCs w:val="28"/>
-          <w:lang w:eastAsia="ru-RU"/>
-        </w:rPr>
-        <w:t>4. Смета и оплата:</w:t>
-      </w:r>
-    </w:p>
-    <w:p>
-      <w:pPr>
-        <w:jc w:val="both"/>
-        <w:rPr>
-          <w:rFonts w:ascii="Times New Roman" w:hAnsi="Times New Roman" w:cs="Times New Roman"/>
-          <w:sz w:val="28"/>
-          <w:szCs w:val="28"/>
-          <w:lang w:eastAsia="ru-RU"/>
-        </w:rPr>
-      </w:pPr>
-      <w:r>
-        <w:rPr>
-          <w:rFonts w:ascii="Times New Roman" w:hAnsi="Times New Roman" w:cs="Times New Roman"/>
-          <w:sz w:val="28"/>
-          <w:szCs w:val="28"/>
-          <w:lang w:eastAsia="ru-RU"/>
-        </w:rPr>
-        <w:t xml:space="preserve">17) </w:t>
-      </w:r>
-      <w:r>
-        <w:rPr>
-          <w:rFonts w:ascii="Times New Roman" w:hAnsi="Times New Roman" w:cs="Times New Roman"/>
-          <w:sz w:val="28"/>
-          <w:szCs w:val="28"/>
-          <w:lang w:eastAsia="ru-RU"/>
-        </w:rPr>
-        <w:t>Формирование сметы на основе выбранных услуг</w:t>
-      </w:r>
-    </w:p>
-    <w:p>
-      <w:pPr>
-        <w:jc w:val="both"/>
-        <w:rPr>
-          <w:rFonts w:ascii="Times New Roman" w:hAnsi="Times New Roman" w:cs="Times New Roman"/>
-          <w:sz w:val="28"/>
-          <w:szCs w:val="28"/>
-          <w:lang w:eastAsia="ru-RU"/>
-        </w:rPr>
-      </w:pPr>
-      <w:r>
-        <w:rPr>
-          <w:rFonts w:ascii="Times New Roman" w:hAnsi="Times New Roman" w:cs="Times New Roman"/>
-          <w:sz w:val="28"/>
-          <w:szCs w:val="28"/>
-          <w:lang w:eastAsia="ru-RU"/>
-        </w:rPr>
-        <w:t xml:space="preserve">18) </w:t>
-      </w:r>
-      <w:r>
-        <w:rPr>
-          <w:rFonts w:ascii="Times New Roman" w:hAnsi="Times New Roman" w:cs="Times New Roman"/>
-          <w:sz w:val="28"/>
-          <w:szCs w:val="28"/>
-          <w:lang w:eastAsia="ru-RU"/>
-        </w:rPr>
-        <w:t>Расчет стоимости: автоматический подсчет суммы сметы</w:t>
-      </w:r>
-    </w:p>
-    <w:p>
-      <w:pPr>
-        <w:jc w:val="both"/>
-        <w:rPr>
-          <w:rFonts w:ascii="Times New Roman" w:hAnsi="Times New Roman" w:cs="Times New Roman"/>
-          <w:sz w:val="28"/>
-          <w:szCs w:val="28"/>
-          <w:lang w:eastAsia="ru-RU"/>
-        </w:rPr>
-      </w:pPr>
-      <w:r>
-        <w:rPr>
-          <w:rFonts w:ascii="Times New Roman" w:hAnsi="Times New Roman" w:cs="Times New Roman"/>
-          <w:sz w:val="28"/>
-          <w:szCs w:val="28"/>
-          <w:lang w:eastAsia="ru-RU"/>
-        </w:rPr>
-        <w:t xml:space="preserve">19) </w:t>
-      </w:r>
-      <w:r>
-        <w:rPr>
-          <w:rFonts w:ascii="Times New Roman" w:hAnsi="Times New Roman" w:cs="Times New Roman"/>
-          <w:sz w:val="28"/>
-          <w:szCs w:val="28"/>
-          <w:lang w:eastAsia="ru-RU"/>
-        </w:rPr>
-        <w:t>Изменение состава услуг и дополнительных расходов</w:t>
-      </w:r>
-    </w:p>
-    <w:p>
-      <w:pPr>
-        <w:jc w:val="both"/>
-        <w:rPr>
-          <w:rFonts w:ascii="Times New Roman" w:hAnsi="Times New Roman" w:cs="Times New Roman"/>
-          <w:sz w:val="28"/>
-          <w:szCs w:val="28"/>
-          <w:lang w:eastAsia="ru-RU"/>
-        </w:rPr>
-      </w:pPr>
-      <w:r>
-        <w:rPr>
-          <w:rFonts w:ascii="Times New Roman" w:hAnsi="Times New Roman" w:cs="Times New Roman"/>
-          <w:sz w:val="28"/>
-          <w:szCs w:val="28"/>
-          <w:lang w:eastAsia="ru-RU"/>
-        </w:rPr>
-        <w:t xml:space="preserve">20) </w:t>
-      </w:r>
-      <w:r>
-        <w:rPr>
-          <w:rFonts w:ascii="Times New Roman" w:hAnsi="Times New Roman" w:cs="Times New Roman"/>
-          <w:sz w:val="28"/>
-          <w:szCs w:val="28"/>
-          <w:lang w:eastAsia="ru-RU"/>
-        </w:rPr>
-        <w:t>Учёт задолженности по мероприятию</w:t>
-      </w:r>
-    </w:p>
-    <w:p>
-      <w:pPr>
-        <w:jc w:val="both"/>
-        <w:rPr>
-          <w:rFonts w:ascii="Times New Roman" w:hAnsi="Times New Roman" w:cs="Times New Roman"/>
-          <w:sz w:val="28"/>
-          <w:szCs w:val="28"/>
-          <w:lang w:eastAsia="ru-RU"/>
-        </w:rPr>
-      </w:pPr>
-      <w:r>
-        <w:rPr>
-          <w:rFonts w:ascii="Times New Roman" w:hAnsi="Times New Roman" w:cs="Times New Roman"/>
-          <w:sz w:val="28"/>
-          <w:szCs w:val="28"/>
-          <w:lang w:eastAsia="ru-RU"/>
-        </w:rPr>
-        <w:t xml:space="preserve">21) </w:t>
-      </w:r>
-      <w:r>
-        <w:rPr>
-          <w:rFonts w:ascii="Times New Roman" w:hAnsi="Times New Roman" w:cs="Times New Roman"/>
-          <w:sz w:val="28"/>
-          <w:szCs w:val="28"/>
-          <w:lang w:eastAsia="ru-RU"/>
-        </w:rPr>
-        <w:t>Ведение истории платежей</w:t>
-      </w:r>
-    </w:p>
-    <w:p>
-      <w:pPr>
-        <w:jc w:val="both"/>
-        <w:rPr>
-          <w:rFonts w:ascii="Times New Roman" w:hAnsi="Times New Roman" w:cs="Times New Roman"/>
-          <w:i/>
-          <w:sz w:val="28"/>
-          <w:szCs w:val="28"/>
-          <w:lang w:eastAsia="ru-RU"/>
-        </w:rPr>
-      </w:pPr>
-      <w:r>
-        <w:rPr>
-          <w:rFonts w:ascii="Times New Roman" w:hAnsi="Times New Roman" w:cs="Times New Roman"/>
-          <w:sz w:val="28"/>
-          <w:szCs w:val="28"/>
-          <w:lang w:eastAsia="ru-RU"/>
-        </w:rPr>
-        <w:t xml:space="preserve">   </w:t>
-      </w:r>
-      <w:r>
-        <w:rPr>
-          <w:rFonts w:ascii="Times New Roman" w:hAnsi="Times New Roman" w:cs="Times New Roman"/>
-          <w:i/>
-          <w:sz w:val="28"/>
-          <w:szCs w:val="28"/>
-          <w:lang w:eastAsia="ru-RU"/>
-        </w:rPr>
         <w:t>5. Админ / менеджер:</w:t>
       </w:r>
     </w:p>
@@ -1299,7 +1303,16 @@
           <w:szCs w:val="28"/>
           <w:lang w:eastAsia="ru-RU"/>
         </w:rPr>
-        <w:t xml:space="preserve">22) </w:t>
+        <w:t>20</w:t>
+      </w:r>
+      <w:r>
+        <w:rPr>
+          <w:rFonts w:ascii="Times New Roman" w:hAnsi="Times New Roman" w:cs="Times New Roman"/>
+          <w:sz w:val="28"/>
+          <w:szCs w:val="28"/>
+          <w:lang w:eastAsia="ru-RU"/>
+        </w:rPr>
+        <w:t xml:space="preserve">) </w:t>
       </w:r>
       <w:r>
         <w:rPr>
@@ -1328,7 +1341,16 @@
           <w:szCs w:val="28"/>
           <w:lang w:eastAsia="ru-RU"/>
         </w:rPr>
-        <w:t xml:space="preserve">23) </w:t>
+        <w:t>21</w:t>
+      </w:r>
+      <w:r>
+        <w:rPr>
+          <w:rFonts w:ascii="Times New Roman" w:hAnsi="Times New Roman" w:cs="Times New Roman"/>
+          <w:sz w:val="28"/>
+          <w:szCs w:val="28"/>
+          <w:lang w:eastAsia="ru-RU"/>
+        </w:rPr>
+        <w:t xml:space="preserve">) </w:t>
       </w:r>
       <w:r>
         <w:rPr>
@@ -1357,7 +1379,16 @@
           <w:szCs w:val="28"/>
           <w:lang w:eastAsia="ru-RU"/>
         </w:rPr>
-        <w:t xml:space="preserve">24) </w:t>
+        <w:t>22</w:t>
+      </w:r>
+      <w:r>
+        <w:rPr>
+          <w:rFonts w:ascii="Times New Roman" w:hAnsi="Times New Roman" w:cs="Times New Roman"/>
+          <w:sz w:val="28"/>
+          <w:szCs w:val="28"/>
+          <w:lang w:eastAsia="ru-RU"/>
+        </w:rPr>
+        <w:t xml:space="preserve">) </w:t>
       </w:r>
       <w:r>
         <w:rPr>
@@ -1367,163 +1398,6 @@
           <w:lang w:eastAsia="ru-RU"/>
         </w:rPr>
         <w:t>CRUD локациями (добавление, редактирование, удаление)</w:t>
-      </w:r>
-    </w:p>
-    <w:p>
-      <w:pPr>
-        <w:jc w:val="both"/>
-        <w:rPr>
-          <w:rFonts w:ascii="Times New Roman" w:hAnsi="Times New Roman" w:cs="Times New Roman"/>
-          <w:sz w:val="28"/>
-          <w:szCs w:val="28"/>
-          <w:lang w:eastAsia="ru-RU"/>
-        </w:rPr>
-      </w:pPr>
-      <w:r>
-        <w:rPr>
-          <w:rFonts w:ascii="Times New Roman" w:hAnsi="Times New Roman" w:cs="Times New Roman"/>
-          <w:sz w:val="28"/>
-          <w:szCs w:val="28"/>
-          <w:lang w:eastAsia="ru-RU"/>
-        </w:rPr>
-        <w:t xml:space="preserve">25) </w:t>
-      </w:r>
-      <w:r>
-        <w:rPr>
-          <w:rFonts w:ascii="Times New Roman" w:hAnsi="Times New Roman" w:cs="Times New Roman"/>
-          <w:sz w:val="28"/>
-          <w:szCs w:val="28"/>
-          <w:lang w:eastAsia="ru-RU"/>
-        </w:rPr>
-        <w:t>CRUD подрядчиками (добавление, редактирование, удаление)</w:t>
-      </w:r>
-    </w:p>
-    <w:p>
-      <w:pPr>
-        <w:jc w:val="both"/>
-        <w:rPr>
-          <w:rFonts w:ascii="Times New Roman" w:hAnsi="Times New Roman" w:cs="Times New Roman"/>
-          <w:sz w:val="28"/>
-          <w:szCs w:val="28"/>
-          <w:lang w:eastAsia="ru-RU"/>
-        </w:rPr>
-      </w:pPr>
-      <w:r>
-        <w:rPr>
-          <w:rFonts w:ascii="Times New Roman" w:hAnsi="Times New Roman" w:cs="Times New Roman"/>
-          <w:sz w:val="28"/>
-          <w:szCs w:val="28"/>
-          <w:lang w:eastAsia="ru-RU"/>
-        </w:rPr>
-        <w:t xml:space="preserve">26) </w:t>
-      </w:r>
-      <w:r>
-        <w:rPr>
-          <w:rFonts w:ascii="Times New Roman" w:hAnsi="Times New Roman" w:cs="Times New Roman"/>
-          <w:sz w:val="28"/>
-          <w:szCs w:val="28"/>
-          <w:lang w:eastAsia="ru-RU"/>
-        </w:rPr>
-        <w:t>Привязка подрядчиков к локациям на выбор</w:t>
-      </w:r>
-    </w:p>
-    <w:p>
-      <w:pPr>
-        <w:jc w:val="both"/>
-        <w:rPr>
-          <w:rFonts w:ascii="Times New Roman" w:hAnsi="Times New Roman" w:cs="Times New Roman"/>
-          <w:sz w:val="28"/>
-          <w:szCs w:val="28"/>
-          <w:lang w:eastAsia="ru-RU"/>
-        </w:rPr>
-      </w:pPr>
-      <w:r>
-        <w:rPr>
-          <w:rFonts w:ascii="Times New Roman" w:hAnsi="Times New Roman" w:cs="Times New Roman"/>
-          <w:sz w:val="28"/>
-          <w:szCs w:val="28"/>
-          <w:lang w:eastAsia="ru-RU"/>
-        </w:rPr>
-        <w:t xml:space="preserve">27) </w:t>
-      </w:r>
-      <w:r>
-        <w:rPr>
-          <w:rFonts w:ascii="Times New Roman" w:hAnsi="Times New Roman" w:cs="Times New Roman"/>
-          <w:sz w:val="28"/>
-          <w:szCs w:val="28"/>
-          <w:lang w:eastAsia="ru-RU"/>
-        </w:rPr>
-        <w:t>CRUD пользователями</w:t>
-      </w:r>
-    </w:p>
-    <w:p>
-      <w:pPr>
-        <w:jc w:val="both"/>
-        <w:rPr>
-          <w:rFonts w:ascii="Times New Roman" w:hAnsi="Times New Roman" w:cs="Times New Roman"/>
-          <w:sz w:val="28"/>
-          <w:szCs w:val="28"/>
-          <w:lang w:eastAsia="ru-RU"/>
-        </w:rPr>
-      </w:pPr>
-      <w:r>
-        <w:rPr>
-          <w:rFonts w:ascii="Times New Roman" w:hAnsi="Times New Roman" w:cs="Times New Roman"/>
-          <w:sz w:val="28"/>
-          <w:szCs w:val="28"/>
-          <w:lang w:eastAsia="ru-RU"/>
-        </w:rPr>
-        <w:t xml:space="preserve">28) </w:t>
-      </w:r>
-      <w:r>
-        <w:rPr>
-          <w:rFonts w:ascii="Times New Roman" w:hAnsi="Times New Roman" w:cs="Times New Roman"/>
-          <w:sz w:val="28"/>
-          <w:szCs w:val="28"/>
-          <w:lang w:eastAsia="ru-RU"/>
-        </w:rPr>
-        <w:t>Разграничение прав: создание пользователей только менеджером</w:t>
-      </w:r>
-    </w:p>
-    <w:p>
-      <w:pPr>
-        <w:jc w:val="both"/>
-        <w:rPr>
-          <w:rFonts w:ascii="Times New Roman" w:hAnsi="Times New Roman" w:cs="Times New Roman"/>
-          <w:sz w:val="28"/>
-          <w:szCs w:val="28"/>
-          <w:lang w:eastAsia="ru-RU"/>
-        </w:rPr>
-      </w:pPr>
-      <w:r>
-        <w:rPr>
-          <w:rFonts w:ascii="Times New Roman" w:hAnsi="Times New Roman" w:cs="Times New Roman"/>
-          <w:sz w:val="28"/>
-          <w:szCs w:val="28"/>
-          <w:lang w:eastAsia="ru-RU"/>
-        </w:rPr>
-        <w:lastRenderedPageBreak/>
-        <w:t xml:space="preserve">29) </w:t>
-      </w:r>
-      <w:proofErr w:type="spellStart"/>
-      <w:r>
-        <w:rPr>
-          <w:rFonts w:ascii="Times New Roman" w:hAnsi="Times New Roman" w:cs="Times New Roman"/>
-          <w:sz w:val="28"/>
-          <w:szCs w:val="28"/>
-          <w:lang w:eastAsia="ru-RU"/>
-        </w:rPr>
-        <w:t>Хэширование</w:t>
-      </w:r>
-      <w:proofErr w:type="spellEnd"/>
-      <w:r>
-        <w:rPr>
-          <w:rFonts w:ascii="Times New Roman" w:hAnsi="Times New Roman" w:cs="Times New Roman"/>
-          <w:sz w:val="28"/>
-          <w:szCs w:val="28"/>
-          <w:lang w:eastAsia="ru-RU"/>
-        </w:rPr>
-        <w:t xml:space="preserve"> паролей сотрудников</w:t>
       </w:r>
     </w:p>
     <w:p>
@@ -1613,8 +1487,6 @@
         </w:rPr>
         <w:t>(Совместимость)Доступ с любого устройства без необходимости скачивания программ, работа с современными браузерами.</w:t>
       </w:r>
-      <w:bookmarkStart w:id="0" w:name="_GoBack"/>
-      <w:bookmarkEnd w:id="0"/>
     </w:p>
     <w:p>
       <w:pPr>
@@ -1661,24 +1533,29 @@
           <w:sz w:val="28"/>
           <w:szCs w:val="28"/>
         </w:rPr>
+        <w:lastRenderedPageBreak/>
         <w:t xml:space="preserve">(Надёжность) Система должна работать в течении суток без потери производительности. </w:t>
       </w:r>
     </w:p>
     <w:p>
       <w:pPr>
-        <w:pStyle w:val="a3"/>
-        <w:numPr>
-          <w:ilvl w:val="0"/>
-          <w:numId w:val="21"/>
-        </w:numPr>
-        <w:spacing w:after="0" w:line="360" w:lineRule="auto"/>
-        <w:jc w:val="both"/>
-        <w:rPr>
-          <w:rFonts w:ascii="Times New Roman" w:hAnsi="Times New Roman" w:cs="Times New Roman"/>
-          <w:sz w:val="28"/>
-          <w:szCs w:val="28"/>
-        </w:rPr>
-      </w:pPr>
+        <w:spacing w:after="160" w:line="360" w:lineRule="auto"/>
+        <w:jc w:val="both"/>
+        <w:rPr>
+          <w:rFonts w:ascii="Times New Roman" w:hAnsi="Times New Roman" w:cs="Times New Roman"/>
+          <w:b/>
+          <w:sz w:val="28"/>
+          <w:szCs w:val="28"/>
+        </w:rPr>
+      </w:pPr>
+      <w:r>
+        <w:rPr>
+          <w:rFonts w:ascii="Times New Roman" w:hAnsi="Times New Roman" w:cs="Times New Roman"/>
+          <w:sz w:val="28"/>
+          <w:szCs w:val="28"/>
+        </w:rPr>
+        <w:t xml:space="preserve">     5) </w:t>
+      </w:r>
       <w:r>
         <w:rPr>
           <w:rFonts w:ascii="Times New Roman" w:hAnsi="Times New Roman" w:cs="Times New Roman"/>
@@ -1693,7 +1570,15 @@
           <w:sz w:val="28"/>
           <w:szCs w:val="28"/>
         </w:rPr>
-        <w:t>Пароли сотрудников должны хэшироваться. Создавать новых пользователей может только менеджер.</w:t>
+        <w:t>Пароли сотрудников должны хэшироваться</w:t>
+      </w:r>
+      <w:r>
+        <w:rPr>
+          <w:rFonts w:ascii="Times New Roman" w:hAnsi="Times New Roman" w:cs="Times New Roman"/>
+          <w:sz w:val="28"/>
+          <w:szCs w:val="28"/>
+        </w:rPr>
+        <w:t>.</w:t>
       </w:r>
     </w:p>
     <w:p>
@@ -1703,7 +1588,7 @@
           <w:ilvl w:val="0"/>
           <w:numId w:val="13"/>
         </w:numPr>
-        <w:spacing w:after="160"/>
+        <w:spacing w:after="160" w:line="360" w:lineRule="auto"/>
         <w:jc w:val="both"/>
         <w:rPr>
           <w:rFonts w:ascii="Times New Roman" w:hAnsi="Times New Roman" w:cs="Times New Roman"/>
@@ -1778,11 +1663,18 @@
         <w:jc w:val="both"/>
         <w:rPr>
           <w:rFonts w:ascii="Times New Roman" w:hAnsi="Times New Roman" w:cs="Times New Roman"/>
-          <w:b/>
-          <w:sz w:val="28"/>
-          <w:szCs w:val="28"/>
-        </w:rPr>
-      </w:pPr>
+          <w:sz w:val="28"/>
+          <w:szCs w:val="28"/>
+        </w:rPr>
+      </w:pPr>
+      <w:r>
+        <w:rPr>
+          <w:rFonts w:ascii="Times New Roman" w:hAnsi="Times New Roman" w:cs="Times New Roman"/>
+          <w:sz w:val="28"/>
+          <w:szCs w:val="28"/>
+        </w:rPr>
+        <w:t>Система принимается, если:</w:t>
+      </w:r>
     </w:p>
     <w:p>
       <w:pPr>
@@ -1800,7 +1692,7 @@
           <w:sz w:val="28"/>
           <w:szCs w:val="28"/>
         </w:rPr>
-        <w:t>Система принимается, если:</w:t>
+        <w:t>1. Система позволяет клиенту зарегистрироваться и управлять своим аккаунтом (ФИО, почта, пароль).</w:t>
       </w:r>
     </w:p>
     <w:p>
@@ -1813,6 +1705,14 @@
           <w:szCs w:val="28"/>
         </w:rPr>
       </w:pPr>
+      <w:r>
+        <w:rPr>
+          <w:rFonts w:ascii="Times New Roman" w:hAnsi="Times New Roman" w:cs="Times New Roman"/>
+          <w:sz w:val="28"/>
+          <w:szCs w:val="28"/>
+        </w:rPr>
+        <w:t>2. Система позволяет клиенту выбрать вид мероприятия и увидеть список свободных локаций.</w:t>
+      </w:r>
     </w:p>
     <w:p>
       <w:pPr>
@@ -1830,7 +1730,69 @@
           <w:sz w:val="28"/>
           <w:szCs w:val="28"/>
         </w:rPr>
-        <w:t>1. Система позволяет клиенту зарегистрироваться и управлять своим аккаунтом (ФИО, почта, пароль).</w:t>
+        <w:t xml:space="preserve">3. Система позволяет клиенту выбрать локацию </w:t>
+      </w:r>
+      <w:r>
+        <w:rPr>
+          <w:rFonts w:ascii="Times New Roman" w:hAnsi="Times New Roman" w:cs="Times New Roman"/>
+          <w:sz w:val="28"/>
+          <w:szCs w:val="28"/>
+        </w:rPr>
+        <w:t xml:space="preserve">по </w:t>
+      </w:r>
+      <w:proofErr w:type="gramStart"/>
+      <w:r>
+        <w:rPr>
+          <w:rFonts w:ascii="Times New Roman" w:hAnsi="Times New Roman" w:cs="Times New Roman"/>
+          <w:sz w:val="28"/>
+          <w:szCs w:val="28"/>
+        </w:rPr>
+        <w:t>категориям(</w:t>
+      </w:r>
+      <w:proofErr w:type="gramEnd"/>
+      <w:r>
+        <w:rPr>
+          <w:rFonts w:ascii="Times New Roman" w:hAnsi="Times New Roman" w:cs="Times New Roman"/>
+          <w:sz w:val="28"/>
+          <w:szCs w:val="28"/>
+        </w:rPr>
+        <w:t xml:space="preserve">свадьба, </w:t>
+      </w:r>
+      <w:proofErr w:type="spellStart"/>
+      <w:r>
+        <w:rPr>
+          <w:rFonts w:ascii="Times New Roman" w:hAnsi="Times New Roman" w:cs="Times New Roman"/>
+          <w:sz w:val="28"/>
+          <w:szCs w:val="28"/>
+        </w:rPr>
+        <w:t>др</w:t>
+      </w:r>
+      <w:proofErr w:type="spellEnd"/>
+      <w:r>
+        <w:rPr>
+          <w:rFonts w:ascii="Times New Roman" w:hAnsi="Times New Roman" w:cs="Times New Roman"/>
+          <w:sz w:val="28"/>
+          <w:szCs w:val="28"/>
+        </w:rPr>
+        <w:t xml:space="preserve"> и </w:t>
+      </w:r>
+      <w:proofErr w:type="spellStart"/>
+      <w:r>
+        <w:rPr>
+          <w:rFonts w:ascii="Times New Roman" w:hAnsi="Times New Roman" w:cs="Times New Roman"/>
+          <w:sz w:val="28"/>
+          <w:szCs w:val="28"/>
+        </w:rPr>
+        <w:t>тп</w:t>
+      </w:r>
+      <w:proofErr w:type="spellEnd"/>
+      <w:r>
+        <w:rPr>
+          <w:rFonts w:ascii="Times New Roman" w:hAnsi="Times New Roman" w:cs="Times New Roman"/>
+          <w:sz w:val="28"/>
+          <w:szCs w:val="28"/>
+        </w:rPr>
+        <w:t>.)</w:t>
       </w:r>
     </w:p>
     <w:p>
@@ -1849,7 +1811,7 @@
           <w:sz w:val="28"/>
           <w:szCs w:val="28"/>
         </w:rPr>
-        <w:t>2. Система позволяет клиенту выбрать вид мероприятия и увидеть список свободных локаций.</w:t>
+        <w:t>4. Система позволяет клиенту указать дату, время и количество участников, а также подать заявку.</w:t>
       </w:r>
     </w:p>
     <w:p>
@@ -1868,7 +1830,7 @@
           <w:sz w:val="28"/>
           <w:szCs w:val="28"/>
         </w:rPr>
-        <w:t>3. Система позволяет клиенту выбрать локацию и подрядчиков по категориям (декорации, еда, музыка и т.д.).</w:t>
+        <w:t>5. Система подбирает площадку с учётом количества участников мероприятия.</w:t>
       </w:r>
     </w:p>
     <w:p>
@@ -1887,7 +1849,7 @@
           <w:sz w:val="28"/>
           <w:szCs w:val="28"/>
         </w:rPr>
-        <w:t>4. Система позволяет клиенту указать дату, время и количество участников, а также подать заявку.</w:t>
+        <w:t>6. Система автоматически бронирует площадку на дату мероприятия.</w:t>
       </w:r>
     </w:p>
     <w:p>
@@ -1906,7 +1868,7 @@
           <w:sz w:val="28"/>
           <w:szCs w:val="28"/>
         </w:rPr>
-        <w:t>5. Система подбирает площадку с учётом количества участников мероприятия.</w:t>
+        <w:t>7. Система позволяет админу просматривать, принимать и отклонять поступившие заявки.</w:t>
       </w:r>
     </w:p>
     <w:p>
@@ -1925,8 +1887,15 @@
           <w:sz w:val="28"/>
           <w:szCs w:val="28"/>
         </w:rPr>
-        <w:lastRenderedPageBreak/>
-        <w:t>6. Система автоматически бронирует площадку на дату мероприятия.</w:t>
+        <w:t>8. Система позволяет админу добавлять, редактировать и</w:t>
+      </w:r>
+      <w:r>
+        <w:rPr>
+          <w:rFonts w:ascii="Times New Roman" w:hAnsi="Times New Roman" w:cs="Times New Roman"/>
+          <w:sz w:val="28"/>
+          <w:szCs w:val="28"/>
+        </w:rPr>
+        <w:t xml:space="preserve"> удалять локации.</w:t>
       </w:r>
     </w:p>
     <w:p>
@@ -1945,7 +1914,7 @@
           <w:sz w:val="28"/>
           <w:szCs w:val="28"/>
         </w:rPr>
-        <w:t>7. Система позволяет админу просматривать, принимать и отклонять поступившие заявки.</w:t>
+        <w:t>9. Система формирует смету на основе выбранных услуг с автоматическим расчётом общей стоимости.</w:t>
       </w:r>
     </w:p>
     <w:p>
@@ -1964,7 +1933,7 @@
           <w:sz w:val="28"/>
           <w:szCs w:val="28"/>
         </w:rPr>
-        <w:t>8. Система позволяет админу добавлять, редактировать и удалять локации и подрядчиков, а также привязывать подрядчиков к локациям.</w:t>
+        <w:t>10. Система отслеживает текущую задолженность по мероприятию и сохраняет историю платежей.</w:t>
       </w:r>
     </w:p>
     <w:p>
@@ -1983,7 +1952,33 @@
           <w:sz w:val="28"/>
           <w:szCs w:val="28"/>
         </w:rPr>
-        <w:t>9. Система формирует смету на основе выбранных услуг с автоматическим расчётом общей стоимости.</w:t>
+        <w:t>11</w:t>
+      </w:r>
+      <w:r>
+        <w:rPr>
+          <w:rFonts w:ascii="Times New Roman" w:hAnsi="Times New Roman" w:cs="Times New Roman"/>
+          <w:sz w:val="28"/>
+          <w:szCs w:val="28"/>
+        </w:rPr>
+        <w:t xml:space="preserve">. Пароли сотрудников хранятся в </w:t>
+      </w:r>
+      <w:proofErr w:type="spellStart"/>
+      <w:r>
+        <w:rPr>
+          <w:rFonts w:ascii="Times New Roman" w:hAnsi="Times New Roman" w:cs="Times New Roman"/>
+          <w:sz w:val="28"/>
+          <w:szCs w:val="28"/>
+        </w:rPr>
+        <w:t>хэшированном</w:t>
+      </w:r>
+      <w:proofErr w:type="spellEnd"/>
+      <w:r>
+        <w:rPr>
+          <w:rFonts w:ascii="Times New Roman" w:hAnsi="Times New Roman" w:cs="Times New Roman"/>
+          <w:sz w:val="28"/>
+          <w:szCs w:val="28"/>
+        </w:rPr>
+        <w:t xml:space="preserve"> виде.</w:t>
       </w:r>
     </w:p>
     <w:p>
@@ -2002,82 +1997,15 @@
           <w:sz w:val="28"/>
           <w:szCs w:val="28"/>
         </w:rPr>
-        <w:t>10. Система отслеживает текущую задолженность по мероприятию и сохраняет историю платежей.</w:t>
-      </w:r>
-    </w:p>
-    <w:p>
-      <w:pPr>
-        <w:spacing w:after="160"/>
-        <w:jc w:val="both"/>
-        <w:rPr>
-          <w:rFonts w:ascii="Times New Roman" w:hAnsi="Times New Roman" w:cs="Times New Roman"/>
-          <w:sz w:val="28"/>
-          <w:szCs w:val="28"/>
-        </w:rPr>
-      </w:pPr>
-      <w:r>
-        <w:rPr>
-          <w:rFonts w:ascii="Times New Roman" w:hAnsi="Times New Roman" w:cs="Times New Roman"/>
-          <w:sz w:val="28"/>
-          <w:szCs w:val="28"/>
-        </w:rPr>
-        <w:t>11. Система разграничивает права доступа, создавать пользователей может только менеджер.</w:t>
-      </w:r>
-    </w:p>
-    <w:p>
-      <w:pPr>
-        <w:spacing w:after="160"/>
-        <w:jc w:val="both"/>
-        <w:rPr>
-          <w:rFonts w:ascii="Times New Roman" w:hAnsi="Times New Roman" w:cs="Times New Roman"/>
-          <w:sz w:val="28"/>
-          <w:szCs w:val="28"/>
-        </w:rPr>
-      </w:pPr>
-      <w:r>
-        <w:rPr>
-          <w:rFonts w:ascii="Times New Roman" w:hAnsi="Times New Roman" w:cs="Times New Roman"/>
-          <w:sz w:val="28"/>
-          <w:szCs w:val="28"/>
-        </w:rPr>
-        <w:t xml:space="preserve">12. Пароли сотрудников хранятся в </w:t>
-      </w:r>
-      <w:proofErr w:type="spellStart"/>
-      <w:r>
-        <w:rPr>
-          <w:rFonts w:ascii="Times New Roman" w:hAnsi="Times New Roman" w:cs="Times New Roman"/>
-          <w:sz w:val="28"/>
-          <w:szCs w:val="28"/>
-        </w:rPr>
-        <w:t>хэшированном</w:t>
-      </w:r>
-      <w:proofErr w:type="spellEnd"/>
-      <w:r>
-        <w:rPr>
-          <w:rFonts w:ascii="Times New Roman" w:hAnsi="Times New Roman" w:cs="Times New Roman"/>
-          <w:sz w:val="28"/>
-          <w:szCs w:val="28"/>
-        </w:rPr>
-        <w:t xml:space="preserve"> виде.</w:t>
-      </w:r>
-    </w:p>
-    <w:p>
-      <w:pPr>
-        <w:spacing w:after="160"/>
-        <w:jc w:val="both"/>
-        <w:rPr>
-          <w:rFonts w:ascii="Times New Roman" w:hAnsi="Times New Roman" w:cs="Times New Roman"/>
-          <w:sz w:val="28"/>
-          <w:szCs w:val="28"/>
-        </w:rPr>
-      </w:pPr>
-      <w:r>
-        <w:rPr>
-          <w:rFonts w:ascii="Times New Roman" w:hAnsi="Times New Roman" w:cs="Times New Roman"/>
-          <w:sz w:val="28"/>
-          <w:szCs w:val="28"/>
-        </w:rPr>
-        <w:t>13. Остальные функциональные и нефункциональные требования соблюдены.</w:t>
+        <w:t>12</w:t>
+      </w:r>
+      <w:r>
+        <w:rPr>
+          <w:rFonts w:ascii="Times New Roman" w:hAnsi="Times New Roman" w:cs="Times New Roman"/>
+          <w:sz w:val="28"/>
+          <w:szCs w:val="28"/>
+        </w:rPr>
+        <w:t>. Остальные функциональные и нефункциональные требования соблюдены.</w:t>
       </w:r>
     </w:p>
     <w:p>
@@ -2124,7 +2052,7 @@
 </file>
 
 <file path=word/numbering.xml><?xml version="1.0" encoding="utf-8"?>
-<w:numbering xmlns:wpc="http://schemas.microsoft.com/office/word/2010/wordprocessingCanvas" xmlns:cx="http://schemas.microsoft.com/office/drawing/2014/chartex" xmlns:cx1="http://schemas.microsoft.com/office/drawing/2015/9/8/chartex" xmlns:mc="http://schemas.openxmlformats.org/markup-compatibility/2006" xmlns:o="urn:schemas-microsoft-com:office:office" xmlns:r="http://schemas.openxmlformats.org/officeDocument/2006/relationships" xmlns:m="http://schemas.openxmlformats.org/officeDocument/2006/math" xmlns:v="urn:schemas-microsoft-com:vml" xmlns:wp14="http://schemas.microsoft.com/office/word/2010/wordprocessingDrawing" xmlns:wp="http://schemas.openxmlformats.org/drawingml/2006/wordprocessingDrawing" xmlns:w10="urn:schemas-microsoft-com:office:word" xmlns:w="http://schemas.openxmlformats.org/wordprocessingml/2006/main" xmlns:w14="http://schemas.microsoft.com/office/word/2010/wordml" xmlns:w15="http://schemas.microsoft.com/office/word/2012/wordml" xmlns:w16se="http://schemas.microsoft.com/office/word/2015/wordml/symex" xmlns:wpg="http://schemas.microsoft.com/office/word/2010/wordprocessingGroup" xmlns:wpi="http://schemas.microsoft.com/office/word/2010/wordprocessingInk" xmlns:wne="http://schemas.microsoft.com/office/word/2006/wordml" xmlns:wps="http://schemas.microsoft.com/office/word/2010/wordprocessingShape" mc:Ignorable="w14 w15 w16se wp14">
+<w:numbering xmlns:wpc="http://schemas.microsoft.com/office/word/2010/wordprocessingCanvas" xmlns:cx="http://schemas.microsoft.com/office/drawing/2014/chartex" xmlns:mc="http://schemas.openxmlformats.org/markup-compatibility/2006" xmlns:o="urn:schemas-microsoft-com:office:office" xmlns:r="http://schemas.openxmlformats.org/officeDocument/2006/relationships" xmlns:m="http://schemas.openxmlformats.org/officeDocument/2006/math" xmlns:v="urn:schemas-microsoft-com:vml" xmlns:wp14="http://schemas.microsoft.com/office/word/2010/wordprocessingDrawing" xmlns:wp="http://schemas.openxmlformats.org/drawingml/2006/wordprocessingDrawing" xmlns:w10="urn:schemas-microsoft-com:office:word" xmlns:w="http://schemas.openxmlformats.org/wordprocessingml/2006/main" xmlns:w14="http://schemas.microsoft.com/office/word/2010/wordml" xmlns:w15="http://schemas.microsoft.com/office/word/2012/wordml" xmlns:w16se="http://schemas.microsoft.com/office/word/2015/wordml/symex" xmlns:wpg="http://schemas.microsoft.com/office/word/2010/wordprocessingGroup" xmlns:wpi="http://schemas.microsoft.com/office/word/2010/wordprocessingInk" xmlns:wne="http://schemas.microsoft.com/office/word/2006/wordml" xmlns:wps="http://schemas.microsoft.com/office/word/2010/wordprocessingShape" mc:Ignorable="w14 w15 w16se wp14">
   <w:abstractNum w:abstractNumId="0" w15:restartNumberingAfterBreak="0">
     <w:nsid w:val="03627F4F"/>
     <w:multiLevelType w:val="hybridMultilevel"/>
